--- a/00-首页/题组Word/第一轮·综合套卷/第一轮综合卷05（学生版-打印版）.docx
+++ b/00-首页/题组Word/第一轮·综合套卷/第一轮综合卷05（学生版-打印版）.docx
@@ -156,6 +156,7 @@
     <w:p>
       <w:pPr>
         <w:pStyle w:val="BodyText"/>
+        <w:spacing w:before="0" w:after="0"/>
       </w:pPr>
       <w:r>
         <w:rPr>
@@ -231,6 +232,7 @@
     <w:p>
       <w:pPr>
         <w:pStyle w:val="BodyText"/>
+        <w:spacing w:before="0" w:after="0"/>
       </w:pPr>
       <w:r>
         <w:rPr>
@@ -306,6 +308,7 @@
     <w:p>
       <w:pPr>
         <w:pStyle w:val="BodyText"/>
+        <w:spacing w:before="0" w:after="0"/>
       </w:pPr>
       <w:r>
         <w:rPr>
@@ -381,6 +384,7 @@
     <w:p>
       <w:pPr>
         <w:pStyle w:val="BodyText"/>
+        <w:spacing w:before="0" w:after="0"/>
       </w:pPr>
       <w:r>
         <w:rPr>
@@ -519,6 +523,7 @@
     <w:p>
       <w:pPr>
         <w:pStyle w:val="BodyText"/>
+        <w:spacing w:before="0" w:after="0"/>
       </w:pPr>
       <w:r>
         <w:rPr>
@@ -536,6 +541,7 @@
     <w:p>
       <w:pPr>
         <w:pStyle w:val="BodyText"/>
+        <w:spacing w:before="0" w:after="0"/>
       </w:pPr>
       <w:r>
         <w:rPr>
@@ -571,6 +577,7 @@
     <w:p>
       <w:pPr>
         <w:pStyle w:val="BodyText"/>
+        <w:spacing w:before="0" w:after="0"/>
       </w:pPr>
       <w:r>
         <w:rPr>
@@ -606,6 +613,7 @@
     <w:p>
       <w:pPr>
         <w:pStyle w:val="BodyText"/>
+        <w:spacing w:before="0" w:after="0"/>
       </w:pPr>
       <w:r>
         <w:rPr>
@@ -671,6 +679,7 @@
     <w:p>
       <w:pPr>
         <w:pStyle w:val="BodyText"/>
+        <w:spacing w:before="0" w:after="0"/>
       </w:pPr>
       <w:r>
         <w:rPr>
@@ -782,8 +791,8 @@
     <w:p>
       <w:pPr>
         <w:pStyle w:val="FirstParagraph"/>
+        <w:spacing w:before="0" w:after="0"/>
         <w:ind w:left="480" w:hanging="480"/>
-        <w:spacing w:after="0"/>
       </w:pPr>
       <w:r>
         <w:rPr>
@@ -1030,47 +1039,47 @@
     <w:p>
       <w:pPr>
         <w:pStyle w:val="FirstParagraph"/>
+        <w:spacing w:before="0" w:after="0"/>
         <w:ind w:left="480" w:hanging="480"/>
+      </w:pPr>
+      <w:r>
+        <w:rPr>
+          <w:rFonts w:ascii="Times New Roman" w:hAnsi="Times New Roman" w:eastAsia="Times New Roman" w:cs="Times New Roman"/>
+        </w:rPr>
+        <w:t xml:space="preserve">A. -183 </w:t>
+      </w:r>
+    </w:p>
+    <w:p>
+      <w:pPr>
+        <w:pStyle w:val="FirstParagraph"/>
         <w:spacing w:before="0" w:after="0"/>
-      </w:pPr>
-      <w:r>
-        <w:rPr>
-          <w:rFonts w:ascii="Times New Roman" w:hAnsi="Times New Roman" w:eastAsia="Times New Roman" w:cs="Times New Roman"/>
-        </w:rPr>
-        <w:t xml:space="preserve">A. -183 </w:t>
+        <w:ind w:left="480" w:hanging="480"/>
+      </w:pPr>
+      <w:r>
+        <w:rPr>
+          <w:rFonts w:ascii="Times New Roman" w:hAnsi="Times New Roman" w:eastAsia="Times New Roman" w:cs="Times New Roman"/>
+        </w:rPr>
+        <w:t xml:space="preserve">B. 183 </w:t>
       </w:r>
     </w:p>
     <w:p>
       <w:pPr>
         <w:pStyle w:val="FirstParagraph"/>
+        <w:spacing w:before="0" w:after="0"/>
         <w:ind w:left="480" w:hanging="480"/>
+      </w:pPr>
+      <w:r>
+        <w:rPr>
+          <w:rFonts w:ascii="Times New Roman" w:hAnsi="Times New Roman" w:eastAsia="Times New Roman" w:cs="Times New Roman"/>
+        </w:rPr>
+        <w:t xml:space="preserve">C. -248 </w:t>
+      </w:r>
+    </w:p>
+    <w:p>
+      <w:pPr>
+        <w:pStyle w:val="FirstParagraph"/>
         <w:spacing w:before="0" w:after="0"/>
-      </w:pPr>
-      <w:r>
-        <w:rPr>
-          <w:rFonts w:ascii="Times New Roman" w:hAnsi="Times New Roman" w:eastAsia="Times New Roman" w:cs="Times New Roman"/>
-        </w:rPr>
-        <w:t xml:space="preserve">B. 183 </w:t>
-      </w:r>
-    </w:p>
-    <w:p>
-      <w:pPr>
-        <w:pStyle w:val="FirstParagraph"/>
         <w:ind w:left="480" w:hanging="480"/>
-        <w:spacing w:before="0" w:after="0"/>
-      </w:pPr>
-      <w:r>
-        <w:rPr>
-          <w:rFonts w:ascii="Times New Roman" w:hAnsi="Times New Roman" w:eastAsia="Times New Roman" w:cs="Times New Roman"/>
-        </w:rPr>
-        <w:t xml:space="preserve">C. -248 </w:t>
-      </w:r>
-    </w:p>
-    <w:p>
-      <w:pPr>
-        <w:pStyle w:val="FirstParagraph"/>
-        <w:ind w:left="480" w:hanging="480"/>
-        <w:spacing w:before="0" w:after="180"/>
       </w:pPr>
       <w:r>
         <w:rPr>
@@ -1128,8 +1137,8 @@
     <w:p>
       <w:pPr>
         <w:pStyle w:val="FirstParagraph"/>
+        <w:spacing w:before="0" w:after="0"/>
         <w:ind w:left="480" w:hanging="480"/>
-        <w:spacing w:after="0"/>
       </w:pPr>
       <w:r>
         <w:rPr>
@@ -1261,8 +1270,8 @@
     <w:p>
       <w:pPr>
         <w:pStyle w:val="FirstParagraph"/>
+        <w:spacing w:before="0" w:after="0"/>
         <w:ind w:left="480" w:hanging="480"/>
-        <w:spacing w:before="0" w:after="0"/>
       </w:pPr>
       <w:r>
         <w:rPr>
@@ -1315,8 +1324,8 @@
     <w:p>
       <w:pPr>
         <w:pStyle w:val="FirstParagraph"/>
+        <w:spacing w:before="0" w:after="0"/>
         <w:ind w:left="480" w:hanging="480"/>
-        <w:spacing w:before="0" w:after="0"/>
       </w:pPr>
       <w:r>
         <w:rPr>
@@ -1386,8 +1395,8 @@
     <w:p>
       <w:pPr>
         <w:pStyle w:val="FirstParagraph"/>
+        <w:spacing w:before="0" w:after="0"/>
         <w:ind w:left="480" w:hanging="480"/>
-        <w:spacing w:before="0" w:after="0"/>
       </w:pPr>
       <w:r>
         <w:rPr>
@@ -1457,8 +1466,8 @@
     <w:p>
       <w:pPr>
         <w:pStyle w:val="FirstParagraph"/>
+        <w:spacing w:before="0" w:after="0"/>
         <w:ind w:left="480" w:hanging="480"/>
-        <w:spacing w:before="0" w:after="180"/>
       </w:pPr>
       <w:r>
         <w:rPr>
@@ -1568,8 +1577,8 @@
     <w:p>
       <w:pPr>
         <w:pStyle w:val="FirstParagraph"/>
+        <w:spacing w:before="0" w:after="0"/>
         <w:ind w:left="480" w:hanging="480"/>
-        <w:spacing w:after="0"/>
       </w:pPr>
       <w:r>
         <w:rPr>
@@ -1902,47 +1911,47 @@
     <w:p>
       <w:pPr>
         <w:pStyle w:val="FirstParagraph"/>
+        <w:spacing w:before="0" w:after="0"/>
         <w:ind w:left="480" w:hanging="480"/>
+      </w:pPr>
+      <w:r>
+        <w:rPr>
+          <w:rFonts w:ascii="Times New Roman" w:hAnsi="Times New Roman" w:eastAsia="Times New Roman" w:cs="Times New Roman"/>
+        </w:rPr>
+        <w:t xml:space="preserve">A. 2 </w:t>
+      </w:r>
+    </w:p>
+    <w:p>
+      <w:pPr>
+        <w:pStyle w:val="FirstParagraph"/>
         <w:spacing w:before="0" w:after="0"/>
-      </w:pPr>
-      <w:r>
-        <w:rPr>
-          <w:rFonts w:ascii="Times New Roman" w:hAnsi="Times New Roman" w:eastAsia="Times New Roman" w:cs="Times New Roman"/>
-        </w:rPr>
-        <w:t xml:space="preserve">A. 2 </w:t>
+        <w:ind w:left="480" w:hanging="480"/>
+      </w:pPr>
+      <w:r>
+        <w:rPr>
+          <w:rFonts w:ascii="Times New Roman" w:hAnsi="Times New Roman" w:eastAsia="Times New Roman" w:cs="Times New Roman"/>
+        </w:rPr>
+        <w:t xml:space="preserve">B. 2.5 </w:t>
       </w:r>
     </w:p>
     <w:p>
       <w:pPr>
         <w:pStyle w:val="FirstParagraph"/>
+        <w:spacing w:before="0" w:after="0"/>
         <w:ind w:left="480" w:hanging="480"/>
+      </w:pPr>
+      <w:r>
+        <w:rPr>
+          <w:rFonts w:ascii="Times New Roman" w:hAnsi="Times New Roman" w:eastAsia="Times New Roman" w:cs="Times New Roman"/>
+        </w:rPr>
+        <w:t xml:space="preserve">C. 3 </w:t>
+      </w:r>
+    </w:p>
+    <w:p>
+      <w:pPr>
+        <w:pStyle w:val="FirstParagraph"/>
         <w:spacing w:before="0" w:after="0"/>
-      </w:pPr>
-      <w:r>
-        <w:rPr>
-          <w:rFonts w:ascii="Times New Roman" w:hAnsi="Times New Roman" w:eastAsia="Times New Roman" w:cs="Times New Roman"/>
-        </w:rPr>
-        <w:t xml:space="preserve">B. 2.5 </w:t>
-      </w:r>
-    </w:p>
-    <w:p>
-      <w:pPr>
-        <w:pStyle w:val="FirstParagraph"/>
         <w:ind w:left="480" w:hanging="480"/>
-        <w:spacing w:before="0" w:after="0"/>
-      </w:pPr>
-      <w:r>
-        <w:rPr>
-          <w:rFonts w:ascii="Times New Roman" w:hAnsi="Times New Roman" w:eastAsia="Times New Roman" w:cs="Times New Roman"/>
-        </w:rPr>
-        <w:t xml:space="preserve">C. 3 </w:t>
-      </w:r>
-    </w:p>
-    <w:p>
-      <w:pPr>
-        <w:pStyle w:val="FirstParagraph"/>
-        <w:ind w:left="480" w:hanging="480"/>
-        <w:spacing w:before="0" w:after="180"/>
       </w:pPr>
       <w:r>
         <w:rPr>
@@ -2000,8 +2009,8 @@
     <w:p>
       <w:pPr>
         <w:pStyle w:val="FirstParagraph"/>
+        <w:spacing w:before="0" w:after="0"/>
         <w:ind w:left="480" w:hanging="480"/>
-        <w:spacing w:after="0"/>
       </w:pPr>
       <w:r>
         <w:rPr>
@@ -2097,14 +2106,39 @@
     <w:p>
       <w:pPr>
         <w:pStyle w:val="FirstParagraph"/>
+        <w:spacing w:before="0" w:after="0"/>
         <w:ind w:left="480" w:hanging="480"/>
+      </w:pPr>
+      <w:r>
+        <w:rPr>
+          <w:rFonts w:ascii="Times New Roman" w:hAnsi="Times New Roman" w:eastAsia="Times New Roman" w:cs="Times New Roman"/>
+        </w:rPr>
+        <w:t xml:space="preserve">A. 181 </w:t>
+      </w:r>
+      <w:r>
+        <w:rPr>
+          <w:rFonts w:hint="eastAsia" w:ascii="Times New Roman" w:hAnsi="Times New Roman" w:eastAsia="FangSong" w:cs="Times New Roman"/>
+        </w:rPr>
+        <w:t xml:space="preserve">倍</w:t>
+      </w:r>
+      <w:r>
+        <w:rPr>
+          <w:rFonts w:ascii="Times New Roman" w:hAnsi="Times New Roman" w:eastAsia="Times New Roman" w:cs="Times New Roman"/>
+        </w:rPr>
+        <w:t xml:space="preserve"> </w:t>
+      </w:r>
+    </w:p>
+    <w:p>
+      <w:pPr>
+        <w:pStyle w:val="FirstParagraph"/>
         <w:spacing w:before="0" w:after="0"/>
-      </w:pPr>
-      <w:r>
-        <w:rPr>
-          <w:rFonts w:ascii="Times New Roman" w:hAnsi="Times New Roman" w:eastAsia="Times New Roman" w:cs="Times New Roman"/>
-        </w:rPr>
-        <w:t xml:space="preserve">A. 181 </w:t>
+        <w:ind w:left="480" w:hanging="480"/>
+      </w:pPr>
+      <w:r>
+        <w:rPr>
+          <w:rFonts w:ascii="Times New Roman" w:hAnsi="Times New Roman" w:eastAsia="Times New Roman" w:cs="Times New Roman"/>
+        </w:rPr>
+        <w:t xml:space="preserve">B. 99 </w:t>
       </w:r>
       <w:r>
         <w:rPr>
@@ -2122,58 +2156,33 @@
     <w:p>
       <w:pPr>
         <w:pStyle w:val="FirstParagraph"/>
+        <w:spacing w:before="0" w:after="0"/>
         <w:ind w:left="480" w:hanging="480"/>
+      </w:pPr>
+      <w:r>
+        <w:rPr>
+          <w:rFonts w:ascii="Times New Roman" w:hAnsi="Times New Roman" w:eastAsia="Times New Roman" w:cs="Times New Roman"/>
+        </w:rPr>
+        <w:t xml:space="preserve">C. 57 </w:t>
+      </w:r>
+      <w:r>
+        <w:rPr>
+          <w:rFonts w:hint="eastAsia" w:ascii="Times New Roman" w:hAnsi="Times New Roman" w:eastAsia="FangSong" w:cs="Times New Roman"/>
+        </w:rPr>
+        <w:t xml:space="preserve">倍</w:t>
+      </w:r>
+      <w:r>
+        <w:rPr>
+          <w:rFonts w:ascii="Times New Roman" w:hAnsi="Times New Roman" w:eastAsia="Times New Roman" w:cs="Times New Roman"/>
+        </w:rPr>
+        <w:t xml:space="preserve"> </w:t>
+      </w:r>
+    </w:p>
+    <w:p>
+      <w:pPr>
+        <w:pStyle w:val="FirstParagraph"/>
         <w:spacing w:before="0" w:after="0"/>
-      </w:pPr>
-      <w:r>
-        <w:rPr>
-          <w:rFonts w:ascii="Times New Roman" w:hAnsi="Times New Roman" w:eastAsia="Times New Roman" w:cs="Times New Roman"/>
-        </w:rPr>
-        <w:t xml:space="preserve">B. 99 </w:t>
-      </w:r>
-      <w:r>
-        <w:rPr>
-          <w:rFonts w:hint="eastAsia" w:ascii="Times New Roman" w:hAnsi="Times New Roman" w:eastAsia="FangSong" w:cs="Times New Roman"/>
-        </w:rPr>
-        <w:t xml:space="preserve">倍</w:t>
-      </w:r>
-      <w:r>
-        <w:rPr>
-          <w:rFonts w:ascii="Times New Roman" w:hAnsi="Times New Roman" w:eastAsia="Times New Roman" w:cs="Times New Roman"/>
-        </w:rPr>
-        <w:t xml:space="preserve"> </w:t>
-      </w:r>
-    </w:p>
-    <w:p>
-      <w:pPr>
-        <w:pStyle w:val="FirstParagraph"/>
         <w:ind w:left="480" w:hanging="480"/>
-        <w:spacing w:before="0" w:after="0"/>
-      </w:pPr>
-      <w:r>
-        <w:rPr>
-          <w:rFonts w:ascii="Times New Roman" w:hAnsi="Times New Roman" w:eastAsia="Times New Roman" w:cs="Times New Roman"/>
-        </w:rPr>
-        <w:t xml:space="preserve">C. 57 </w:t>
-      </w:r>
-      <w:r>
-        <w:rPr>
-          <w:rFonts w:hint="eastAsia" w:ascii="Times New Roman" w:hAnsi="Times New Roman" w:eastAsia="FangSong" w:cs="Times New Roman"/>
-        </w:rPr>
-        <w:t xml:space="preserve">倍</w:t>
-      </w:r>
-      <w:r>
-        <w:rPr>
-          <w:rFonts w:ascii="Times New Roman" w:hAnsi="Times New Roman" w:eastAsia="Times New Roman" w:cs="Times New Roman"/>
-        </w:rPr>
-        <w:t xml:space="preserve"> </w:t>
-      </w:r>
-    </w:p>
-    <w:p>
-      <w:pPr>
-        <w:pStyle w:val="FirstParagraph"/>
-        <w:ind w:left="480" w:hanging="480"/>
-        <w:spacing w:before="0" w:after="180"/>
       </w:pPr>
       <w:r>
         <w:rPr>
@@ -2487,6 +2496,7 @@
     <w:p>
       <w:pPr>
         <w:pStyle w:val="Compact"/>
+        <w:spacing w:before="0" w:after="0"/>
       </w:pPr>
       <w:r>
         <w:rPr>
@@ -2534,6 +2544,7 @@
     <w:p>
       <w:pPr>
         <w:pStyle w:val="Compact"/>
+        <w:spacing w:before="0" w:after="0"/>
       </w:pPr>
       <w:r>
         <w:rPr>
@@ -2575,6 +2586,7 @@
     <w:p>
       <w:pPr>
         <w:pStyle w:val="Compact"/>
+        <w:spacing w:before="0" w:after="0"/>
       </w:pPr>
       <w:r>
         <w:rPr>
@@ -2598,6 +2610,7 @@
     <w:p>
       <w:pPr>
         <w:pStyle w:val="Compact"/>
+        <w:spacing w:before="0" w:after="0"/>
       </w:pPr>
       <w:r>
         <w:rPr>
@@ -2924,6 +2937,7 @@
     <w:p>
       <w:pPr>
         <w:pStyle w:val="Compact"/>
+        <w:spacing w:before="0" w:after="0"/>
       </w:pPr>
       <w:r>
         <w:rPr>
@@ -2941,6 +2955,7 @@
     <w:p>
       <w:pPr>
         <w:pStyle w:val="Compact"/>
+        <w:spacing w:before="0" w:after="0"/>
       </w:pPr>
       <w:r>
         <w:rPr>
@@ -2964,6 +2979,7 @@
     <w:p>
       <w:pPr>
         <w:pStyle w:val="Compact"/>
+        <w:spacing w:before="0" w:after="0"/>
       </w:pPr>
       <w:r>
         <w:rPr>
@@ -2993,6 +3009,7 @@
     <w:p>
       <w:pPr>
         <w:pStyle w:val="Compact"/>
+        <w:spacing w:before="0" w:after="0"/>
       </w:pPr>
       <w:r>
         <w:rPr>
@@ -10294,6 +10311,14 @@
       <w:tblPr>
         <w:tblStyle w:val="Table"/>
         <w:tblW w:type="auto" w:w="0"/>
+        <w:tblBorders>
+          <w:top w:val="single" w:sz="12" w:space="0" w:color="000000"/>
+          <w:left w:val="none" w:sz="0" w:space="0" w:color="auto"/>
+          <w:bottom w:val="single" w:sz="12" w:space="0" w:color="000000"/>
+          <w:right w:val="none" w:sz="0" w:space="0" w:color="auto"/>
+          <w:insideH w:val="none" w:sz="0" w:space="0" w:color="auto"/>
+          <w:insideV w:val="none" w:sz="0" w:space="0" w:color="auto"/>
+        </w:tblBorders>
         <w:tblLook w:firstRow="1" w:lastRow="0" w:firstColumn="0" w:lastColumn="0" w:noHBand="0" w:noVBand="0" w:val="0020"/>
       </w:tblPr>
       <w:tblGrid>
@@ -10307,7 +10332,11 @@
           <w:tblHeader w:val="on"/>
         </w:trPr>
         <w:tc>
-          <w:tcPr/>
+          <w:tcPr>
+            <w:tcBorders>
+              <w:bottom w:val="single" w:sz="8" w:space="0" w:color="000000"/>
+            </w:tcBorders>
+          </w:tcPr>
           <w:p>
             <w:pPr>
               <w:pStyle w:val="Compact"/>
@@ -10323,7 +10352,11 @@
           </w:p>
         </w:tc>
         <w:tc>
-          <w:tcPr/>
+          <w:tcPr>
+            <w:tcBorders>
+              <w:bottom w:val="single" w:sz="8" w:space="0" w:color="000000"/>
+            </w:tcBorders>
+          </w:tcPr>
           <w:p>
             <w:pPr>
               <w:pStyle w:val="Compact"/>
@@ -10339,7 +10372,11 @@
           </w:p>
         </w:tc>
         <w:tc>
-          <w:tcPr/>
+          <w:tcPr>
+            <w:tcBorders>
+              <w:bottom w:val="single" w:sz="8" w:space="0" w:color="000000"/>
+            </w:tcBorders>
+          </w:tcPr>
           <w:p>
             <w:pPr>
               <w:pStyle w:val="Compact"/>
@@ -10355,7 +10392,11 @@
           </w:p>
         </w:tc>
         <w:tc>
-          <w:tcPr/>
+          <w:tcPr>
+            <w:tcBorders>
+              <w:bottom w:val="single" w:sz="8" w:space="0" w:color="000000"/>
+            </w:tcBorders>
+          </w:tcPr>
           <w:p>
             <w:pPr>
               <w:pStyle w:val="Compact"/>
@@ -12252,6 +12293,7 @@
     <w:p>
       <w:pPr>
         <w:pStyle w:val="FirstParagraph"/>
+        <w:spacing w:before="0" w:after="0"/>
       </w:pPr>
       <w:r>
         <w:rPr>
@@ -12281,6 +12323,7 @@
     <w:p>
       <w:pPr>
         <w:pStyle w:val="BodyText"/>
+        <w:spacing w:before="0" w:after="0"/>
       </w:pPr>
       <w:r>
         <w:rPr>
@@ -12298,6 +12341,7 @@
     <w:p>
       <w:pPr>
         <w:pStyle w:val="BodyText"/>
+        <w:spacing w:before="0" w:after="0"/>
       </w:pPr>
       <w:r>
         <w:rPr>
@@ -12315,6 +12359,7 @@
     <w:p>
       <w:pPr>
         <w:pStyle w:val="BodyText"/>
+        <w:spacing w:before="0" w:after="0"/>
       </w:pPr>
       <w:r>
         <w:rPr>
@@ -14131,6 +14176,14 @@
         <w:tblStyle w:val="Table"/>
         <w:tblW w:type="pct" w:w="5000"/>
         <w:tblLayout w:type="fixed"/>
+        <w:tblBorders>
+          <w:top w:val="single" w:sz="12" w:space="0" w:color="000000"/>
+          <w:left w:val="none" w:sz="0" w:space="0" w:color="auto"/>
+          <w:bottom w:val="single" w:sz="12" w:space="0" w:color="000000"/>
+          <w:right w:val="none" w:sz="0" w:space="0" w:color="auto"/>
+          <w:insideH w:val="none" w:sz="0" w:space="0" w:color="auto"/>
+          <w:insideV w:val="none" w:sz="0" w:space="0" w:color="auto"/>
+        </w:tblBorders>
         <w:tblLook w:firstRow="1" w:lastRow="0" w:firstColumn="0" w:lastColumn="0" w:noHBand="0" w:noVBand="0" w:val="0020"/>
       </w:tblPr>
       <w:tblGrid>
@@ -14148,7 +14201,11 @@
           <w:tblHeader w:val="on"/>
         </w:trPr>
         <w:tc>
-          <w:tcPr/>
+          <w:tcPr>
+            <w:tcBorders>
+              <w:bottom w:val="single" w:sz="8" w:space="0" w:color="000000"/>
+            </w:tcBorders>
+          </w:tcPr>
           <w:p>
             <w:pPr>
               <w:pStyle w:val="Compact"/>
@@ -14164,7 +14221,11 @@
           </w:p>
         </w:tc>
         <w:tc>
-          <w:tcPr/>
+          <w:tcPr>
+            <w:tcBorders>
+              <w:bottom w:val="single" w:sz="8" w:space="0" w:color="000000"/>
+            </w:tcBorders>
+          </w:tcPr>
           <w:p>
             <w:pPr>
               <w:pStyle w:val="Compact"/>
@@ -14180,7 +14241,11 @@
           </w:p>
         </w:tc>
         <w:tc>
-          <w:tcPr/>
+          <w:tcPr>
+            <w:tcBorders>
+              <w:bottom w:val="single" w:sz="8" w:space="0" w:color="000000"/>
+            </w:tcBorders>
+          </w:tcPr>
           <w:p>
             <w:pPr>
               <w:pStyle w:val="Compact"/>
@@ -14196,7 +14261,11 @@
           </w:p>
         </w:tc>
         <w:tc>
-          <w:tcPr/>
+          <w:tcPr>
+            <w:tcBorders>
+              <w:bottom w:val="single" w:sz="8" w:space="0" w:color="000000"/>
+            </w:tcBorders>
+          </w:tcPr>
           <w:p>
             <w:pPr>
               <w:pStyle w:val="Compact"/>
@@ -14212,7 +14281,11 @@
           </w:p>
         </w:tc>
         <w:tc>
-          <w:tcPr/>
+          <w:tcPr>
+            <w:tcBorders>
+              <w:bottom w:val="single" w:sz="8" w:space="0" w:color="000000"/>
+            </w:tcBorders>
+          </w:tcPr>
           <w:p>
             <w:pPr>
               <w:pStyle w:val="Compact"/>
@@ -14242,7 +14315,11 @@
           </w:p>
         </w:tc>
         <w:tc>
-          <w:tcPr/>
+          <w:tcPr>
+            <w:tcBorders>
+              <w:bottom w:val="single" w:sz="8" w:space="0" w:color="000000"/>
+            </w:tcBorders>
+          </w:tcPr>
           <w:p>
             <w:pPr>
               <w:pStyle w:val="Compact"/>
@@ -14258,7 +14335,11 @@
           </w:p>
         </w:tc>
         <w:tc>
-          <w:tcPr/>
+          <w:tcPr>
+            <w:tcBorders>
+              <w:bottom w:val="single" w:sz="8" w:space="0" w:color="000000"/>
+            </w:tcBorders>
+          </w:tcPr>
           <w:p>
             <w:pPr>
               <w:pStyle w:val="Compact"/>
@@ -14274,7 +14355,11 @@
           </w:p>
         </w:tc>
         <w:tc>
-          <w:tcPr/>
+          <w:tcPr>
+            <w:tcBorders>
+              <w:bottom w:val="single" w:sz="8" w:space="0" w:color="000000"/>
+            </w:tcBorders>
+          </w:tcPr>
           <w:p>
             <w:pPr>
               <w:pStyle w:val="Compact"/>
@@ -14975,6 +15060,14 @@
         <w:tblStyle w:val="Table"/>
         <w:tblW w:type="pct" w:w="5000"/>
         <w:tblLayout w:type="fixed"/>
+        <w:tblBorders>
+          <w:top w:val="single" w:sz="12" w:space="0" w:color="000000"/>
+          <w:left w:val="none" w:sz="0" w:space="0" w:color="auto"/>
+          <w:bottom w:val="single" w:sz="12" w:space="0" w:color="000000"/>
+          <w:right w:val="none" w:sz="0" w:space="0" w:color="auto"/>
+          <w:insideH w:val="none" w:sz="0" w:space="0" w:color="auto"/>
+          <w:insideV w:val="none" w:sz="0" w:space="0" w:color="auto"/>
+        </w:tblBorders>
         <w:tblLook w:firstRow="1" w:lastRow="0" w:firstColumn="0" w:lastColumn="0" w:noHBand="0" w:noVBand="0" w:val="0020"/>
       </w:tblPr>
       <w:tblGrid>
@@ -14987,7 +15080,11 @@
           <w:tblHeader w:val="on"/>
         </w:trPr>
         <w:tc>
-          <w:tcPr/>
+          <w:tcPr>
+            <w:tcBorders>
+              <w:bottom w:val="single" w:sz="8" w:space="0" w:color="000000"/>
+            </w:tcBorders>
+          </w:tcPr>
           <w:p>
             <w:pPr>
               <w:pStyle w:val="Compact"/>
@@ -15003,7 +15100,11 @@
           </w:p>
         </w:tc>
         <w:tc>
-          <w:tcPr/>
+          <w:tcPr>
+            <w:tcBorders>
+              <w:bottom w:val="single" w:sz="8" w:space="0" w:color="000000"/>
+            </w:tcBorders>
+          </w:tcPr>
           <w:p>
             <w:pPr>
               <w:pStyle w:val="Compact"/>
@@ -15074,7 +15175,11 @@
           </w:p>
         </w:tc>
         <w:tc>
-          <w:tcPr/>
+          <w:tcPr>
+            <w:tcBorders>
+              <w:bottom w:val="single" w:sz="8" w:space="0" w:color="000000"/>
+            </w:tcBorders>
+          </w:tcPr>
           <w:p>
             <w:pPr>
               <w:pStyle w:val="Compact"/>
@@ -15772,6 +15877,14 @@
         <w:tblStyle w:val="Table"/>
         <w:tblW w:type="pct" w:w="5000"/>
         <w:tblLayout w:type="fixed"/>
+        <w:tblBorders>
+          <w:top w:val="single" w:sz="12" w:space="0" w:color="000000"/>
+          <w:left w:val="none" w:sz="0" w:space="0" w:color="auto"/>
+          <w:bottom w:val="single" w:sz="12" w:space="0" w:color="000000"/>
+          <w:right w:val="none" w:sz="0" w:space="0" w:color="auto"/>
+          <w:insideH w:val="none" w:sz="0" w:space="0" w:color="auto"/>
+          <w:insideV w:val="none" w:sz="0" w:space="0" w:color="auto"/>
+        </w:tblBorders>
         <w:tblLook w:firstRow="1" w:lastRow="0" w:firstColumn="0" w:lastColumn="0" w:noHBand="0" w:noVBand="0" w:val="0020"/>
       </w:tblPr>
       <w:tblGrid>
@@ -15787,7 +15900,11 @@
           <w:tblHeader w:val="on"/>
         </w:trPr>
         <w:tc>
-          <w:tcPr/>
+          <w:tcPr>
+            <w:tcBorders>
+              <w:bottom w:val="single" w:sz="8" w:space="0" w:color="000000"/>
+            </w:tcBorders>
+          </w:tcPr>
           <w:p>
             <w:pPr>
               <w:pStyle w:val="Compact"/>
@@ -15817,7 +15934,11 @@
           </w:p>
         </w:tc>
         <w:tc>
-          <w:tcPr/>
+          <w:tcPr>
+            <w:tcBorders>
+              <w:bottom w:val="single" w:sz="8" w:space="0" w:color="000000"/>
+            </w:tcBorders>
+          </w:tcPr>
           <w:p>
             <w:pPr>
               <w:pStyle w:val="Compact"/>
@@ -15862,7 +15983,11 @@
           </w:p>
         </w:tc>
         <w:tc>
-          <w:tcPr/>
+          <w:tcPr>
+            <w:tcBorders>
+              <w:bottom w:val="single" w:sz="8" w:space="0" w:color="000000"/>
+            </w:tcBorders>
+          </w:tcPr>
           <w:p>
             <w:pPr>
               <w:pStyle w:val="Compact"/>
@@ -15936,7 +16061,11 @@
           </w:p>
         </w:tc>
         <w:tc>
-          <w:tcPr/>
+          <w:tcPr>
+            <w:tcBorders>
+              <w:bottom w:val="single" w:sz="8" w:space="0" w:color="000000"/>
+            </w:tcBorders>
+          </w:tcPr>
           <w:p>
             <w:pPr>
               <w:pStyle w:val="Compact"/>
@@ -15966,7 +16095,11 @@
           </w:p>
         </w:tc>
         <w:tc>
-          <w:tcPr/>
+          <w:tcPr>
+            <w:tcBorders>
+              <w:bottom w:val="single" w:sz="8" w:space="0" w:color="000000"/>
+            </w:tcBorders>
+          </w:tcPr>
           <w:p>
             <w:pPr>
               <w:pStyle w:val="Compact"/>
@@ -16011,7 +16144,11 @@
           </w:p>
         </w:tc>
         <w:tc>
-          <w:tcPr/>
+          <w:tcPr>
+            <w:tcBorders>
+              <w:bottom w:val="single" w:sz="8" w:space="0" w:color="000000"/>
+            </w:tcBorders>
+          </w:tcPr>
           <w:p>
             <w:pPr>
               <w:pStyle w:val="Compact"/>
@@ -17397,6 +17534,14 @@
         <w:tblStyle w:val="Table"/>
         <w:tblW w:type="pct" w:w="5000"/>
         <w:tblLayout w:type="fixed"/>
+        <w:tblBorders>
+          <w:top w:val="single" w:sz="12" w:space="0" w:color="000000"/>
+          <w:left w:val="none" w:sz="0" w:space="0" w:color="auto"/>
+          <w:bottom w:val="single" w:sz="12" w:space="0" w:color="000000"/>
+          <w:right w:val="none" w:sz="0" w:space="0" w:color="auto"/>
+          <w:insideH w:val="none" w:sz="0" w:space="0" w:color="auto"/>
+          <w:insideV w:val="none" w:sz="0" w:space="0" w:color="auto"/>
+        </w:tblBorders>
         <w:tblLook w:firstRow="1" w:lastRow="0" w:firstColumn="0" w:lastColumn="0" w:noHBand="0" w:noVBand="0" w:val="0020"/>
       </w:tblPr>
       <w:tblGrid>
@@ -17409,7 +17554,11 @@
           <w:tblHeader w:val="on"/>
         </w:trPr>
         <w:tc>
-          <w:tcPr/>
+          <w:tcPr>
+            <w:tcBorders>
+              <w:bottom w:val="single" w:sz="8" w:space="0" w:color="000000"/>
+            </w:tcBorders>
+          </w:tcPr>
           <w:p>
             <w:pPr>
               <w:pStyle w:val="Compact"/>
@@ -17425,7 +17574,11 @@
           </w:p>
         </w:tc>
         <w:tc>
-          <w:tcPr/>
+          <w:tcPr>
+            <w:tcBorders>
+              <w:bottom w:val="single" w:sz="8" w:space="0" w:color="000000"/>
+            </w:tcBorders>
+          </w:tcPr>
           <w:p>
             <w:pPr>
               <w:pStyle w:val="Compact"/>
@@ -17496,7 +17649,11 @@
           </w:p>
         </w:tc>
         <w:tc>
-          <w:tcPr/>
+          <w:tcPr>
+            <w:tcBorders>
+              <w:bottom w:val="single" w:sz="8" w:space="0" w:color="000000"/>
+            </w:tcBorders>
+          </w:tcPr>
           <w:p>
             <w:pPr>
               <w:pStyle w:val="Compact"/>
@@ -18959,7 +19116,6 @@
     <w:bookmarkEnd w:id="63"/>
     <w:bookmarkEnd w:id="64"/>
     <w:sectPr>
-      <w:headerReference w:type="default" r:id="rId59"/>
       <w:footerReference w:type="default" r:id="rId9"/>
       <w:footnotePr>
         <w:numRestart w:val="eachSect"/>
@@ -18986,16 +19142,6 @@
       <w:rPr>
         <w:rFonts w:ascii="Times New Roman" w:hAnsi="Times New Roman" w:eastAsia="Times New Roman" w:cs="Times New Roman"/>
         <w:b w:val="0"/>
-        <w:color w:val="000000"/>
-        <w:sz w:val="20"/>
-      </w:rPr>
-      <w:t xml:space="preserve">第 </w:t>
-    </w:r>
-    <w:r>
-      <w:rPr>
-        <w:rFonts w:ascii="Times New Roman" w:hAnsi="Times New Roman" w:eastAsia="Times New Roman" w:cs="Times New Roman"/>
-        <w:b w:val="0"/>
-        <w:color w:val="000000"/>
         <w:sz w:val="20"/>
       </w:rPr>
       <w:fldChar w:fldCharType="begin"/>
@@ -19004,7 +19150,6 @@
       <w:rPr>
         <w:rFonts w:ascii="Times New Roman" w:hAnsi="Times New Roman" w:eastAsia="Times New Roman" w:cs="Times New Roman"/>
         <w:b w:val="0"/>
-        <w:color w:val="000000"/>
         <w:sz w:val="20"/>
       </w:rPr>
       <w:instrText xml:space="preserve"> PAGE </w:instrText>
@@ -19013,91 +19158,9 @@
       <w:rPr>
         <w:rFonts w:ascii="Times New Roman" w:hAnsi="Times New Roman" w:eastAsia="Times New Roman" w:cs="Times New Roman"/>
         <w:b w:val="0"/>
-        <w:color w:val="000000"/>
-        <w:sz w:val="20"/>
-      </w:rPr>
-      <w:fldChar w:fldCharType="separate"/>
-    </w:r>
-    <w:r>
-      <w:rPr>
-        <w:rFonts w:ascii="Times New Roman" w:hAnsi="Times New Roman" w:eastAsia="Times New Roman" w:cs="Times New Roman"/>
-        <w:b w:val="0"/>
-        <w:color w:val="000000"/>
-        <w:sz w:val="20"/>
-      </w:rPr>
-      <w:t>1</w:t>
-    </w:r>
-    <w:r>
-      <w:rPr>
-        <w:rFonts w:ascii="Times New Roman" w:hAnsi="Times New Roman" w:eastAsia="Times New Roman" w:cs="Times New Roman"/>
-        <w:b w:val="0"/>
-        <w:color w:val="000000"/>
         <w:sz w:val="20"/>
       </w:rPr>
       <w:fldChar w:fldCharType="end"/>
-    </w:r>
-    <w:r>
-      <w:rPr>
-        <w:rFonts w:ascii="Times New Roman" w:hAnsi="Times New Roman" w:eastAsia="Times New Roman" w:cs="Times New Roman"/>
-        <w:b w:val="0"/>
-        <w:color w:val="000000"/>
-        <w:sz w:val="20"/>
-      </w:rPr>
-      <w:t xml:space="preserve"> 页 / 共 </w:t>
-    </w:r>
-    <w:r>
-      <w:rPr>
-        <w:rFonts w:ascii="Times New Roman" w:hAnsi="Times New Roman" w:eastAsia="Times New Roman" w:cs="Times New Roman"/>
-        <w:b w:val="0"/>
-        <w:color w:val="000000"/>
-        <w:sz w:val="20"/>
-      </w:rPr>
-      <w:fldChar w:fldCharType="begin"/>
-    </w:r>
-    <w:r>
-      <w:rPr>
-        <w:rFonts w:ascii="Times New Roman" w:hAnsi="Times New Roman" w:eastAsia="Times New Roman" w:cs="Times New Roman"/>
-        <w:b w:val="0"/>
-        <w:color w:val="000000"/>
-        <w:sz w:val="20"/>
-      </w:rPr>
-      <w:instrText xml:space="preserve"> NUMPAGES </w:instrText>
-    </w:r>
-    <w:r>
-      <w:rPr>
-        <w:rFonts w:ascii="Times New Roman" w:hAnsi="Times New Roman" w:eastAsia="Times New Roman" w:cs="Times New Roman"/>
-        <w:b w:val="0"/>
-        <w:color w:val="000000"/>
-        <w:sz w:val="20"/>
-      </w:rPr>
-      <w:fldChar w:fldCharType="separate"/>
-    </w:r>
-    <w:r>
-      <w:rPr>
-        <w:rFonts w:ascii="Times New Roman" w:hAnsi="Times New Roman" w:eastAsia="Times New Roman" w:cs="Times New Roman"/>
-        <w:b w:val="0"/>
-        <w:color w:val="000000"/>
-        <w:sz w:val="20"/>
-      </w:rPr>
-      <w:t>1</w:t>
-    </w:r>
-    <w:r>
-      <w:rPr>
-        <w:rFonts w:ascii="Times New Roman" w:hAnsi="Times New Roman" w:eastAsia="Times New Roman" w:cs="Times New Roman"/>
-        <w:b w:val="0"/>
-        <w:color w:val="000000"/>
-        <w:sz w:val="20"/>
-      </w:rPr>
-      <w:fldChar w:fldCharType="end"/>
-    </w:r>
-    <w:r>
-      <w:rPr>
-        <w:rFonts w:ascii="Times New Roman" w:hAnsi="Times New Roman" w:eastAsia="Times New Roman" w:cs="Times New Roman"/>
-        <w:b w:val="0"/>
-        <w:color w:val="000000"/>
-        <w:sz w:val="20"/>
-      </w:rPr>
-      <w:t xml:space="preserve"> 页</w:t>
     </w:r>
   </w:p>
 </w:ftr>
@@ -19120,28 +19183,6 @@
     </w:p>
   </w:footnote>
 </w:footnotes>
-</file>
-
-<file path=word/header1.xml><?xml version="1.0" encoding="utf-8"?>
-<w:hdr xmlns:m="http://schemas.openxmlformats.org/officeDocument/2006/math" xmlns:mc="http://schemas.openxmlformats.org/markup-compatibility/2006" xmlns:mo="http://schemas.microsoft.com/office/mac/office/2008/main" xmlns:mv="urn:schemas-microsoft-com:mac:vml" xmlns:o="urn:schemas-microsoft-com:office:office" xmlns:r="http://schemas.openxmlformats.org/officeDocument/2006/relationships" xmlns:v="urn:schemas-microsoft-com:vml" xmlns:w10="urn:schemas-microsoft-com:office:word" xmlns:w14="http://schemas.microsoft.com/office/word/2010/wordml" xmlns:w="http://schemas.openxmlformats.org/wordprocessingml/2006/main" xmlns:wne="http://schemas.microsoft.com/office/word/2006/wordml" xmlns:wp14="http://schemas.microsoft.com/office/word/2010/wordprocessingDrawing" xmlns:wp="http://schemas.openxmlformats.org/drawingml/2006/wordprocessingDrawing" xmlns:wpc="http://schemas.microsoft.com/office/word/2010/wordprocessingCanvas" xmlns:wpg="http://schemas.microsoft.com/office/word/2010/wordprocessingGroup" xmlns:wpi="http://schemas.microsoft.com/office/word/2010/wordprocessingInk" xmlns:wps="http://schemas.microsoft.com/office/word/2010/wordprocessingShape" mc:Ignorable="w14 wp14">
-  <w:p>
-    <w:pPr>
-      <w:jc w:val="right"/>
-      <w:pBdr>
-        <w:bottom w:val="single" w:sz="4" w:space="2" w:color="000000"/>
-      </w:pBdr>
-    </w:pPr>
-    <w:r>
-      <w:rPr>
-        <w:rFonts w:ascii="Times New Roman" w:hAnsi="Times New Roman" w:eastAsia="Times New Roman" w:cs="Times New Roman"/>
-        <w:b w:val="0"/>
-        <w:color w:val="000000"/>
-        <w:sz w:val="18"/>
-      </w:rPr>
-      <w:t xml:space="preserve">第一轮综合练习 · 第05卷</w:t>
-    </w:r>
-  </w:p>
-</w:hdr>
 </file>
 
 <file path=word/numbering.xml><?xml version="1.0" encoding="utf-8"?>

--- a/00-首页/题组Word/第一轮·综合套卷/第一轮综合卷05（学生版-打印版）.docx
+++ b/00-首页/题组Word/第一轮·综合套卷/第一轮综合卷05（学生版-打印版）.docx
@@ -6,8 +6,9 @@
     <w:p>
       <w:pPr>
         <w:pStyle w:val="Heading1"/>
-        <w:spacing w:before="280" w:after="120"/>
+        <w:spacing w:before="0" w:after="240"/>
         <w:jc w:val="center"/>
+        <w:keepNext/>
       </w:pPr>
       <w:r>
         <w:rPr>
@@ -54,7 +55,8 @@
     <w:p>
       <w:pPr>
         <w:pStyle w:val="Heading2"/>
-        <w:spacing w:before="280" w:after="120"/>
+        <w:spacing w:before="280" w:after="80"/>
+        <w:keepNext/>
       </w:pPr>
       <w:r>
         <w:rPr>
@@ -156,7 +158,6 @@
     <w:p>
       <w:pPr>
         <w:pStyle w:val="BodyText"/>
-        <w:spacing w:before="0" w:after="0"/>
       </w:pPr>
       <w:r>
         <w:rPr>
@@ -232,7 +233,6 @@
     <w:p>
       <w:pPr>
         <w:pStyle w:val="BodyText"/>
-        <w:spacing w:before="0" w:after="0"/>
       </w:pPr>
       <w:r>
         <w:rPr>
@@ -308,7 +308,6 @@
     <w:p>
       <w:pPr>
         <w:pStyle w:val="BodyText"/>
-        <w:spacing w:before="0" w:after="0"/>
       </w:pPr>
       <w:r>
         <w:rPr>
@@ -384,7 +383,6 @@
     <w:p>
       <w:pPr>
         <w:pStyle w:val="BodyText"/>
-        <w:spacing w:before="0" w:after="0"/>
       </w:pPr>
       <w:r>
         <w:rPr>
@@ -459,16 +457,6 @@
     </w:p>
     <w:p>
       <w:pPr>
-        <w:spacing w:before="0" w:after="0"/>
-      </w:pPr>
-    </w:p>
-    <w:p>
-      <w:pPr>
-        <w:spacing w:before="0" w:after="0"/>
-      </w:pPr>
-    </w:p>
-    <w:p>
-      <w:pPr>
         <w:spacing w:before="160" w:after="80"/>
       </w:pPr>
       <w:r>
@@ -523,7 +511,6 @@
     <w:p>
       <w:pPr>
         <w:pStyle w:val="BodyText"/>
-        <w:spacing w:before="0" w:after="0"/>
       </w:pPr>
       <w:r>
         <w:rPr>
@@ -541,7 +528,6 @@
     <w:p>
       <w:pPr>
         <w:pStyle w:val="BodyText"/>
-        <w:spacing w:before="0" w:after="0"/>
       </w:pPr>
       <w:r>
         <w:rPr>
@@ -577,7 +563,6 @@
     <w:p>
       <w:pPr>
         <w:pStyle w:val="BodyText"/>
-        <w:spacing w:before="0" w:after="0"/>
       </w:pPr>
       <w:r>
         <w:rPr>
@@ -613,7 +598,6 @@
     <w:p>
       <w:pPr>
         <w:pStyle w:val="BodyText"/>
-        <w:spacing w:before="0" w:after="0"/>
       </w:pPr>
       <w:r>
         <w:rPr>
@@ -679,7 +663,6 @@
     <w:p>
       <w:pPr>
         <w:pStyle w:val="BodyText"/>
-        <w:spacing w:before="0" w:after="0"/>
       </w:pPr>
       <w:r>
         <w:rPr>
@@ -741,16 +724,6 @@
         </w:rPr>
         <w:t xml:space="preserve">表示键愈强</w:t>
       </w:r>
-    </w:p>
-    <w:p>
-      <w:pPr>
-        <w:spacing w:before="0" w:after="0"/>
-      </w:pPr>
-    </w:p>
-    <w:p>
-      <w:pPr>
-        <w:spacing w:before="0" w:after="0"/>
-      </w:pPr>
     </w:p>
     <w:p>
       <w:pPr>
@@ -791,8 +764,6 @@
     <w:p>
       <w:pPr>
         <w:pStyle w:val="FirstParagraph"/>
-        <w:spacing w:before="0" w:after="0"/>
-        <w:ind w:left="480" w:hanging="480"/>
       </w:pPr>
       <w:r>
         <w:rPr>
@@ -1035,68 +1006,12 @@
         </w:rPr>
         <w:t xml:space="preserve"> </w:t>
       </w:r>
-    </w:p>
-    <w:p>
-      <w:pPr>
-        <w:pStyle w:val="FirstParagraph"/>
-        <w:spacing w:before="0" w:after="0"/>
-        <w:ind w:left="480" w:hanging="480"/>
-      </w:pPr>
-      <w:r>
-        <w:rPr>
-          <w:rFonts w:ascii="Times New Roman" w:hAnsi="Times New Roman" w:eastAsia="Times New Roman" w:cs="Times New Roman"/>
-        </w:rPr>
-        <w:t xml:space="preserve">A. -183 </w:t>
-      </w:r>
-    </w:p>
-    <w:p>
-      <w:pPr>
-        <w:pStyle w:val="FirstParagraph"/>
-        <w:spacing w:before="0" w:after="0"/>
-        <w:ind w:left="480" w:hanging="480"/>
-      </w:pPr>
-      <w:r>
-        <w:rPr>
-          <w:rFonts w:ascii="Times New Roman" w:hAnsi="Times New Roman" w:eastAsia="Times New Roman" w:cs="Times New Roman"/>
-        </w:rPr>
-        <w:t xml:space="preserve">B. 183 </w:t>
-      </w:r>
-    </w:p>
-    <w:p>
-      <w:pPr>
-        <w:pStyle w:val="FirstParagraph"/>
-        <w:spacing w:before="0" w:after="0"/>
-        <w:ind w:left="480" w:hanging="480"/>
-      </w:pPr>
-      <w:r>
-        <w:rPr>
-          <w:rFonts w:ascii="Times New Roman" w:hAnsi="Times New Roman" w:eastAsia="Times New Roman" w:cs="Times New Roman"/>
-        </w:rPr>
-        <w:t xml:space="preserve">C. -248 </w:t>
-      </w:r>
-    </w:p>
-    <w:p>
-      <w:pPr>
-        <w:pStyle w:val="FirstParagraph"/>
-        <w:spacing w:before="0" w:after="0"/>
-        <w:ind w:left="480" w:hanging="480"/>
-      </w:pPr>
-      <w:r>
-        <w:rPr>
-          <w:rFonts w:ascii="Times New Roman" w:hAnsi="Times New Roman" w:eastAsia="Times New Roman" w:cs="Times New Roman"/>
-        </w:rPr>
-        <w:t xml:space="preserve">D. 248</w:t>
-      </w:r>
-    </w:p>
-    <w:p>
-      <w:pPr>
-        <w:spacing w:before="0" w:after="0"/>
-      </w:pPr>
-    </w:p>
-    <w:p>
-      <w:pPr>
-        <w:spacing w:before="0" w:after="0"/>
-      </w:pPr>
+      <w:r>
+        <w:rPr>
+          <w:rFonts w:ascii="Times New Roman" w:hAnsi="Times New Roman" w:eastAsia="Times New Roman" w:cs="Times New Roman"/>
+        </w:rPr>
+        <w:t xml:space="preserve">A. -183 B. 183 C. -248 D. 248</w:t>
+      </w:r>
     </w:p>
     <w:p>
       <w:pPr>
@@ -1137,8 +1052,6 @@
     <w:p>
       <w:pPr>
         <w:pStyle w:val="FirstParagraph"/>
-        <w:spacing w:before="0" w:after="0"/>
-        <w:ind w:left="480" w:hanging="480"/>
       </w:pPr>
       <w:r>
         <w:rPr>
@@ -1266,13 +1179,6 @@
         </w:rPr>
         <w:t xml:space="preserve"> </w:t>
       </w:r>
-    </w:p>
-    <w:p>
-      <w:pPr>
-        <w:pStyle w:val="FirstParagraph"/>
-        <w:spacing w:before="0" w:after="0"/>
-        <w:ind w:left="480" w:hanging="480"/>
-      </w:pPr>
       <w:r>
         <w:rPr>
           <w:rFonts w:ascii="Times New Roman" w:hAnsi="Times New Roman" w:eastAsia="Times New Roman" w:cs="Times New Roman"/>
@@ -1320,13 +1226,6 @@
         </w:rPr>
         <w:t xml:space="preserve"> </w:t>
       </w:r>
-    </w:p>
-    <w:p>
-      <w:pPr>
-        <w:pStyle w:val="FirstParagraph"/>
-        <w:spacing w:before="0" w:after="0"/>
-        <w:ind w:left="480" w:hanging="480"/>
-      </w:pPr>
       <w:r>
         <w:rPr>
           <w:rFonts w:ascii="Times New Roman" w:hAnsi="Times New Roman" w:eastAsia="Times New Roman" w:cs="Times New Roman"/>
@@ -1391,13 +1290,6 @@
         </w:rPr>
         <w:t xml:space="preserve"> </w:t>
       </w:r>
-    </w:p>
-    <w:p>
-      <w:pPr>
-        <w:pStyle w:val="FirstParagraph"/>
-        <w:spacing w:before="0" w:after="0"/>
-        <w:ind w:left="480" w:hanging="480"/>
-      </w:pPr>
       <w:r>
         <w:rPr>
           <w:rFonts w:ascii="Times New Roman" w:hAnsi="Times New Roman" w:eastAsia="Times New Roman" w:cs="Times New Roman"/>
@@ -1462,13 +1354,6 @@
         </w:rPr>
         <w:t xml:space="preserve"> </w:t>
       </w:r>
-    </w:p>
-    <w:p>
-      <w:pPr>
-        <w:pStyle w:val="FirstParagraph"/>
-        <w:spacing w:before="0" w:after="0"/>
-        <w:ind w:left="480" w:hanging="480"/>
-      </w:pPr>
       <w:r>
         <w:rPr>
           <w:rFonts w:ascii="Times New Roman" w:hAnsi="Times New Roman" w:eastAsia="Times New Roman" w:cs="Times New Roman"/>
@@ -1530,16 +1415,6 @@
     </w:p>
     <w:p>
       <w:pPr>
-        <w:spacing w:before="0" w:after="0"/>
-      </w:pPr>
-    </w:p>
-    <w:p>
-      <w:pPr>
-        <w:spacing w:before="0" w:after="0"/>
-      </w:pPr>
-    </w:p>
-    <w:p>
-      <w:pPr>
         <w:spacing w:before="160" w:after="80"/>
       </w:pPr>
       <w:r>
@@ -1577,8 +1452,6 @@
     <w:p>
       <w:pPr>
         <w:pStyle w:val="FirstParagraph"/>
-        <w:spacing w:before="0" w:after="0"/>
-        <w:ind w:left="480" w:hanging="480"/>
       </w:pPr>
       <w:r>
         <w:rPr>
@@ -1907,68 +1780,12 @@
         </w:rPr>
         <w:t xml:space="preserve"> </w:t>
       </w:r>
-    </w:p>
-    <w:p>
-      <w:pPr>
-        <w:pStyle w:val="FirstParagraph"/>
-        <w:spacing w:before="0" w:after="0"/>
-        <w:ind w:left="480" w:hanging="480"/>
-      </w:pPr>
-      <w:r>
-        <w:rPr>
-          <w:rFonts w:ascii="Times New Roman" w:hAnsi="Times New Roman" w:eastAsia="Times New Roman" w:cs="Times New Roman"/>
-        </w:rPr>
-        <w:t xml:space="preserve">A. 2 </w:t>
-      </w:r>
-    </w:p>
-    <w:p>
-      <w:pPr>
-        <w:pStyle w:val="FirstParagraph"/>
-        <w:spacing w:before="0" w:after="0"/>
-        <w:ind w:left="480" w:hanging="480"/>
-      </w:pPr>
-      <w:r>
-        <w:rPr>
-          <w:rFonts w:ascii="Times New Roman" w:hAnsi="Times New Roman" w:eastAsia="Times New Roman" w:cs="Times New Roman"/>
-        </w:rPr>
-        <w:t xml:space="preserve">B. 2.5 </w:t>
-      </w:r>
-    </w:p>
-    <w:p>
-      <w:pPr>
-        <w:pStyle w:val="FirstParagraph"/>
-        <w:spacing w:before="0" w:after="0"/>
-        <w:ind w:left="480" w:hanging="480"/>
-      </w:pPr>
-      <w:r>
-        <w:rPr>
-          <w:rFonts w:ascii="Times New Roman" w:hAnsi="Times New Roman" w:eastAsia="Times New Roman" w:cs="Times New Roman"/>
-        </w:rPr>
-        <w:t xml:space="preserve">C. 3 </w:t>
-      </w:r>
-    </w:p>
-    <w:p>
-      <w:pPr>
-        <w:pStyle w:val="FirstParagraph"/>
-        <w:spacing w:before="0" w:after="0"/>
-        <w:ind w:left="480" w:hanging="480"/>
-      </w:pPr>
-      <w:r>
-        <w:rPr>
-          <w:rFonts w:ascii="Times New Roman" w:hAnsi="Times New Roman" w:eastAsia="Times New Roman" w:cs="Times New Roman"/>
-        </w:rPr>
-        <w:t xml:space="preserve">D. 3.5</w:t>
-      </w:r>
-    </w:p>
-    <w:p>
-      <w:pPr>
-        <w:spacing w:before="0" w:after="0"/>
-      </w:pPr>
-    </w:p>
-    <w:p>
-      <w:pPr>
-        <w:spacing w:before="0" w:after="0"/>
-      </w:pPr>
+      <w:r>
+        <w:rPr>
+          <w:rFonts w:ascii="Times New Roman" w:hAnsi="Times New Roman" w:eastAsia="Times New Roman" w:cs="Times New Roman"/>
+        </w:rPr>
+        <w:t xml:space="preserve">A. 2 B. 2.5 C. 3 D. 3.5</w:t>
+      </w:r>
     </w:p>
     <w:p>
       <w:pPr>
@@ -2009,8 +1826,6 @@
     <w:p>
       <w:pPr>
         <w:pStyle w:val="FirstParagraph"/>
-        <w:spacing w:before="0" w:after="0"/>
-        <w:ind w:left="480" w:hanging="480"/>
       </w:pPr>
       <w:r>
         <w:rPr>
@@ -2102,13 +1917,6 @@
         </w:rPr>
         <w:t xml:space="preserve"> </w:t>
       </w:r>
-    </w:p>
-    <w:p>
-      <w:pPr>
-        <w:pStyle w:val="FirstParagraph"/>
-        <w:spacing w:before="0" w:after="0"/>
-        <w:ind w:left="480" w:hanging="480"/>
-      </w:pPr>
       <w:r>
         <w:rPr>
           <w:rFonts w:ascii="Times New Roman" w:hAnsi="Times New Roman" w:eastAsia="Times New Roman" w:cs="Times New Roman"/>
@@ -2125,20 +1933,7 @@
         <w:rPr>
           <w:rFonts w:ascii="Times New Roman" w:hAnsi="Times New Roman" w:eastAsia="Times New Roman" w:cs="Times New Roman"/>
         </w:rPr>
-        <w:t xml:space="preserve"> </w:t>
-      </w:r>
-    </w:p>
-    <w:p>
-      <w:pPr>
-        <w:pStyle w:val="FirstParagraph"/>
-        <w:spacing w:before="0" w:after="0"/>
-        <w:ind w:left="480" w:hanging="480"/>
-      </w:pPr>
-      <w:r>
-        <w:rPr>
-          <w:rFonts w:ascii="Times New Roman" w:hAnsi="Times New Roman" w:eastAsia="Times New Roman" w:cs="Times New Roman"/>
-        </w:rPr>
-        <w:t xml:space="preserve">B. 99 </w:t>
+        <w:t xml:space="preserve"> B. 99 </w:t>
       </w:r>
       <w:r>
         <w:rPr>
@@ -2150,20 +1945,7 @@
         <w:rPr>
           <w:rFonts w:ascii="Times New Roman" w:hAnsi="Times New Roman" w:eastAsia="Times New Roman" w:cs="Times New Roman"/>
         </w:rPr>
-        <w:t xml:space="preserve"> </w:t>
-      </w:r>
-    </w:p>
-    <w:p>
-      <w:pPr>
-        <w:pStyle w:val="FirstParagraph"/>
-        <w:spacing w:before="0" w:after="0"/>
-        <w:ind w:left="480" w:hanging="480"/>
-      </w:pPr>
-      <w:r>
-        <w:rPr>
-          <w:rFonts w:ascii="Times New Roman" w:hAnsi="Times New Roman" w:eastAsia="Times New Roman" w:cs="Times New Roman"/>
-        </w:rPr>
-        <w:t xml:space="preserve">C. 57 </w:t>
+        <w:t xml:space="preserve"> C. 57 </w:t>
       </w:r>
       <w:r>
         <w:rPr>
@@ -2175,20 +1957,7 @@
         <w:rPr>
           <w:rFonts w:ascii="Times New Roman" w:hAnsi="Times New Roman" w:eastAsia="Times New Roman" w:cs="Times New Roman"/>
         </w:rPr>
-        <w:t xml:space="preserve"> </w:t>
-      </w:r>
-    </w:p>
-    <w:p>
-      <w:pPr>
-        <w:pStyle w:val="FirstParagraph"/>
-        <w:spacing w:before="0" w:after="0"/>
-        <w:ind w:left="480" w:hanging="480"/>
-      </w:pPr>
-      <w:r>
-        <w:rPr>
-          <w:rFonts w:ascii="Times New Roman" w:hAnsi="Times New Roman" w:eastAsia="Times New Roman" w:cs="Times New Roman"/>
-        </w:rPr>
-        <w:t xml:space="preserve">D. 36 </w:t>
+        <w:t xml:space="preserve"> D. 36 </w:t>
       </w:r>
       <w:r>
         <w:rPr>
@@ -2196,16 +1965,6 @@
         </w:rPr>
         <w:t xml:space="preserve">倍</w:t>
       </w:r>
-    </w:p>
-    <w:p>
-      <w:pPr>
-        <w:spacing w:before="0" w:after="0"/>
-      </w:pPr>
-    </w:p>
-    <w:p>
-      <w:pPr>
-        <w:spacing w:before="0" w:after="0"/>
-      </w:pPr>
     </w:p>
     <w:p>
       <w:pPr>
@@ -2453,7 +2212,7 @@
         </w:rPr>
         <w:drawing>
           <wp:inline>
-            <wp:extent cx="3576729" cy="2273683"/>
+            <wp:extent cx="3600000" cy="2273683"/>
             <wp:effectExtent b="0" l="0" r="0" t="0"/>
             <wp:docPr descr="" title="" id="17" name="Picture"/>
             <a:graphic>
@@ -2474,7 +2233,7 @@
                   <pic:spPr bwMode="auto">
                     <a:xfrm>
                       <a:off x="0" y="0"/>
-                      <a:ext cx="3576729" cy="2273683"/>
+                      <a:ext cx="3600000" cy="2273683"/>
                     </a:xfrm>
                     <a:prstGeom prst="rect">
                       <a:avLst/>
@@ -2496,7 +2255,10 @@
     <w:p>
       <w:pPr>
         <w:pStyle w:val="Compact"/>
-        <w:spacing w:before="0" w:after="0"/>
+        <w:numPr>
+          <w:ilvl w:val="0"/>
+          <w:numId w:val="1001"/>
+        </w:numPr>
       </w:pPr>
       <w:r>
         <w:rPr>
@@ -2544,7 +2306,10 @@
     <w:p>
       <w:pPr>
         <w:pStyle w:val="Compact"/>
-        <w:spacing w:before="0" w:after="0"/>
+        <w:numPr>
+          <w:ilvl w:val="0"/>
+          <w:numId w:val="1001"/>
+        </w:numPr>
       </w:pPr>
       <w:r>
         <w:rPr>
@@ -2586,7 +2351,10 @@
     <w:p>
       <w:pPr>
         <w:pStyle w:val="Compact"/>
-        <w:spacing w:before="0" w:after="0"/>
+        <w:numPr>
+          <w:ilvl w:val="0"/>
+          <w:numId w:val="1001"/>
+        </w:numPr>
       </w:pPr>
       <w:r>
         <w:rPr>
@@ -2610,7 +2378,10 @@
     <w:p>
       <w:pPr>
         <w:pStyle w:val="Compact"/>
-        <w:spacing w:before="0" w:after="0"/>
+        <w:numPr>
+          <w:ilvl w:val="0"/>
+          <w:numId w:val="1001"/>
+        </w:numPr>
       </w:pPr>
       <w:r>
         <w:rPr>
@@ -2628,18 +2399,159 @@
         <w:rPr>
           <w:rFonts w:hint="eastAsia" w:ascii="Times New Roman" w:hAnsi="Times New Roman" w:eastAsia="FangSong" w:cs="Times New Roman"/>
         </w:rPr>
-        <w:t>碳的密度计算式见原卷</w:t>
-      </w:r>
-    </w:p>
-    <w:p>
-      <w:pPr>
-        <w:spacing w:before="0" w:after="0"/>
-      </w:pPr>
-    </w:p>
-    <w:p>
-      <w:pPr>
-        <w:spacing w:before="0" w:after="0"/>
-      </w:pPr>
+        <w:t>碳的密度为</w:t>
+      </w:r>
+      <w:r>
+        <w:rPr>
+          <w:rFonts w:ascii="Times New Roman" w:hAnsi="Times New Roman" w:eastAsia="Times New Roman" w:cs="Times New Roman"/>
+        </w:rPr>
+        <w:t xml:space="preserve"> </w:t>
+      </w:r>
+      <m:oMath>
+        <m:oMathPr>
+          <m:ctrlPr>
+            <w:rPr>
+              <w:sz w:val="28"/>
+              <w:szCs w:val="28"/>
+            </w:rPr>
+          </m:ctrlPr>
+        </m:oMathPr>
+        <m:f>
+          <m:fPr>
+            <m:type m:val="bar"/>
+          </m:fPr>
+          <m:num>
+            <m:r>
+              <m:t>12</m:t>
+            </m:r>
+            <m:r>
+              <m:rPr>
+                <m:sty m:val="p"/>
+              </m:rPr>
+              <m:t>×</m:t>
+            </m:r>
+            <m:r>
+              <m:t>32</m:t>
+            </m:r>
+          </m:num>
+          <m:den>
+            <m:sSub>
+              <m:e>
+                <m:r>
+                  <m:t>N</m:t>
+                </m:r>
+              </m:e>
+              <m:sub>
+                <m:r>
+                  <m:rPr>
+                    <m:sty m:val="p"/>
+                  </m:rPr>
+                  <m:t>A</m:t>
+                </m:r>
+              </m:sub>
+            </m:sSub>
+            <m:r>
+              <m:rPr>
+                <m:sty m:val="p"/>
+              </m:rPr>
+              <m:t>×</m:t>
+            </m:r>
+            <m:r>
+              <m:rPr>
+                <m:sty m:val="p"/>
+              </m:rPr>
+              <m:t>(</m:t>
+            </m:r>
+            <m:r>
+              <m:t>a</m:t>
+            </m:r>
+            <m:r>
+              <m:rPr>
+                <m:sty m:val="p"/>
+              </m:rPr>
+              <m:t>×</m:t>
+            </m:r>
+            <m:sSup>
+              <m:e>
+                <m:r>
+                  <m:t>10</m:t>
+                </m:r>
+              </m:e>
+              <m:sup>
+                <m:r>
+                  <m:rPr>
+                    <m:sty m:val="p"/>
+                  </m:rPr>
+                  <m:t>−</m:t>
+                </m:r>
+                <m:r>
+                  <m:t>10</m:t>
+                </m:r>
+              </m:sup>
+            </m:sSup>
+            <m:sSup>
+              <m:e>
+                <m:r>
+                  <m:rPr>
+                    <m:sty m:val="p"/>
+                  </m:rPr>
+                  <m:t>)</m:t>
+                </m:r>
+              </m:e>
+              <m:sup>
+                <m:r>
+                  <m:t>3</m:t>
+                </m:r>
+              </m:sup>
+            </m:sSup>
+          </m:den>
+        </m:f>
+        <m:r>
+          <m:t> </m:t>
+        </m:r>
+        <m:r>
+          <m:rPr>
+            <m:sty m:val="p"/>
+          </m:rPr>
+          <m:t>g</m:t>
+        </m:r>
+        <m:r>
+          <m:rPr>
+            <m:sty m:val="p"/>
+          </m:rPr>
+          <m:t>⋅</m:t>
+        </m:r>
+        <m:r>
+          <m:rPr>
+            <m:sty m:val="p"/>
+          </m:rPr>
+          <m:t>c</m:t>
+        </m:r>
+        <m:sSup>
+          <m:e>
+            <m:r>
+              <m:rPr>
+                <m:sty m:val="p"/>
+              </m:rPr>
+              <m:t>m</m:t>
+            </m:r>
+          </m:e>
+          <m:sup>
+            <m:r>
+              <m:rPr>
+                <m:sty m:val="p"/>
+              </m:rPr>
+              <m:t>−</m:t>
+            </m:r>
+            <m:r>
+              <m:rPr>
+                <m:sty m:val="p"/>
+              </m:rPr>
+              <m:t>3</m:t>
+            </m:r>
+          </m:sup>
+        </m:sSup>
+      </m:oMath>
     </w:p>
     <w:p>
       <w:pPr>
@@ -2799,7 +2711,7 @@
         </w:rPr>
         <w:drawing>
           <wp:inline>
-            <wp:extent cx="3147711" cy="2864584"/>
+            <wp:extent cx="3240000" cy="2864584"/>
             <wp:effectExtent b="0" l="0" r="0" t="0"/>
             <wp:docPr descr="" title="" id="21" name="Picture"/>
             <a:graphic>
@@ -2820,7 +2732,7 @@
                   <pic:spPr bwMode="auto">
                     <a:xfrm>
                       <a:off x="0" y="0"/>
-                      <a:ext cx="3147711" cy="2864584"/>
+                      <a:ext cx="3240000" cy="2864584"/>
                     </a:xfrm>
                     <a:prstGeom prst="rect">
                       <a:avLst/>
@@ -2937,7 +2849,10 @@
     <w:p>
       <w:pPr>
         <w:pStyle w:val="Compact"/>
-        <w:spacing w:before="0" w:after="0"/>
+        <w:numPr>
+          <w:ilvl w:val="0"/>
+          <w:numId w:val="1002"/>
+        </w:numPr>
       </w:pPr>
       <w:r>
         <w:rPr>
@@ -2949,168 +2864,14 @@
         <w:rPr>
           <w:rFonts w:hint="eastAsia" w:ascii="Times New Roman" w:hAnsi="Times New Roman" w:eastAsia="FangSong" w:cs="Times New Roman"/>
         </w:rPr>
-        <w:t xml:space="preserve">该晶体的密度计算式见原卷</w:t>
-      </w:r>
-    </w:p>
-    <w:p>
-      <w:pPr>
-        <w:pStyle w:val="Compact"/>
-        <w:spacing w:before="0" w:after="0"/>
-      </w:pPr>
-      <w:r>
-        <w:rPr>
-          <w:rFonts w:ascii="Times New Roman" w:hAnsi="Times New Roman" w:eastAsia="Times New Roman" w:cs="Times New Roman"/>
-        </w:rPr>
-        <w:t xml:space="preserve">B. B </w:t>
-      </w:r>
-      <w:r>
-        <w:rPr>
-          <w:rFonts w:hint="eastAsia" w:ascii="Times New Roman" w:hAnsi="Times New Roman" w:eastAsia="FangSong" w:cs="Times New Roman"/>
-        </w:rPr>
-        <w:t xml:space="preserve">点原子的分数坐标为</w:t>
-      </w:r>
-      <w:r>
-        <w:rPr>
-          <w:rFonts w:ascii="Times New Roman" w:hAnsi="Times New Roman" w:eastAsia="Times New Roman" w:cs="Times New Roman"/>
-        </w:rPr>
-        <w:t xml:space="preserve"> (0, 0, r)</w:t>
-      </w:r>
-    </w:p>
-    <w:p>
-      <w:pPr>
-        <w:pStyle w:val="Compact"/>
-        <w:spacing w:before="0" w:after="0"/>
-      </w:pPr>
-      <w:r>
-        <w:rPr>
-          <w:rFonts w:ascii="Times New Roman" w:hAnsi="Times New Roman" w:eastAsia="Times New Roman" w:cs="Times New Roman"/>
-        </w:rPr>
-        <w:t xml:space="preserve">C. </w:t>
-      </w:r>
-      <w:r>
-        <w:rPr>
-          <w:rFonts w:hint="eastAsia" w:ascii="Times New Roman" w:hAnsi="Times New Roman" w:eastAsia="FangSong" w:cs="Times New Roman"/>
-        </w:rPr>
-        <w:t xml:space="preserve">晶胞中</w:t>
-      </w:r>
-      <w:r>
-        <w:rPr>
-          <w:rFonts w:ascii="Times New Roman" w:hAnsi="Times New Roman" w:eastAsia="Times New Roman" w:cs="Times New Roman"/>
-        </w:rPr>
-        <w:t xml:space="preserve"> A、B </w:t>
-      </w:r>
-      <w:r>
-        <w:rPr>
-          <w:rFonts w:hint="eastAsia" w:ascii="Times New Roman" w:hAnsi="Times New Roman" w:eastAsia="FangSong" w:cs="Times New Roman"/>
-        </w:rPr>
-        <w:t xml:space="preserve">间距离计算式见原卷</w:t>
-      </w:r>
-    </w:p>
-    <w:p>
-      <w:pPr>
-        <w:pStyle w:val="Compact"/>
-        <w:spacing w:before="0" w:after="0"/>
-      </w:pPr>
-      <w:r>
-        <w:rPr>
-          <w:rFonts w:ascii="Times New Roman" w:hAnsi="Times New Roman" w:eastAsia="Times New Roman" w:cs="Times New Roman"/>
-        </w:rPr>
-        <w:t xml:space="preserve">D. </w:t>
-      </w:r>
-      <w:r>
-        <w:rPr>
-          <w:rFonts w:hint="eastAsia" w:ascii="Times New Roman" w:hAnsi="Times New Roman" w:eastAsia="FangSong" w:cs="Times New Roman"/>
-        </w:rPr>
-        <w:t xml:space="preserve">晶胞中有</w:t>
-      </w:r>
-      <w:r>
-        <w:rPr>
-          <w:rFonts w:ascii="Times New Roman" w:hAnsi="Times New Roman" w:eastAsia="Times New Roman" w:cs="Times New Roman"/>
-        </w:rPr>
-        <w:t xml:space="preserve"> 2 </w:t>
-      </w:r>
-      <w:r>
-        <w:rPr>
-          <w:rFonts w:hint="eastAsia" w:ascii="Times New Roman" w:hAnsi="Times New Roman" w:eastAsia="FangSong" w:cs="Times New Roman"/>
-        </w:rPr>
-        <w:t xml:space="preserve">个</w:t>
-      </w:r>
-      <w:r>
-        <w:rPr>
-          <w:rFonts w:ascii="Times New Roman" w:hAnsi="Times New Roman" w:eastAsia="Times New Roman" w:cs="Times New Roman"/>
-        </w:rPr>
-        <w:t xml:space="preserve"> XeF</w:t>
-      </w:r>
-      <w:r>
-        <w:rPr>
-          <w:rFonts w:ascii="Times New Roman" w:hAnsi="Times New Roman" w:eastAsia="Times New Roman" w:cs="Times New Roman"/>
-          <w:vertAlign w:val="subscript"/>
-        </w:rPr>
-        <w:t>2</w:t>
-      </w:r>
-      <w:r>
-        <w:rPr>
-          <w:rFonts w:ascii="Times New Roman" w:hAnsi="Times New Roman" w:eastAsia="Times New Roman" w:cs="Times New Roman"/>
-        </w:rPr>
-        <w:t xml:space="preserve"> </w:t>
-      </w:r>
-      <w:r>
-        <w:rPr>
-          <w:rFonts w:hint="eastAsia" w:ascii="Times New Roman" w:hAnsi="Times New Roman" w:eastAsia="FangSong" w:cs="Times New Roman"/>
-        </w:rPr>
-        <w:t xml:space="preserve">分子</w:t>
-      </w:r>
-    </w:p>
-    <w:p>
-      <w:pPr>
-        <w:spacing w:before="0" w:after="0"/>
-      </w:pPr>
-    </w:p>
-    <w:p>
-      <w:pPr>
-        <w:spacing w:before="0" w:after="0"/>
-      </w:pPr>
-    </w:p>
-    <w:p>
-      <w:pPr>
-        <w:spacing w:before="160" w:after="80"/>
-      </w:pPr>
-      <w:r>
-        <w:pict>
-          <v:rect style="width:0;height:1.5pt" o:hralign="center" o:hrstd="t" o:hr="t"/>
-        </w:pict>
-      </w:r>
-    </w:p>
-    <w:bookmarkEnd w:id="23"/>
-    <w:bookmarkStart w:id="24" w:name="第9题"/>
-    <w:p>
-      <w:pPr>
-        <w:pStyle w:val="Heading3"/>
-        <w:spacing w:before="280" w:after="120"/>
-      </w:pPr>
-      <w:r>
-        <w:rPr>
-          <w:rFonts w:hint="eastAsia" w:ascii="Times New Roman" w:hAnsi="Times New Roman" w:eastAsia="SimHei" w:cs="Times New Roman"/>
-        </w:rPr>
-        <w:t>第</w:t>
-      </w:r>
-      <w:r>
-        <w:rPr>
-          <w:rFonts w:hint="eastAsia" w:ascii="Times New Roman" w:hAnsi="Times New Roman" w:eastAsia="Times New Roman" w:cs="Times New Roman"/>
-        </w:rPr>
-        <w:t>9</w:t>
-      </w:r>
-      <w:r>
-        <w:rPr>
-          <w:rFonts w:hint="eastAsia" w:ascii="Times New Roman" w:hAnsi="Times New Roman" w:eastAsia="SimHei" w:cs="Times New Roman"/>
-        </w:rPr>
-        <w:t>题</w:t>
-      </w:r>
-    </w:p>
-    <w:p>
-      <w:pPr>
-        <w:pStyle w:val="FirstParagraph"/>
-      </w:pPr>
+        <w:t xml:space="preserve">该晶体的密度为</w:t>
+      </w:r>
+      <w:r>
+        <w:rPr>
+          <w:rFonts w:ascii="Times New Roman" w:hAnsi="Times New Roman" w:eastAsia="Times New Roman" w:cs="Times New Roman"/>
+        </w:rPr>
+        <w:t xml:space="preserve"> </w:t>
+      </w:r>
       <m:oMath>
         <m:oMathPr>
           <m:ctrlPr>
@@ -3120,6 +2881,407 @@
             </w:rPr>
           </m:ctrlPr>
         </m:oMathPr>
+        <m:f>
+          <m:fPr>
+            <m:type m:val="bar"/>
+          </m:fPr>
+          <m:num>
+            <m:r>
+              <m:t>3.28</m:t>
+            </m:r>
+            <m:r>
+              <m:rPr>
+                <m:sty m:val="p"/>
+              </m:rPr>
+              <m:t>×</m:t>
+            </m:r>
+            <m:r>
+              <m:t>169</m:t>
+            </m:r>
+          </m:num>
+          <m:den>
+            <m:sSup>
+              <m:e>
+                <m:r>
+                  <m:t>a</m:t>
+                </m:r>
+              </m:e>
+              <m:sup>
+                <m:r>
+                  <m:t>2</m:t>
+                </m:r>
+              </m:sup>
+            </m:sSup>
+            <m:r>
+              <m:rPr>
+                <m:sty m:val="p"/>
+              </m:rPr>
+              <m:t>×</m:t>
+            </m:r>
+            <m:r>
+              <m:t>c</m:t>
+            </m:r>
+            <m:r>
+              <m:rPr>
+                <m:sty m:val="p"/>
+              </m:rPr>
+              <m:t>×</m:t>
+            </m:r>
+            <m:sSub>
+              <m:e>
+                <m:r>
+                  <m:t>N</m:t>
+                </m:r>
+              </m:e>
+              <m:sub>
+                <m:r>
+                  <m:rPr>
+                    <m:sty m:val="p"/>
+                  </m:rPr>
+                  <m:t>A</m:t>
+                </m:r>
+              </m:sub>
+            </m:sSub>
+          </m:den>
+        </m:f>
+        <m:r>
+          <m:t> </m:t>
+        </m:r>
+        <m:r>
+          <m:rPr>
+            <m:sty m:val="p"/>
+          </m:rPr>
+          <m:t>g</m:t>
+        </m:r>
+        <m:r>
+          <m:rPr>
+            <m:sty m:val="p"/>
+          </m:rPr>
+          <m:t>⋅</m:t>
+        </m:r>
+        <m:r>
+          <m:rPr>
+            <m:sty m:val="p"/>
+          </m:rPr>
+          <m:t>c</m:t>
+        </m:r>
+        <m:sSup>
+          <m:e>
+            <m:r>
+              <m:rPr>
+                <m:sty m:val="p"/>
+              </m:rPr>
+              <m:t>m</m:t>
+            </m:r>
+          </m:e>
+          <m:sup>
+            <m:r>
+              <m:rPr>
+                <m:sty m:val="p"/>
+              </m:rPr>
+              <m:t>−</m:t>
+            </m:r>
+            <m:r>
+              <m:rPr>
+                <m:sty m:val="p"/>
+              </m:rPr>
+              <m:t>3</m:t>
+            </m:r>
+          </m:sup>
+        </m:sSup>
+      </m:oMath>
+    </w:p>
+    <w:p>
+      <w:pPr>
+        <w:pStyle w:val="Compact"/>
+        <w:numPr>
+          <w:ilvl w:val="0"/>
+          <w:numId w:val="1002"/>
+        </w:numPr>
+      </w:pPr>
+      <w:r>
+        <w:rPr>
+          <w:rFonts w:ascii="Times New Roman" w:hAnsi="Times New Roman" w:eastAsia="Times New Roman" w:cs="Times New Roman"/>
+        </w:rPr>
+        <w:t xml:space="preserve">B. B </w:t>
+      </w:r>
+      <w:r>
+        <w:rPr>
+          <w:rFonts w:hint="eastAsia" w:ascii="Times New Roman" w:hAnsi="Times New Roman" w:eastAsia="FangSong" w:cs="Times New Roman"/>
+        </w:rPr>
+        <w:t xml:space="preserve">点原子的分数坐标为</w:t>
+      </w:r>
+      <w:r>
+        <w:rPr>
+          <w:rFonts w:ascii="Times New Roman" w:hAnsi="Times New Roman" w:eastAsia="Times New Roman" w:cs="Times New Roman"/>
+        </w:rPr>
+        <w:t xml:space="preserve"> (0, 0, r)</w:t>
+      </w:r>
+    </w:p>
+    <w:p>
+      <w:pPr>
+        <w:pStyle w:val="Compact"/>
+        <w:numPr>
+          <w:ilvl w:val="0"/>
+          <w:numId w:val="1002"/>
+        </w:numPr>
+      </w:pPr>
+      <w:r>
+        <w:rPr>
+          <w:rFonts w:ascii="Times New Roman" w:hAnsi="Times New Roman" w:eastAsia="Times New Roman" w:cs="Times New Roman"/>
+        </w:rPr>
+        <w:t xml:space="preserve">C. </w:t>
+      </w:r>
+      <w:r>
+        <w:rPr>
+          <w:rFonts w:hint="eastAsia" w:ascii="Times New Roman" w:hAnsi="Times New Roman" w:eastAsia="FangSong" w:cs="Times New Roman"/>
+        </w:rPr>
+        <w:t xml:space="preserve">晶胞中</w:t>
+      </w:r>
+      <w:r>
+        <w:rPr>
+          <w:rFonts w:ascii="Times New Roman" w:hAnsi="Times New Roman" w:eastAsia="Times New Roman" w:cs="Times New Roman"/>
+        </w:rPr>
+        <w:t xml:space="preserve"> A、B </w:t>
+      </w:r>
+      <w:r>
+        <w:rPr>
+          <w:rFonts w:hint="eastAsia" w:ascii="Times New Roman" w:hAnsi="Times New Roman" w:eastAsia="FangSong" w:cs="Times New Roman"/>
+        </w:rPr>
+        <w:t xml:space="preserve">间距离</w:t>
+      </w:r>
+      <w:r>
+        <w:rPr>
+          <w:rFonts w:ascii="Times New Roman" w:hAnsi="Times New Roman" w:eastAsia="Times New Roman" w:cs="Times New Roman"/>
+        </w:rPr>
+        <w:t xml:space="preserve"> </w:t>
+      </w:r>
+      <m:oMath>
+        <m:oMathPr>
+          <m:ctrlPr>
+            <w:rPr>
+              <w:sz w:val="28"/>
+              <w:szCs w:val="28"/>
+            </w:rPr>
+          </m:ctrlPr>
+        </m:oMathPr>
+        <m:r>
+          <m:t>d</m:t>
+        </m:r>
+        <m:r>
+          <m:rPr>
+            <m:sty m:val="p"/>
+          </m:rPr>
+          <m:t>=</m:t>
+        </m:r>
+        <m:rad>
+          <m:radPr>
+            <m:degHide m:val="on"/>
+          </m:radPr>
+          <m:deg/>
+          <m:e>
+            <m:f>
+              <m:fPr>
+                <m:type m:val="bar"/>
+              </m:fPr>
+              <m:num>
+                <m:r>
+                  <m:t>1</m:t>
+                </m:r>
+              </m:num>
+              <m:den>
+                <m:r>
+                  <m:t>2</m:t>
+                </m:r>
+              </m:den>
+            </m:f>
+            <m:sSup>
+              <m:e>
+                <m:r>
+                  <m:t>a</m:t>
+                </m:r>
+              </m:e>
+              <m:sup>
+                <m:r>
+                  <m:t>2</m:t>
+                </m:r>
+              </m:sup>
+            </m:sSup>
+            <m:r>
+              <m:rPr>
+                <m:sty m:val="p"/>
+              </m:rPr>
+              <m:t>+</m:t>
+            </m:r>
+            <m:sSup>
+              <m:e>
+                <m:d>
+                  <m:dPr>
+                    <m:begChr m:val="("/>
+                    <m:sepChr m:val=""/>
+                    <m:endChr m:val=")"/>
+                    <m:grow/>
+                  </m:dPr>
+                  <m:e>
+                    <m:f>
+                      <m:fPr>
+                        <m:type m:val="bar"/>
+                      </m:fPr>
+                      <m:num>
+                        <m:r>
+                          <m:t>c</m:t>
+                        </m:r>
+                      </m:num>
+                      <m:den>
+                        <m:r>
+                          <m:t>2</m:t>
+                        </m:r>
+                      </m:den>
+                    </m:f>
+                    <m:r>
+                      <m:rPr>
+                        <m:sty m:val="p"/>
+                      </m:rPr>
+                      <m:t>−</m:t>
+                    </m:r>
+                    <m:r>
+                      <m:t>r</m:t>
+                    </m:r>
+                  </m:e>
+                </m:d>
+              </m:e>
+              <m:sup>
+                <m:r>
+                  <m:t>2</m:t>
+                </m:r>
+              </m:sup>
+            </m:sSup>
+          </m:e>
+        </m:rad>
+        <m:r>
+          <m:t> </m:t>
+        </m:r>
+        <m:r>
+          <m:rPr>
+            <m:sty m:val="p"/>
+          </m:rPr>
+          <m:t>p</m:t>
+        </m:r>
+        <m:r>
+          <m:rPr>
+            <m:sty m:val="p"/>
+          </m:rPr>
+          <m:t>m</m:t>
+        </m:r>
+      </m:oMath>
+    </w:p>
+    <w:p>
+      <w:pPr>
+        <w:pStyle w:val="Compact"/>
+        <w:numPr>
+          <w:ilvl w:val="0"/>
+          <w:numId w:val="1002"/>
+        </w:numPr>
+      </w:pPr>
+      <w:r>
+        <w:rPr>
+          <w:rFonts w:ascii="Times New Roman" w:hAnsi="Times New Roman" w:eastAsia="Times New Roman" w:cs="Times New Roman"/>
+        </w:rPr>
+        <w:t xml:space="preserve">D. </w:t>
+      </w:r>
+      <w:r>
+        <w:rPr>
+          <w:rFonts w:hint="eastAsia" w:ascii="Times New Roman" w:hAnsi="Times New Roman" w:eastAsia="FangSong" w:cs="Times New Roman"/>
+        </w:rPr>
+        <w:t xml:space="preserve">晶胞中有</w:t>
+      </w:r>
+      <w:r>
+        <w:rPr>
+          <w:rFonts w:ascii="Times New Roman" w:hAnsi="Times New Roman" w:eastAsia="Times New Roman" w:cs="Times New Roman"/>
+        </w:rPr>
+        <w:t xml:space="preserve"> 2 </w:t>
+      </w:r>
+      <w:r>
+        <w:rPr>
+          <w:rFonts w:hint="eastAsia" w:ascii="Times New Roman" w:hAnsi="Times New Roman" w:eastAsia="FangSong" w:cs="Times New Roman"/>
+        </w:rPr>
+        <w:t xml:space="preserve">个</w:t>
+      </w:r>
+      <w:r>
+        <w:rPr>
+          <w:rFonts w:ascii="Times New Roman" w:hAnsi="Times New Roman" w:eastAsia="Times New Roman" w:cs="Times New Roman"/>
+        </w:rPr>
+        <w:t xml:space="preserve"> XeF</w:t>
+      </w:r>
+      <w:r>
+        <w:rPr>
+          <w:rFonts w:ascii="Times New Roman" w:hAnsi="Times New Roman" w:eastAsia="Times New Roman" w:cs="Times New Roman"/>
+          <w:vertAlign w:val="subscript"/>
+        </w:rPr>
+        <w:t>2</w:t>
+      </w:r>
+      <w:r>
+        <w:rPr>
+          <w:rFonts w:ascii="Times New Roman" w:hAnsi="Times New Roman" w:eastAsia="Times New Roman" w:cs="Times New Roman"/>
+        </w:rPr>
+        <w:t xml:space="preserve"> </w:t>
+      </w:r>
+      <w:r>
+        <w:rPr>
+          <w:rFonts w:hint="eastAsia" w:ascii="Times New Roman" w:hAnsi="Times New Roman" w:eastAsia="FangSong" w:cs="Times New Roman"/>
+        </w:rPr>
+        <w:t xml:space="preserve">分子</w:t>
+      </w:r>
+    </w:p>
+    <w:p>
+      <w:pPr>
+        <w:spacing w:before="160" w:after="80"/>
+      </w:pPr>
+      <w:r>
+        <w:pict>
+          <v:rect style="width:0;height:1.5pt" o:hralign="center" o:hrstd="t" o:hr="t"/>
+        </w:pict>
+      </w:r>
+    </w:p>
+    <w:bookmarkEnd w:id="23"/>
+    <w:bookmarkStart w:id="24" w:name="第9题"/>
+    <w:p>
+      <w:pPr>
+        <w:pStyle w:val="Heading3"/>
+        <w:spacing w:before="280" w:after="120"/>
+      </w:pPr>
+      <w:r>
+        <w:rPr>
+          <w:rFonts w:hint="eastAsia" w:ascii="Times New Roman" w:hAnsi="Times New Roman" w:eastAsia="SimHei" w:cs="Times New Roman"/>
+        </w:rPr>
+        <w:t>第</w:t>
+      </w:r>
+      <w:r>
+        <w:rPr>
+          <w:rFonts w:hint="eastAsia" w:ascii="Times New Roman" w:hAnsi="Times New Roman" w:eastAsia="Times New Roman" w:cs="Times New Roman"/>
+        </w:rPr>
+        <w:t>9</w:t>
+      </w:r>
+      <w:r>
+        <w:rPr>
+          <w:rFonts w:hint="eastAsia" w:ascii="Times New Roman" w:hAnsi="Times New Roman" w:eastAsia="SimHei" w:cs="Times New Roman"/>
+        </w:rPr>
+        <w:t>题</w:t>
+      </w:r>
+    </w:p>
+    <w:p>
+      <w:pPr>
+        <w:pStyle w:val="FirstParagraph"/>
+      </w:pPr>
+      <m:oMath>
+        <m:oMathPr>
+          <m:ctrlPr>
+            <w:rPr>
+              <w:sz w:val="28"/>
+              <w:szCs w:val="28"/>
+            </w:rPr>
+          </m:ctrlPr>
+        </m:oMathPr>
         <m:r>
           <m:rPr>
             <m:sty m:val="p"/>
@@ -3598,31 +3760,6 @@
         </w:rPr>
         <w:t>。</w:t>
       </w:r>
-    </w:p>
-    <w:p>
-      <w:pPr>
-        <w:spacing w:before="0" w:after="0"/>
-      </w:pPr>
-    </w:p>
-    <w:p>
-      <w:pPr>
-        <w:spacing w:before="0" w:after="0"/>
-      </w:pPr>
-    </w:p>
-    <w:p>
-      <w:pPr>
-        <w:spacing w:before="0" w:after="0"/>
-      </w:pPr>
-    </w:p>
-    <w:p>
-      <w:pPr>
-        <w:spacing w:before="0" w:after="0"/>
-      </w:pPr>
-    </w:p>
-    <w:p>
-      <w:pPr>
-        <w:spacing w:before="0" w:after="0"/>
-      </w:pPr>
     </w:p>
     <w:p>
       <w:pPr>
@@ -4206,31 +4343,6 @@
     </w:p>
     <w:p>
       <w:pPr>
-        <w:spacing w:before="0" w:after="0"/>
-      </w:pPr>
-    </w:p>
-    <w:p>
-      <w:pPr>
-        <w:spacing w:before="0" w:after="0"/>
-      </w:pPr>
-    </w:p>
-    <w:p>
-      <w:pPr>
-        <w:spacing w:before="0" w:after="0"/>
-      </w:pPr>
-    </w:p>
-    <w:p>
-      <w:pPr>
-        <w:spacing w:before="0" w:after="0"/>
-      </w:pPr>
-    </w:p>
-    <w:p>
-      <w:pPr>
-        <w:spacing w:before="0" w:after="0"/>
-      </w:pPr>
-    </w:p>
-    <w:p>
-      <w:pPr>
         <w:spacing w:before="160" w:after="80"/>
       </w:pPr>
       <w:r>
@@ -4485,21 +4597,6 @@
     </w:p>
     <w:p>
       <w:pPr>
-        <w:spacing w:before="0" w:after="0"/>
-      </w:pPr>
-    </w:p>
-    <w:p>
-      <w:pPr>
-        <w:spacing w:before="0" w:after="0"/>
-      </w:pPr>
-    </w:p>
-    <w:p>
-      <w:pPr>
-        <w:spacing w:before="0" w:after="0"/>
-      </w:pPr>
-    </w:p>
-    <w:p>
-      <w:pPr>
         <w:spacing w:before="160" w:after="80"/>
       </w:pPr>
       <w:r>
@@ -5350,46 +5447,6 @@
     </w:p>
     <w:p>
       <w:pPr>
-        <w:spacing w:before="0" w:after="0"/>
-      </w:pPr>
-    </w:p>
-    <w:p>
-      <w:pPr>
-        <w:spacing w:before="0" w:after="0"/>
-      </w:pPr>
-    </w:p>
-    <w:p>
-      <w:pPr>
-        <w:spacing w:before="0" w:after="0"/>
-      </w:pPr>
-    </w:p>
-    <w:p>
-      <w:pPr>
-        <w:spacing w:before="0" w:after="0"/>
-      </w:pPr>
-    </w:p>
-    <w:p>
-      <w:pPr>
-        <w:spacing w:before="0" w:after="0"/>
-      </w:pPr>
-    </w:p>
-    <w:p>
-      <w:pPr>
-        <w:spacing w:before="0" w:after="0"/>
-      </w:pPr>
-    </w:p>
-    <w:p>
-      <w:pPr>
-        <w:spacing w:before="0" w:after="0"/>
-      </w:pPr>
-    </w:p>
-    <w:p>
-      <w:pPr>
-        <w:spacing w:before="0" w:after="0"/>
-      </w:pPr>
-    </w:p>
-    <w:p>
-      <w:pPr>
         <w:spacing w:before="160" w:after="80"/>
       </w:pPr>
       <w:r>
@@ -5668,31 +5725,6 @@
         </w:rPr>
         <w:t>。)</w:t>
       </w:r>
-    </w:p>
-    <w:p>
-      <w:pPr>
-        <w:spacing w:before="0" w:after="0"/>
-      </w:pPr>
-    </w:p>
-    <w:p>
-      <w:pPr>
-        <w:spacing w:before="0" w:after="0"/>
-      </w:pPr>
-    </w:p>
-    <w:p>
-      <w:pPr>
-        <w:spacing w:before="0" w:after="0"/>
-      </w:pPr>
-    </w:p>
-    <w:p>
-      <w:pPr>
-        <w:spacing w:before="0" w:after="0"/>
-      </w:pPr>
-    </w:p>
-    <w:p>
-      <w:pPr>
-        <w:spacing w:before="0" w:after="0"/>
-      </w:pPr>
     </w:p>
     <w:p>
       <w:pPr>
@@ -7122,46 +7154,6 @@
     </w:p>
     <w:p>
       <w:pPr>
-        <w:spacing w:before="0" w:after="0"/>
-      </w:pPr>
-    </w:p>
-    <w:p>
-      <w:pPr>
-        <w:spacing w:before="0" w:after="0"/>
-      </w:pPr>
-    </w:p>
-    <w:p>
-      <w:pPr>
-        <w:spacing w:before="0" w:after="0"/>
-      </w:pPr>
-    </w:p>
-    <w:p>
-      <w:pPr>
-        <w:spacing w:before="0" w:after="0"/>
-      </w:pPr>
-    </w:p>
-    <w:p>
-      <w:pPr>
-        <w:spacing w:before="0" w:after="0"/>
-      </w:pPr>
-    </w:p>
-    <w:p>
-      <w:pPr>
-        <w:spacing w:before="0" w:after="0"/>
-      </w:pPr>
-    </w:p>
-    <w:p>
-      <w:pPr>
-        <w:spacing w:before="0" w:after="0"/>
-      </w:pPr>
-    </w:p>
-    <w:p>
-      <w:pPr>
-        <w:spacing w:before="0" w:after="0"/>
-      </w:pPr>
-    </w:p>
-    <w:p>
-      <w:pPr>
         <w:spacing w:before="160" w:after="80"/>
       </w:pPr>
       <w:r>
@@ -7427,7 +7419,7 @@
         </w:rPr>
         <w:drawing>
           <wp:inline>
-            <wp:extent cx="3240000" cy="3185819"/>
+            <wp:extent cx="3240000" cy="3186534"/>
             <wp:effectExtent b="0" l="0" r="0" t="0"/>
             <wp:docPr descr="" title="" id="31" name="Picture"/>
             <a:graphic>
@@ -7448,7 +7440,7 @@
                   <pic:spPr bwMode="auto">
                     <a:xfrm>
                       <a:off x="0" y="0"/>
-                      <a:ext cx="3240000" cy="3185819"/>
+                      <a:ext cx="3240000" cy="3186534"/>
                     </a:xfrm>
                     <a:prstGeom prst="rect">
                       <a:avLst/>
@@ -7683,31 +7675,6 @@
     </w:p>
     <w:p>
       <w:pPr>
-        <w:spacing w:before="0" w:after="0"/>
-      </w:pPr>
-    </w:p>
-    <w:p>
-      <w:pPr>
-        <w:spacing w:before="0" w:after="0"/>
-      </w:pPr>
-    </w:p>
-    <w:p>
-      <w:pPr>
-        <w:spacing w:before="0" w:after="0"/>
-      </w:pPr>
-    </w:p>
-    <w:p>
-      <w:pPr>
-        <w:spacing w:before="0" w:after="0"/>
-      </w:pPr>
-    </w:p>
-    <w:p>
-      <w:pPr>
-        <w:spacing w:before="0" w:after="0"/>
-      </w:pPr>
-    </w:p>
-    <w:p>
-      <w:pPr>
         <w:spacing w:before="160" w:after="80"/>
       </w:pPr>
       <w:r>
@@ -7908,7 +7875,7 @@
         </w:rPr>
         <w:drawing>
           <wp:inline>
-            <wp:extent cx="3098959" cy="3086100"/>
+            <wp:extent cx="3124200" cy="3086100"/>
             <wp:effectExtent b="0" l="0" r="0" t="0"/>
             <wp:docPr descr="" title="" id="35" name="Picture"/>
             <a:graphic>
@@ -7929,7 +7896,7 @@
                   <pic:spPr bwMode="auto">
                     <a:xfrm>
                       <a:off x="0" y="0"/>
-                      <a:ext cx="3098959" cy="3086100"/>
+                      <a:ext cx="3124200" cy="3086100"/>
                     </a:xfrm>
                     <a:prstGeom prst="rect">
                       <a:avLst/>
@@ -7947,31 +7914,6 @@
           </wp:inline>
         </w:drawing>
       </w:r>
-    </w:p>
-    <w:p>
-      <w:pPr>
-        <w:spacing w:before="0" w:after="0"/>
-      </w:pPr>
-    </w:p>
-    <w:p>
-      <w:pPr>
-        <w:spacing w:before="0" w:after="0"/>
-      </w:pPr>
-    </w:p>
-    <w:p>
-      <w:pPr>
-        <w:spacing w:before="0" w:after="0"/>
-      </w:pPr>
-    </w:p>
-    <w:p>
-      <w:pPr>
-        <w:spacing w:before="0" w:after="0"/>
-      </w:pPr>
-    </w:p>
-    <w:p>
-      <w:pPr>
-        <w:spacing w:before="0" w:after="0"/>
-      </w:pPr>
     </w:p>
     <w:p>
       <w:pPr>
@@ -10120,46 +10062,6 @@
     </w:p>
     <w:p>
       <w:pPr>
-        <w:spacing w:before="0" w:after="0"/>
-      </w:pPr>
-    </w:p>
-    <w:p>
-      <w:pPr>
-        <w:spacing w:before="0" w:after="0"/>
-      </w:pPr>
-    </w:p>
-    <w:p>
-      <w:pPr>
-        <w:spacing w:before="0" w:after="0"/>
-      </w:pPr>
-    </w:p>
-    <w:p>
-      <w:pPr>
-        <w:spacing w:before="0" w:after="0"/>
-      </w:pPr>
-    </w:p>
-    <w:p>
-      <w:pPr>
-        <w:spacing w:before="0" w:after="0"/>
-      </w:pPr>
-    </w:p>
-    <w:p>
-      <w:pPr>
-        <w:spacing w:before="0" w:after="0"/>
-      </w:pPr>
-    </w:p>
-    <w:p>
-      <w:pPr>
-        <w:spacing w:before="0" w:after="0"/>
-      </w:pPr>
-    </w:p>
-    <w:p>
-      <w:pPr>
-        <w:spacing w:before="0" w:after="0"/>
-      </w:pPr>
-    </w:p>
-    <w:p>
-      <w:pPr>
         <w:spacing w:before="160" w:after="80"/>
       </w:pPr>
       <w:r>
@@ -10310,15 +10212,8 @@
     <w:tbl>
       <w:tblPr>
         <w:tblStyle w:val="Table"/>
-        <w:tblW w:type="auto" w:w="0"/>
-        <w:tblBorders>
-          <w:top w:val="single" w:sz="12" w:space="0" w:color="000000"/>
-          <w:left w:val="none" w:sz="0" w:space="0" w:color="auto"/>
-          <w:bottom w:val="single" w:sz="12" w:space="0" w:color="000000"/>
-          <w:right w:val="none" w:sz="0" w:space="0" w:color="auto"/>
-          <w:insideH w:val="none" w:sz="0" w:space="0" w:color="auto"/>
-          <w:insideV w:val="none" w:sz="0" w:space="0" w:color="auto"/>
-        </w:tblBorders>
+        <w:tblW w:type="pct" w:w="5000"/>
+        <w:tblLayout w:type="fixed"/>
         <w:tblLook w:firstRow="1" w:lastRow="0" w:firstColumn="0" w:lastColumn="0" w:noHBand="0" w:noVBand="0" w:val="0020"/>
       </w:tblPr>
       <w:tblGrid>
@@ -10332,11 +10227,7 @@
           <w:tblHeader w:val="on"/>
         </w:trPr>
         <w:tc>
-          <w:tcPr>
-            <w:tcBorders>
-              <w:bottom w:val="single" w:sz="8" w:space="0" w:color="000000"/>
-            </w:tcBorders>
-          </w:tcPr>
+          <w:tcPr/>
           <w:p>
             <w:pPr>
               <w:pStyle w:val="Compact"/>
@@ -10352,11 +10243,7 @@
           </w:p>
         </w:tc>
         <w:tc>
-          <w:tcPr>
-            <w:tcBorders>
-              <w:bottom w:val="single" w:sz="8" w:space="0" w:color="000000"/>
-            </w:tcBorders>
-          </w:tcPr>
+          <w:tcPr/>
           <w:p>
             <w:pPr>
               <w:pStyle w:val="Compact"/>
@@ -10372,11 +10259,7 @@
           </w:p>
         </w:tc>
         <w:tc>
-          <w:tcPr>
-            <w:tcBorders>
-              <w:bottom w:val="single" w:sz="8" w:space="0" w:color="000000"/>
-            </w:tcBorders>
-          </w:tcPr>
+          <w:tcPr/>
           <w:p>
             <w:pPr>
               <w:pStyle w:val="Compact"/>
@@ -10392,11 +10275,7 @@
           </w:p>
         </w:tc>
         <w:tc>
-          <w:tcPr>
-            <w:tcBorders>
-              <w:bottom w:val="single" w:sz="8" w:space="0" w:color="000000"/>
-            </w:tcBorders>
-          </w:tcPr>
+          <w:tcPr/>
           <w:p>
             <w:pPr>
               <w:pStyle w:val="Compact"/>
@@ -10470,12 +10349,21 @@
                 <m:t>⋅</m:t>
               </m:r>
               <m:r>
+                <m:rPr>
+                  <m:sty m:val="p"/>
+                </m:rPr>
                 <m:t>m</m:t>
               </m:r>
               <m:r>
+                <m:rPr>
+                  <m:sty m:val="p"/>
+                </m:rPr>
                 <m:t>o</m:t>
               </m:r>
               <m:r>
+                <m:rPr>
+                  <m:sty m:val="p"/>
+                </m:rPr>
                 <m:t>l</m:t>
               </m:r>
               <m:sSup>
@@ -10618,12 +10506,21 @@
           <m:t> </m:t>
         </m:r>
         <m:r>
+          <m:rPr>
+            <m:sty m:val="p"/>
+          </m:rPr>
           <m:t>m</m:t>
         </m:r>
         <m:r>
+          <m:rPr>
+            <m:sty m:val="p"/>
+          </m:rPr>
           <m:t>o</m:t>
         </m:r>
         <m:r>
+          <m:rPr>
+            <m:sty m:val="p"/>
+          </m:rPr>
           <m:t>l</m:t>
         </m:r>
         <m:r>
@@ -10633,6 +10530,9 @@
           <m:t>/</m:t>
         </m:r>
         <m:r>
+          <m:rPr>
+            <m:sty m:val="p"/>
+          </m:rPr>
           <m:t>L</m:t>
         </m:r>
       </m:oMath>
@@ -10769,31 +10669,6 @@
     </w:p>
     <w:p>
       <w:pPr>
-        <w:spacing w:before="0" w:after="0"/>
-      </w:pPr>
-    </w:p>
-    <w:p>
-      <w:pPr>
-        <w:spacing w:before="0" w:after="0"/>
-      </w:pPr>
-    </w:p>
-    <w:p>
-      <w:pPr>
-        <w:spacing w:before="0" w:after="0"/>
-      </w:pPr>
-    </w:p>
-    <w:p>
-      <w:pPr>
-        <w:spacing w:before="0" w:after="0"/>
-      </w:pPr>
-    </w:p>
-    <w:p>
-      <w:pPr>
-        <w:spacing w:before="0" w:after="0"/>
-      </w:pPr>
-    </w:p>
-    <w:p>
-      <w:pPr>
         <w:spacing w:before="160" w:after="80"/>
       </w:pPr>
       <w:r>
@@ -11327,46 +11202,6 @@
         </w:rPr>
         <w:t xml:space="preserve">。</w:t>
       </w:r>
-    </w:p>
-    <w:p>
-      <w:pPr>
-        <w:spacing w:before="0" w:after="0"/>
-      </w:pPr>
-    </w:p>
-    <w:p>
-      <w:pPr>
-        <w:spacing w:before="0" w:after="0"/>
-      </w:pPr>
-    </w:p>
-    <w:p>
-      <w:pPr>
-        <w:spacing w:before="0" w:after="0"/>
-      </w:pPr>
-    </w:p>
-    <w:p>
-      <w:pPr>
-        <w:spacing w:before="0" w:after="0"/>
-      </w:pPr>
-    </w:p>
-    <w:p>
-      <w:pPr>
-        <w:spacing w:before="0" w:after="0"/>
-      </w:pPr>
-    </w:p>
-    <w:p>
-      <w:pPr>
-        <w:spacing w:before="0" w:after="0"/>
-      </w:pPr>
-    </w:p>
-    <w:p>
-      <w:pPr>
-        <w:spacing w:before="0" w:after="0"/>
-      </w:pPr>
-    </w:p>
-    <w:p>
-      <w:pPr>
-        <w:spacing w:before="0" w:after="0"/>
-      </w:pPr>
     </w:p>
     <w:p>
       <w:pPr>
@@ -11624,21 +11459,6 @@
     </w:p>
     <w:p>
       <w:pPr>
-        <w:spacing w:before="0" w:after="0"/>
-      </w:pPr>
-    </w:p>
-    <w:p>
-      <w:pPr>
-        <w:spacing w:before="0" w:after="0"/>
-      </w:pPr>
-    </w:p>
-    <w:p>
-      <w:pPr>
-        <w:spacing w:before="0" w:after="0"/>
-      </w:pPr>
-    </w:p>
-    <w:p>
-      <w:pPr>
         <w:spacing w:before="160" w:after="80"/>
       </w:pPr>
       <w:r>
@@ -11908,31 +11728,6 @@
         </w:rPr>
         <w:t>。</w:t>
       </w:r>
-    </w:p>
-    <w:p>
-      <w:pPr>
-        <w:spacing w:before="0" w:after="0"/>
-      </w:pPr>
-    </w:p>
-    <w:p>
-      <w:pPr>
-        <w:spacing w:before="0" w:after="0"/>
-      </w:pPr>
-    </w:p>
-    <w:p>
-      <w:pPr>
-        <w:spacing w:before="0" w:after="0"/>
-      </w:pPr>
-    </w:p>
-    <w:p>
-      <w:pPr>
-        <w:spacing w:before="0" w:after="0"/>
-      </w:pPr>
-    </w:p>
-    <w:p>
-      <w:pPr>
-        <w:spacing w:before="0" w:after="0"/>
-      </w:pPr>
     </w:p>
     <w:p>
       <w:pPr>
@@ -12293,7 +12088,6 @@
     <w:p>
       <w:pPr>
         <w:pStyle w:val="FirstParagraph"/>
-        <w:spacing w:before="0" w:after="0"/>
       </w:pPr>
       <w:r>
         <w:rPr>
@@ -12323,7 +12117,6 @@
     <w:p>
       <w:pPr>
         <w:pStyle w:val="BodyText"/>
-        <w:spacing w:before="0" w:after="0"/>
       </w:pPr>
       <w:r>
         <w:rPr>
@@ -12341,7 +12134,6 @@
     <w:p>
       <w:pPr>
         <w:pStyle w:val="BodyText"/>
-        <w:spacing w:before="0" w:after="0"/>
       </w:pPr>
       <w:r>
         <w:rPr>
@@ -12359,7 +12151,6 @@
     <w:p>
       <w:pPr>
         <w:pStyle w:val="BodyText"/>
-        <w:spacing w:before="0" w:after="0"/>
       </w:pPr>
       <w:r>
         <w:rPr>
@@ -12444,7 +12235,7 @@
         </w:rPr>
         <w:drawing>
           <wp:inline>
-            <wp:extent cx="3327400" cy="1812591"/>
+            <wp:extent cx="3327400" cy="1943100"/>
             <wp:effectExtent b="0" l="0" r="0" t="0"/>
             <wp:docPr descr="" title="" id="50" name="Picture"/>
             <a:graphic>
@@ -12465,7 +12256,7 @@
                   <pic:spPr bwMode="auto">
                     <a:xfrm>
                       <a:off x="0" y="0"/>
-                      <a:ext cx="3327400" cy="1812591"/>
+                      <a:ext cx="3327400" cy="1943100"/>
                     </a:xfrm>
                     <a:prstGeom prst="rect">
                       <a:avLst/>
@@ -12483,16 +12274,6 @@
           </wp:inline>
         </w:drawing>
       </w:r>
-    </w:p>
-    <w:p>
-      <w:pPr>
-        <w:spacing w:before="0" w:after="0"/>
-      </w:pPr>
-    </w:p>
-    <w:p>
-      <w:pPr>
-        <w:spacing w:before="0" w:after="0"/>
-      </w:pPr>
     </w:p>
     <w:p>
       <w:pPr>
@@ -13340,46 +13121,6 @@
         </w:rPr>
         <w:t xml:space="preserve"> ____。</w:t>
       </w:r>
-    </w:p>
-    <w:p>
-      <w:pPr>
-        <w:spacing w:before="0" w:after="0"/>
-      </w:pPr>
-    </w:p>
-    <w:p>
-      <w:pPr>
-        <w:spacing w:before="0" w:after="0"/>
-      </w:pPr>
-    </w:p>
-    <w:p>
-      <w:pPr>
-        <w:spacing w:before="0" w:after="0"/>
-      </w:pPr>
-    </w:p>
-    <w:p>
-      <w:pPr>
-        <w:spacing w:before="0" w:after="0"/>
-      </w:pPr>
-    </w:p>
-    <w:p>
-      <w:pPr>
-        <w:spacing w:before="0" w:after="0"/>
-      </w:pPr>
-    </w:p>
-    <w:p>
-      <w:pPr>
-        <w:spacing w:before="0" w:after="0"/>
-      </w:pPr>
-    </w:p>
-    <w:p>
-      <w:pPr>
-        <w:spacing w:before="0" w:after="0"/>
-      </w:pPr>
-    </w:p>
-    <w:p>
-      <w:pPr>
-        <w:spacing w:before="0" w:after="0"/>
-      </w:pPr>
     </w:p>
     <w:p>
       <w:pPr>
@@ -14176,14 +13917,6 @@
         <w:tblStyle w:val="Table"/>
         <w:tblW w:type="pct" w:w="5000"/>
         <w:tblLayout w:type="fixed"/>
-        <w:tblBorders>
-          <w:top w:val="single" w:sz="12" w:space="0" w:color="000000"/>
-          <w:left w:val="none" w:sz="0" w:space="0" w:color="auto"/>
-          <w:bottom w:val="single" w:sz="12" w:space="0" w:color="000000"/>
-          <w:right w:val="none" w:sz="0" w:space="0" w:color="auto"/>
-          <w:insideH w:val="none" w:sz="0" w:space="0" w:color="auto"/>
-          <w:insideV w:val="none" w:sz="0" w:space="0" w:color="auto"/>
-        </w:tblBorders>
         <w:tblLook w:firstRow="1" w:lastRow="0" w:firstColumn="0" w:lastColumn="0" w:noHBand="0" w:noVBand="0" w:val="0020"/>
       </w:tblPr>
       <w:tblGrid>
@@ -14201,11 +13934,7 @@
           <w:tblHeader w:val="on"/>
         </w:trPr>
         <w:tc>
-          <w:tcPr>
-            <w:tcBorders>
-              <w:bottom w:val="single" w:sz="8" w:space="0" w:color="000000"/>
-            </w:tcBorders>
-          </w:tcPr>
+          <w:tcPr/>
           <w:p>
             <w:pPr>
               <w:pStyle w:val="Compact"/>
@@ -14221,11 +13950,7 @@
           </w:p>
         </w:tc>
         <w:tc>
-          <w:tcPr>
-            <w:tcBorders>
-              <w:bottom w:val="single" w:sz="8" w:space="0" w:color="000000"/>
-            </w:tcBorders>
-          </w:tcPr>
+          <w:tcPr/>
           <w:p>
             <w:pPr>
               <w:pStyle w:val="Compact"/>
@@ -14241,11 +13966,7 @@
           </w:p>
         </w:tc>
         <w:tc>
-          <w:tcPr>
-            <w:tcBorders>
-              <w:bottom w:val="single" w:sz="8" w:space="0" w:color="000000"/>
-            </w:tcBorders>
-          </w:tcPr>
+          <w:tcPr/>
           <w:p>
             <w:pPr>
               <w:pStyle w:val="Compact"/>
@@ -14261,11 +13982,7 @@
           </w:p>
         </w:tc>
         <w:tc>
-          <w:tcPr>
-            <w:tcBorders>
-              <w:bottom w:val="single" w:sz="8" w:space="0" w:color="000000"/>
-            </w:tcBorders>
-          </w:tcPr>
+          <w:tcPr/>
           <w:p>
             <w:pPr>
               <w:pStyle w:val="Compact"/>
@@ -14281,11 +13998,7 @@
           </w:p>
         </w:tc>
         <w:tc>
-          <w:tcPr>
-            <w:tcBorders>
-              <w:bottom w:val="single" w:sz="8" w:space="0" w:color="000000"/>
-            </w:tcBorders>
-          </w:tcPr>
+          <w:tcPr/>
           <w:p>
             <w:pPr>
               <w:pStyle w:val="Compact"/>
@@ -14315,11 +14028,7 @@
           </w:p>
         </w:tc>
         <w:tc>
-          <w:tcPr>
-            <w:tcBorders>
-              <w:bottom w:val="single" w:sz="8" w:space="0" w:color="000000"/>
-            </w:tcBorders>
-          </w:tcPr>
+          <w:tcPr/>
           <w:p>
             <w:pPr>
               <w:pStyle w:val="Compact"/>
@@ -14335,11 +14044,7 @@
           </w:p>
         </w:tc>
         <w:tc>
-          <w:tcPr>
-            <w:tcBorders>
-              <w:bottom w:val="single" w:sz="8" w:space="0" w:color="000000"/>
-            </w:tcBorders>
-          </w:tcPr>
+          <w:tcPr/>
           <w:p>
             <w:pPr>
               <w:pStyle w:val="Compact"/>
@@ -14355,11 +14060,7 @@
           </w:p>
         </w:tc>
         <w:tc>
-          <w:tcPr>
-            <w:tcBorders>
-              <w:bottom w:val="single" w:sz="8" w:space="0" w:color="000000"/>
-            </w:tcBorders>
-          </w:tcPr>
+          <w:tcPr/>
           <w:p>
             <w:pPr>
               <w:pStyle w:val="Compact"/>
@@ -14674,46 +14375,6 @@
     </w:p>
     <w:p>
       <w:pPr>
-        <w:spacing w:before="0" w:after="0"/>
-      </w:pPr>
-    </w:p>
-    <w:p>
-      <w:pPr>
-        <w:spacing w:before="0" w:after="0"/>
-      </w:pPr>
-    </w:p>
-    <w:p>
-      <w:pPr>
-        <w:spacing w:before="0" w:after="0"/>
-      </w:pPr>
-    </w:p>
-    <w:p>
-      <w:pPr>
-        <w:spacing w:before="0" w:after="0"/>
-      </w:pPr>
-    </w:p>
-    <w:p>
-      <w:pPr>
-        <w:spacing w:before="0" w:after="0"/>
-      </w:pPr>
-    </w:p>
-    <w:p>
-      <w:pPr>
-        <w:spacing w:before="0" w:after="0"/>
-      </w:pPr>
-    </w:p>
-    <w:p>
-      <w:pPr>
-        <w:spacing w:before="0" w:after="0"/>
-      </w:pPr>
-    </w:p>
-    <w:p>
-      <w:pPr>
-        <w:spacing w:before="0" w:after="0"/>
-      </w:pPr>
-    </w:p>
-    <w:p>
-      <w:pPr>
         <w:spacing w:before="160" w:after="80"/>
       </w:pPr>
       <w:r>
@@ -14921,7 +14582,7 @@
         </w:rPr>
         <w:drawing>
           <wp:inline>
-            <wp:extent cx="1781859" cy="1610526"/>
+            <wp:extent cx="1800000" cy="1610526"/>
             <wp:effectExtent b="0" l="0" r="0" t="0"/>
             <wp:docPr descr="" title="" id="56" name="Picture"/>
             <a:graphic>
@@ -14942,7 +14603,7 @@
                   <pic:spPr bwMode="auto">
                     <a:xfrm>
                       <a:off x="0" y="0"/>
-                      <a:ext cx="1781859" cy="1610526"/>
+                      <a:ext cx="1800000" cy="1610526"/>
                     </a:xfrm>
                     <a:prstGeom prst="rect">
                       <a:avLst/>
@@ -14973,7 +14634,7 @@
         </w:rPr>
         <w:drawing>
           <wp:inline>
-            <wp:extent cx="1737143" cy="6514285"/>
+            <wp:extent cx="1800000" cy="6514285"/>
             <wp:effectExtent b="0" l="0" r="0" t="0"/>
             <wp:docPr descr="" title="" id="59" name="Picture"/>
             <a:graphic>
@@ -14994,7 +14655,7 @@
                   <pic:spPr bwMode="auto">
                     <a:xfrm>
                       <a:off x="0" y="0"/>
-                      <a:ext cx="1737143" cy="6514285"/>
+                      <a:ext cx="1800000" cy="6514285"/>
                     </a:xfrm>
                     <a:prstGeom prst="rect">
                       <a:avLst/>
@@ -15060,14 +14721,6 @@
         <w:tblStyle w:val="Table"/>
         <w:tblW w:type="pct" w:w="5000"/>
         <w:tblLayout w:type="fixed"/>
-        <w:tblBorders>
-          <w:top w:val="single" w:sz="12" w:space="0" w:color="000000"/>
-          <w:left w:val="none" w:sz="0" w:space="0" w:color="auto"/>
-          <w:bottom w:val="single" w:sz="12" w:space="0" w:color="000000"/>
-          <w:right w:val="none" w:sz="0" w:space="0" w:color="auto"/>
-          <w:insideH w:val="none" w:sz="0" w:space="0" w:color="auto"/>
-          <w:insideV w:val="none" w:sz="0" w:space="0" w:color="auto"/>
-        </w:tblBorders>
         <w:tblLook w:firstRow="1" w:lastRow="0" w:firstColumn="0" w:lastColumn="0" w:noHBand="0" w:noVBand="0" w:val="0020"/>
       </w:tblPr>
       <w:tblGrid>
@@ -15080,11 +14733,7 @@
           <w:tblHeader w:val="on"/>
         </w:trPr>
         <w:tc>
-          <w:tcPr>
-            <w:tcBorders>
-              <w:bottom w:val="single" w:sz="8" w:space="0" w:color="000000"/>
-            </w:tcBorders>
-          </w:tcPr>
+          <w:tcPr/>
           <w:p>
             <w:pPr>
               <w:pStyle w:val="Compact"/>
@@ -15100,11 +14749,7 @@
           </w:p>
         </w:tc>
         <w:tc>
-          <w:tcPr>
-            <w:tcBorders>
-              <w:bottom w:val="single" w:sz="8" w:space="0" w:color="000000"/>
-            </w:tcBorders>
-          </w:tcPr>
+          <w:tcPr/>
           <w:p>
             <w:pPr>
               <w:pStyle w:val="Compact"/>
@@ -15175,11 +14820,7 @@
           </w:p>
         </w:tc>
         <w:tc>
-          <w:tcPr>
-            <w:tcBorders>
-              <w:bottom w:val="single" w:sz="8" w:space="0" w:color="000000"/>
-            </w:tcBorders>
-          </w:tcPr>
+          <w:tcPr/>
           <w:p>
             <w:pPr>
               <w:pStyle w:val="Compact"/>
@@ -15877,14 +15518,6 @@
         <w:tblStyle w:val="Table"/>
         <w:tblW w:type="pct" w:w="5000"/>
         <w:tblLayout w:type="fixed"/>
-        <w:tblBorders>
-          <w:top w:val="single" w:sz="12" w:space="0" w:color="000000"/>
-          <w:left w:val="none" w:sz="0" w:space="0" w:color="auto"/>
-          <w:bottom w:val="single" w:sz="12" w:space="0" w:color="000000"/>
-          <w:right w:val="none" w:sz="0" w:space="0" w:color="auto"/>
-          <w:insideH w:val="none" w:sz="0" w:space="0" w:color="auto"/>
-          <w:insideV w:val="none" w:sz="0" w:space="0" w:color="auto"/>
-        </w:tblBorders>
         <w:tblLook w:firstRow="1" w:lastRow="0" w:firstColumn="0" w:lastColumn="0" w:noHBand="0" w:noVBand="0" w:val="0020"/>
       </w:tblPr>
       <w:tblGrid>
@@ -15900,11 +15533,7 @@
           <w:tblHeader w:val="on"/>
         </w:trPr>
         <w:tc>
-          <w:tcPr>
-            <w:tcBorders>
-              <w:bottom w:val="single" w:sz="8" w:space="0" w:color="000000"/>
-            </w:tcBorders>
-          </w:tcPr>
+          <w:tcPr/>
           <w:p>
             <w:pPr>
               <w:pStyle w:val="Compact"/>
@@ -15934,11 +15563,7 @@
           </w:p>
         </w:tc>
         <w:tc>
-          <w:tcPr>
-            <w:tcBorders>
-              <w:bottom w:val="single" w:sz="8" w:space="0" w:color="000000"/>
-            </w:tcBorders>
-          </w:tcPr>
+          <w:tcPr/>
           <w:p>
             <w:pPr>
               <w:pStyle w:val="Compact"/>
@@ -15983,11 +15608,7 @@
           </w:p>
         </w:tc>
         <w:tc>
-          <w:tcPr>
-            <w:tcBorders>
-              <w:bottom w:val="single" w:sz="8" w:space="0" w:color="000000"/>
-            </w:tcBorders>
-          </w:tcPr>
+          <w:tcPr/>
           <w:p>
             <w:pPr>
               <w:pStyle w:val="Compact"/>
@@ -16061,11 +15682,7 @@
           </w:p>
         </w:tc>
         <w:tc>
-          <w:tcPr>
-            <w:tcBorders>
-              <w:bottom w:val="single" w:sz="8" w:space="0" w:color="000000"/>
-            </w:tcBorders>
-          </w:tcPr>
+          <w:tcPr/>
           <w:p>
             <w:pPr>
               <w:pStyle w:val="Compact"/>
@@ -16095,11 +15712,7 @@
           </w:p>
         </w:tc>
         <w:tc>
-          <w:tcPr>
-            <w:tcBorders>
-              <w:bottom w:val="single" w:sz="8" w:space="0" w:color="000000"/>
-            </w:tcBorders>
-          </w:tcPr>
+          <w:tcPr/>
           <w:p>
             <w:pPr>
               <w:pStyle w:val="Compact"/>
@@ -16144,11 +15757,7 @@
           </w:p>
         </w:tc>
         <w:tc>
-          <w:tcPr>
-            <w:tcBorders>
-              <w:bottom w:val="single" w:sz="8" w:space="0" w:color="000000"/>
-            </w:tcBorders>
-          </w:tcPr>
+          <w:tcPr/>
           <w:p>
             <w:pPr>
               <w:pStyle w:val="Compact"/>
@@ -17534,14 +17143,6 @@
         <w:tblStyle w:val="Table"/>
         <w:tblW w:type="pct" w:w="5000"/>
         <w:tblLayout w:type="fixed"/>
-        <w:tblBorders>
-          <w:top w:val="single" w:sz="12" w:space="0" w:color="000000"/>
-          <w:left w:val="none" w:sz="0" w:space="0" w:color="auto"/>
-          <w:bottom w:val="single" w:sz="12" w:space="0" w:color="000000"/>
-          <w:right w:val="none" w:sz="0" w:space="0" w:color="auto"/>
-          <w:insideH w:val="none" w:sz="0" w:space="0" w:color="auto"/>
-          <w:insideV w:val="none" w:sz="0" w:space="0" w:color="auto"/>
-        </w:tblBorders>
         <w:tblLook w:firstRow="1" w:lastRow="0" w:firstColumn="0" w:lastColumn="0" w:noHBand="0" w:noVBand="0" w:val="0020"/>
       </w:tblPr>
       <w:tblGrid>
@@ -17554,11 +17155,7 @@
           <w:tblHeader w:val="on"/>
         </w:trPr>
         <w:tc>
-          <w:tcPr>
-            <w:tcBorders>
-              <w:bottom w:val="single" w:sz="8" w:space="0" w:color="000000"/>
-            </w:tcBorders>
-          </w:tcPr>
+          <w:tcPr/>
           <w:p>
             <w:pPr>
               <w:pStyle w:val="Compact"/>
@@ -17574,11 +17171,7 @@
           </w:p>
         </w:tc>
         <w:tc>
-          <w:tcPr>
-            <w:tcBorders>
-              <w:bottom w:val="single" w:sz="8" w:space="0" w:color="000000"/>
-            </w:tcBorders>
-          </w:tcPr>
+          <w:tcPr/>
           <w:p>
             <w:pPr>
               <w:pStyle w:val="Compact"/>
@@ -17649,11 +17242,7 @@
           </w:p>
         </w:tc>
         <w:tc>
-          <w:tcPr>
-            <w:tcBorders>
-              <w:bottom w:val="single" w:sz="8" w:space="0" w:color="000000"/>
-            </w:tcBorders>
-          </w:tcPr>
+          <w:tcPr/>
           <w:p>
             <w:pPr>
               <w:pStyle w:val="Compact"/>
@@ -18426,46 +18015,6 @@
     </w:p>
     <w:p>
       <w:pPr>
-        <w:spacing w:before="0" w:after="0"/>
-      </w:pPr>
-    </w:p>
-    <w:p>
-      <w:pPr>
-        <w:spacing w:before="0" w:after="0"/>
-      </w:pPr>
-    </w:p>
-    <w:p>
-      <w:pPr>
-        <w:spacing w:before="0" w:after="0"/>
-      </w:pPr>
-    </w:p>
-    <w:p>
-      <w:pPr>
-        <w:spacing w:before="0" w:after="0"/>
-      </w:pPr>
-    </w:p>
-    <w:p>
-      <w:pPr>
-        <w:spacing w:before="0" w:after="0"/>
-      </w:pPr>
-    </w:p>
-    <w:p>
-      <w:pPr>
-        <w:spacing w:before="0" w:after="0"/>
-      </w:pPr>
-    </w:p>
-    <w:p>
-      <w:pPr>
-        <w:spacing w:before="0" w:after="0"/>
-      </w:pPr>
-    </w:p>
-    <w:p>
-      <w:pPr>
-        <w:spacing w:before="0" w:after="0"/>
-      </w:pPr>
-    </w:p>
-    <w:p>
-      <w:pPr>
         <w:spacing w:before="160" w:after="80"/>
       </w:pPr>
       <w:r>
@@ -19061,46 +18610,6 @@
         </w:rPr>
         <w:t xml:space="preserve">100℃）。</w:t>
       </w:r>
-    </w:p>
-    <w:p>
-      <w:pPr>
-        <w:spacing w:before="0" w:after="0"/>
-      </w:pPr>
-    </w:p>
-    <w:p>
-      <w:pPr>
-        <w:spacing w:before="0" w:after="0"/>
-      </w:pPr>
-    </w:p>
-    <w:p>
-      <w:pPr>
-        <w:spacing w:before="0" w:after="0"/>
-      </w:pPr>
-    </w:p>
-    <w:p>
-      <w:pPr>
-        <w:spacing w:before="0" w:after="0"/>
-      </w:pPr>
-    </w:p>
-    <w:p>
-      <w:pPr>
-        <w:spacing w:before="0" w:after="0"/>
-      </w:pPr>
-    </w:p>
-    <w:p>
-      <w:pPr>
-        <w:spacing w:before="0" w:after="0"/>
-      </w:pPr>
-    </w:p>
-    <w:p>
-      <w:pPr>
-        <w:spacing w:before="0" w:after="0"/>
-      </w:pPr>
-    </w:p>
-    <w:p>
-      <w:pPr>
-        <w:spacing w:before="0" w:after="0"/>
-      </w:pPr>
     </w:p>
     <w:p>
       <w:pPr>
@@ -19117,6 +18626,7 @@
     <w:bookmarkEnd w:id="64"/>
     <w:sectPr>
       <w:footerReference w:type="default" r:id="rId9"/>
+      <w:headerReference w:type="default" r:id="rId10"/>
       <w:footnotePr>
         <w:numRestart w:val="eachSect"/>
       </w:footnotePr>
@@ -19135,32 +18645,90 @@
 <w:ftr xmlns:m="http://schemas.openxmlformats.org/officeDocument/2006/math" xmlns:mc="http://schemas.openxmlformats.org/markup-compatibility/2006" xmlns:mo="http://schemas.microsoft.com/office/mac/office/2008/main" xmlns:mv="urn:schemas-microsoft-com:mac:vml" xmlns:o="urn:schemas-microsoft-com:office:office" xmlns:r="http://schemas.openxmlformats.org/officeDocument/2006/relationships" xmlns:v="urn:schemas-microsoft-com:vml" xmlns:w10="urn:schemas-microsoft-com:office:word" xmlns:w14="http://schemas.microsoft.com/office/word/2010/wordml" xmlns:w="http://schemas.openxmlformats.org/wordprocessingml/2006/main" xmlns:wne="http://schemas.microsoft.com/office/word/2006/wordml" xmlns:wp14="http://schemas.microsoft.com/office/word/2010/wordprocessingDrawing" xmlns:wp="http://schemas.openxmlformats.org/drawingml/2006/wordprocessingDrawing" xmlns:wpc="http://schemas.microsoft.com/office/word/2010/wordprocessingCanvas" xmlns:wpg="http://schemas.microsoft.com/office/word/2010/wordprocessingGroup" xmlns:wpi="http://schemas.microsoft.com/office/word/2010/wordprocessingInk" xmlns:wps="http://schemas.microsoft.com/office/word/2010/wordprocessingShape" mc:Ignorable="w14 wp14">
   <w:p>
     <w:pPr>
-      <w:pStyle w:val="Footer"/>
       <w:jc w:val="center"/>
     </w:pPr>
     <w:r>
       <w:rPr>
-        <w:rFonts w:ascii="Times New Roman" w:hAnsi="Times New Roman" w:eastAsia="Times New Roman" w:cs="Times New Roman"/>
-        <w:b w:val="0"/>
-        <w:sz w:val="20"/>
+        <w:color w:val="000000"/>
+        <w:sz w:val="18"/>
+      </w:rPr>
+      <w:t xml:space="preserve">第 </w:t>
+    </w:r>
+    <w:r>
+      <w:rPr>
+        <w:color w:val="000000"/>
+        <w:sz w:val="18"/>
       </w:rPr>
       <w:fldChar w:fldCharType="begin"/>
     </w:r>
     <w:r>
       <w:rPr>
-        <w:rFonts w:ascii="Times New Roman" w:hAnsi="Times New Roman" w:eastAsia="Times New Roman" w:cs="Times New Roman"/>
-        <w:b w:val="0"/>
-        <w:sz w:val="20"/>
+        <w:sz w:val="18"/>
       </w:rPr>
       <w:instrText xml:space="preserve"> PAGE </w:instrText>
     </w:r>
     <w:r>
       <w:rPr>
-        <w:rFonts w:ascii="Times New Roman" w:hAnsi="Times New Roman" w:eastAsia="Times New Roman" w:cs="Times New Roman"/>
-        <w:b w:val="0"/>
-        <w:sz w:val="20"/>
+        <w:sz w:val="18"/>
+      </w:rPr>
+      <w:fldChar w:fldCharType="separate"/>
+    </w:r>
+    <w:r>
+      <w:rPr>
+        <w:sz w:val="18"/>
+      </w:rPr>
+      <w:t>1</w:t>
+    </w:r>
+    <w:r>
+      <w:rPr>
+        <w:sz w:val="18"/>
       </w:rPr>
       <w:fldChar w:fldCharType="end"/>
+    </w:r>
+    <w:r>
+      <w:rPr>
+        <w:color w:val="000000"/>
+        <w:sz w:val="18"/>
+      </w:rPr>
+      <w:t xml:space="preserve"> 页 / 共 </w:t>
+    </w:r>
+    <w:r>
+      <w:rPr>
+        <w:color w:val="000000"/>
+        <w:sz w:val="18"/>
+      </w:rPr>
+      <w:fldChar w:fldCharType="begin"/>
+    </w:r>
+    <w:r>
+      <w:rPr>
+        <w:sz w:val="18"/>
+      </w:rPr>
+      <w:instrText xml:space="preserve"> NUMPAGES </w:instrText>
+    </w:r>
+    <w:r>
+      <w:rPr>
+        <w:sz w:val="18"/>
+      </w:rPr>
+      <w:fldChar w:fldCharType="separate"/>
+    </w:r>
+    <w:r>
+      <w:rPr>
+        <w:sz w:val="18"/>
+      </w:rPr>
+      <w:t>1</w:t>
+    </w:r>
+    <w:r>
+      <w:rPr>
+        <w:sz w:val="18"/>
+      </w:rPr>
+      <w:fldChar w:fldCharType="end"/>
+    </w:r>
+    <w:r>
+      <w:rPr>
+        <w:color w:val="000000"/>
+        <w:sz w:val="18"/>
+      </w:rPr>
+      <w:t xml:space="preserve"> 页</w:t>
     </w:r>
   </w:p>
 </w:ftr>
@@ -19183,6 +18751,26 @@
     </w:p>
   </w:footnote>
 </w:footnotes>
+</file>
+
+<file path=word/header1.xml><?xml version="1.0" encoding="utf-8"?>
+<w:hdr xmlns:m="http://schemas.openxmlformats.org/officeDocument/2006/math" xmlns:mc="http://schemas.openxmlformats.org/markup-compatibility/2006" xmlns:mo="http://schemas.microsoft.com/office/mac/office/2008/main" xmlns:mv="urn:schemas-microsoft-com:mac:vml" xmlns:o="urn:schemas-microsoft-com:office:office" xmlns:r="http://schemas.openxmlformats.org/officeDocument/2006/relationships" xmlns:v="urn:schemas-microsoft-com:vml" xmlns:w10="urn:schemas-microsoft-com:office:word" xmlns:w14="http://schemas.microsoft.com/office/word/2010/wordml" xmlns:w="http://schemas.openxmlformats.org/wordprocessingml/2006/main" xmlns:wne="http://schemas.microsoft.com/office/word/2006/wordml" xmlns:wp14="http://schemas.microsoft.com/office/word/2010/wordprocessingDrawing" xmlns:wp="http://schemas.openxmlformats.org/drawingml/2006/wordprocessingDrawing" xmlns:wpc="http://schemas.microsoft.com/office/word/2010/wordprocessingCanvas" xmlns:wpg="http://schemas.microsoft.com/office/word/2010/wordprocessingGroup" xmlns:wpi="http://schemas.microsoft.com/office/word/2010/wordprocessingInk" xmlns:wps="http://schemas.microsoft.com/office/word/2010/wordprocessingShape" mc:Ignorable="w14 wp14">
+  <w:p>
+    <w:pPr>
+      <w:jc w:val="right"/>
+      <w:pBdr>
+        <w:bottom w:val="single" w:sz="4" w:space="2" w:color="000000"/>
+      </w:pBdr>
+    </w:pPr>
+    <w:r>
+      <w:rPr>
+        <w:color w:val="000000"/>
+        <w:sz w:val="18"/>
+      </w:rPr>
+      <w:t>第一轮综合卷05（学生版）</w:t>
+    </w:r>
+  </w:p>
+</w:hdr>
 </file>
 
 <file path=word/numbering.xml><?xml version="1.0" encoding="utf-8"?>
@@ -20189,7 +19777,7 @@
     <ns0:rPr>
       <ns0:rFonts ns0:ascii="Times New Roman" ns0:cs="Times New Roman" ns0:eastAsia="SimHei" ns0:hAnsi="Times New Roman"/>
       <ns0:b/>
-      <ns0:color ns0:val="000000"/>
+      <ns0:color ns0:val="17324D"/>
       <ns0:sz ns0:val="44"/>
       <ns0:szCs ns0:val="56"/>
     </ns0:rPr>
@@ -20331,7 +19919,7 @@
     <ns0:rPr>
       <ns0:rFonts ns0:ascii="Times New Roman" ns0:cs="Times New Roman" ns0:eastAsia="SimHei" ns0:hAnsi="Times New Roman"/>
       <ns0:b/>
-      <ns0:color ns0:val="000000"/>
+      <ns0:color ns0:val="17324D"/>
       <ns0:sz ns0:val="32"/>
       <ns0:szCs ns0:val="40"/>
     </ns0:rPr>
@@ -20355,7 +19943,7 @@
     <ns0:rPr>
       <ns0:rFonts ns0:ascii="Times New Roman" ns0:cs="Times New Roman" ns0:eastAsia="SimHei" ns0:hAnsi="Times New Roman"/>
       <ns0:b/>
-      <ns0:color ns0:val="000000"/>
+      <ns0:color ns0:val="17324D"/>
       <ns0:sz ns0:val="28"/>
       <ns0:szCs ns0:val="32"/>
     </ns0:rPr>
@@ -20379,7 +19967,7 @@
     <ns0:rPr>
       <ns0:rFonts ns0:ascii="Times New Roman" ns0:cs="Times New Roman" ns0:eastAsia="SimHei" ns0:hAnsi="Times New Roman"/>
       <ns0:b/>
-      <ns0:color ns0:val="000000"/>
+      <ns0:color ns0:val="17324D"/>
       <ns0:sz ns0:val="25"/>
       <ns0:szCs ns0:val="28"/>
     </ns0:rPr>
@@ -20855,7 +20443,7 @@
     <w:rPr>
       <w:rFonts w:ascii="Times New Roman" w:hAnsi="Times New Roman" w:eastAsia="FangSong" w:cs="Times New Roman"/>
       <w:b/>
-      <w:color w:val="007020"/>
+      <w:color w:val="000000"/>
     </w:rPr>
   </w:style>
   <w:style w:type="character" w:customStyle="1" w:styleId="DataTypeTok">
@@ -20863,7 +20451,7 @@
     <w:basedOn w:val="VerbatimChar"/>
     <w:rPr>
       <w:rFonts w:ascii="Times New Roman" w:hAnsi="Times New Roman" w:eastAsia="FangSong" w:cs="Times New Roman"/>
-      <w:color w:val="902000"/>
+      <w:color w:val="000000"/>
     </w:rPr>
   </w:style>
   <w:style w:type="character" w:customStyle="1" w:styleId="DecValTok">
@@ -20871,7 +20459,7 @@
     <w:basedOn w:val="VerbatimChar"/>
     <w:rPr>
       <w:rFonts w:ascii="Times New Roman" w:hAnsi="Times New Roman" w:eastAsia="FangSong" w:cs="Times New Roman"/>
-      <w:color w:val="40a070"/>
+      <w:color w:val="000000"/>
     </w:rPr>
   </w:style>
   <w:style w:type="character" w:customStyle="1" w:styleId="BaseNTok">
@@ -20879,7 +20467,7 @@
     <w:basedOn w:val="VerbatimChar"/>
     <w:rPr>
       <w:rFonts w:ascii="Times New Roman" w:hAnsi="Times New Roman" w:eastAsia="FangSong" w:cs="Times New Roman"/>
-      <w:color w:val="40a070"/>
+      <w:color w:val="000000"/>
     </w:rPr>
   </w:style>
   <w:style w:type="character" w:customStyle="1" w:styleId="FloatTok">
@@ -20887,7 +20475,7 @@
     <w:basedOn w:val="VerbatimChar"/>
     <w:rPr>
       <w:rFonts w:ascii="Times New Roman" w:hAnsi="Times New Roman" w:eastAsia="FangSong" w:cs="Times New Roman"/>
-      <w:color w:val="40a070"/>
+      <w:color w:val="000000"/>
     </w:rPr>
   </w:style>
   <w:style w:type="character" w:customStyle="1" w:styleId="ConstantTok">
@@ -20895,7 +20483,7 @@
     <w:basedOn w:val="VerbatimChar"/>
     <w:rPr>
       <w:rFonts w:ascii="Times New Roman" w:hAnsi="Times New Roman" w:eastAsia="FangSong" w:cs="Times New Roman"/>
-      <w:color w:val="880000"/>
+      <w:color w:val="000000"/>
     </w:rPr>
   </w:style>
   <w:style w:type="character" w:customStyle="1" w:styleId="CharTok">
@@ -20903,7 +20491,7 @@
     <w:basedOn w:val="VerbatimChar"/>
     <w:rPr>
       <w:rFonts w:ascii="Times New Roman" w:hAnsi="Times New Roman" w:eastAsia="FangSong" w:cs="Times New Roman"/>
-      <w:color w:val="4070a0"/>
+      <w:color w:val="000000"/>
     </w:rPr>
   </w:style>
   <w:style w:type="character" w:customStyle="1" w:styleId="SpecialCharTok">
@@ -20911,7 +20499,7 @@
     <w:basedOn w:val="VerbatimChar"/>
     <w:rPr>
       <w:rFonts w:ascii="Times New Roman" w:hAnsi="Times New Roman" w:eastAsia="FangSong" w:cs="Times New Roman"/>
-      <w:color w:val="4070a0"/>
+      <w:color w:val="000000"/>
     </w:rPr>
   </w:style>
   <w:style w:type="character" w:customStyle="1" w:styleId="StringTok">
@@ -20919,7 +20507,7 @@
     <w:basedOn w:val="VerbatimChar"/>
     <w:rPr>
       <w:rFonts w:ascii="Times New Roman" w:hAnsi="Times New Roman" w:eastAsia="FangSong" w:cs="Times New Roman"/>
-      <w:color w:val="4070a0"/>
+      <w:color w:val="000000"/>
     </w:rPr>
   </w:style>
   <w:style w:type="character" w:customStyle="1" w:styleId="VerbatimStringTok">
@@ -20927,7 +20515,7 @@
     <w:basedOn w:val="VerbatimChar"/>
     <w:rPr>
       <w:rFonts w:ascii="Times New Roman" w:hAnsi="Times New Roman" w:eastAsia="FangSong" w:cs="Times New Roman"/>
-      <w:color w:val="4070a0"/>
+      <w:color w:val="000000"/>
     </w:rPr>
   </w:style>
   <w:style w:type="character" w:customStyle="1" w:styleId="SpecialStringTok">
@@ -20935,7 +20523,7 @@
     <w:basedOn w:val="VerbatimChar"/>
     <w:rPr>
       <w:rFonts w:ascii="Times New Roman" w:hAnsi="Times New Roman" w:eastAsia="FangSong" w:cs="Times New Roman"/>
-      <w:color w:val="bb6688"/>
+      <w:color w:val="000000"/>
     </w:rPr>
   </w:style>
   <w:style w:type="character" w:customStyle="1" w:styleId="ImportTok">
@@ -20944,7 +20532,7 @@
     <w:rPr>
       <w:rFonts w:ascii="Times New Roman" w:hAnsi="Times New Roman" w:eastAsia="FangSong" w:cs="Times New Roman"/>
       <w:b/>
-      <w:color w:val="008000"/>
+      <w:color w:val="000000"/>
     </w:rPr>
   </w:style>
   <w:style w:type="character" w:customStyle="1" w:styleId="CommentTok">
@@ -20953,7 +20541,7 @@
     <w:rPr>
       <w:rFonts w:ascii="Times New Roman" w:hAnsi="Times New Roman" w:eastAsia="FangSong" w:cs="Times New Roman"/>
       <w:i/>
-      <w:color w:val="60a0b0"/>
+      <w:color w:val="000000"/>
     </w:rPr>
   </w:style>
   <w:style w:type="character" w:customStyle="1" w:styleId="DocumentationTok">
@@ -20962,7 +20550,7 @@
     <w:rPr>
       <w:rFonts w:ascii="Times New Roman" w:hAnsi="Times New Roman" w:eastAsia="FangSong" w:cs="Times New Roman"/>
       <w:i/>
-      <w:color w:val="ba2121"/>
+      <w:color w:val="000000"/>
     </w:rPr>
   </w:style>
   <w:style w:type="character" w:customStyle="1" w:styleId="AnnotationTok">
@@ -20972,7 +20560,7 @@
       <w:rFonts w:ascii="Times New Roman" w:hAnsi="Times New Roman" w:eastAsia="FangSong" w:cs="Times New Roman"/>
       <w:b/>
       <w:i/>
-      <w:color w:val="60a0b0"/>
+      <w:color w:val="000000"/>
     </w:rPr>
   </w:style>
   <w:style w:type="character" w:customStyle="1" w:styleId="CommentVarTok">
@@ -20982,7 +20570,7 @@
       <w:rFonts w:ascii="Times New Roman" w:hAnsi="Times New Roman" w:eastAsia="FangSong" w:cs="Times New Roman"/>
       <w:b/>
       <w:i/>
-      <w:color w:val="60a0b0"/>
+      <w:color w:val="000000"/>
     </w:rPr>
   </w:style>
   <w:style w:type="character" w:customStyle="1" w:styleId="OtherTok">
@@ -20990,7 +20578,7 @@
     <w:basedOn w:val="VerbatimChar"/>
     <w:rPr>
       <w:rFonts w:ascii="Times New Roman" w:hAnsi="Times New Roman" w:eastAsia="FangSong" w:cs="Times New Roman"/>
-      <w:color w:val="007020"/>
+      <w:color w:val="000000"/>
     </w:rPr>
   </w:style>
   <w:style w:type="character" w:customStyle="1" w:styleId="FunctionTok">
@@ -20998,7 +20586,7 @@
     <w:basedOn w:val="VerbatimChar"/>
     <w:rPr>
       <w:rFonts w:ascii="Times New Roman" w:hAnsi="Times New Roman" w:eastAsia="FangSong" w:cs="Times New Roman"/>
-      <w:color w:val="06287e"/>
+      <w:color w:val="000000"/>
     </w:rPr>
   </w:style>
   <w:style w:type="character" w:customStyle="1" w:styleId="VariableTok">
@@ -21006,7 +20594,7 @@
     <w:basedOn w:val="VerbatimChar"/>
     <w:rPr>
       <w:rFonts w:ascii="Times New Roman" w:hAnsi="Times New Roman" w:eastAsia="FangSong" w:cs="Times New Roman"/>
-      <w:color w:val="19177c"/>
+      <w:color w:val="000000"/>
     </w:rPr>
   </w:style>
   <w:style w:type="character" w:customStyle="1" w:styleId="ControlFlowTok">
@@ -21015,7 +20603,7 @@
     <w:rPr>
       <w:rFonts w:ascii="Times New Roman" w:hAnsi="Times New Roman" w:eastAsia="FangSong" w:cs="Times New Roman"/>
       <w:b/>
-      <w:color w:val="007020"/>
+      <w:color w:val="000000"/>
     </w:rPr>
   </w:style>
   <w:style w:type="character" w:customStyle="1" w:styleId="OperatorTok">
@@ -21023,7 +20611,7 @@
     <w:basedOn w:val="VerbatimChar"/>
     <w:rPr>
       <w:rFonts w:ascii="Times New Roman" w:hAnsi="Times New Roman" w:eastAsia="FangSong" w:cs="Times New Roman"/>
-      <w:color w:val="666666"/>
+      <w:color w:val="000000"/>
     </w:rPr>
   </w:style>
   <w:style w:type="character" w:customStyle="1" w:styleId="BuiltInTok">
@@ -21031,7 +20619,7 @@
     <w:basedOn w:val="VerbatimChar"/>
     <w:rPr>
       <w:rFonts w:ascii="Times New Roman" w:hAnsi="Times New Roman" w:eastAsia="FangSong" w:cs="Times New Roman"/>
-      <w:color w:val="008000"/>
+      <w:color w:val="000000"/>
     </w:rPr>
   </w:style>
   <w:style w:type="character" w:customStyle="1" w:styleId="ExtensionTok">
@@ -21046,7 +20634,7 @@
     <w:basedOn w:val="VerbatimChar"/>
     <w:rPr>
       <w:rFonts w:ascii="Times New Roman" w:hAnsi="Times New Roman" w:eastAsia="FangSong" w:cs="Times New Roman"/>
-      <w:color w:val="bc7a00"/>
+      <w:color w:val="000000"/>
     </w:rPr>
   </w:style>
   <w:style w:type="character" w:customStyle="1" w:styleId="AttributeTok">
@@ -21054,7 +20642,7 @@
     <w:basedOn w:val="VerbatimChar"/>
     <w:rPr>
       <w:rFonts w:ascii="Times New Roman" w:hAnsi="Times New Roman" w:eastAsia="FangSong" w:cs="Times New Roman"/>
-      <w:color w:val="7d9029"/>
+      <w:color w:val="000000"/>
     </w:rPr>
   </w:style>
   <w:style w:type="character" w:customStyle="1" w:styleId="RegionMarkerTok">
@@ -21071,7 +20659,7 @@
       <w:rFonts w:ascii="Times New Roman" w:hAnsi="Times New Roman" w:eastAsia="FangSong" w:cs="Times New Roman"/>
       <w:b/>
       <w:i/>
-      <w:color w:val="60a0b0"/>
+      <w:color w:val="000000"/>
     </w:rPr>
   </w:style>
   <w:style w:type="character" w:customStyle="1" w:styleId="WarningTok">
@@ -21081,7 +20669,7 @@
       <w:rFonts w:ascii="Times New Roman" w:hAnsi="Times New Roman" w:eastAsia="FangSong" w:cs="Times New Roman"/>
       <w:b/>
       <w:i/>
-      <w:color w:val="60a0b0"/>
+      <w:color w:val="000000"/>
     </w:rPr>
   </w:style>
   <w:style w:type="character" w:customStyle="1" w:styleId="AlertTok">
@@ -21090,7 +20678,7 @@
     <w:rPr>
       <w:rFonts w:ascii="Times New Roman" w:hAnsi="Times New Roman" w:eastAsia="FangSong" w:cs="Times New Roman"/>
       <w:b/>
-      <w:color w:val="ff0000"/>
+      <w:color w:val="000000"/>
     </w:rPr>
   </w:style>
   <w:style w:type="character" w:customStyle="1" w:styleId="ErrorTok">
@@ -21099,7 +20687,7 @@
     <w:rPr>
       <w:rFonts w:ascii="Times New Roman" w:hAnsi="Times New Roman" w:eastAsia="FangSong" w:cs="Times New Roman"/>
       <w:b/>
-      <w:color w:val="ff0000"/>
+      <w:color w:val="000000"/>
     </w:rPr>
   </w:style>
   <w:style w:type="character" w:customStyle="1" w:styleId="NormalTok">

--- a/00-首页/题组Word/第一轮·综合套卷/第一轮综合卷05（学生版-打印版）.docx
+++ b/00-首页/题组Word/第一轮·综合套卷/第一轮综合卷05（学生版-打印版）.docx
@@ -2,7 +2,7 @@
 <file path=word/document.xml><?xml version="1.0" encoding="utf-8"?>
 <w:document xmlns:w="http://schemas.openxmlformats.org/wordprocessingml/2006/main" xmlns:m="http://schemas.openxmlformats.org/officeDocument/2006/math" xmlns:r="http://schemas.openxmlformats.org/officeDocument/2006/relationships" xmlns:o="urn:schemas-microsoft-com:office:office" xmlns:v="urn:schemas-microsoft-com:vml" xmlns:w10="urn:schemas-microsoft-com:office:word" xmlns:a="http://schemas.openxmlformats.org/drawingml/2006/main" xmlns:pic="http://schemas.openxmlformats.org/drawingml/2006/picture" xmlns:wp="http://schemas.openxmlformats.org/drawingml/2006/wordprocessingDrawing">
   <w:body>
-    <w:bookmarkStart w:id="64" w:name="第一轮综合练习-第05卷"/>
+    <w:bookmarkStart w:id="63" w:name="第一轮综合练习-第05卷"/>
     <w:p>
       <w:pPr>
         <w:pStyle w:val="Heading1"/>
@@ -43,6 +43,60 @@
     </w:p>
     <w:p>
       <w:pPr>
+        <w:pStyle w:val="BlockText"/>
+        <w:ind w:firstLine="420"/>
+      </w:pPr>
+      <w:r>
+        <w:rPr>
+          <w:rFonts w:hint="eastAsia" w:ascii="Times New Roman" w:hAnsi="Times New Roman" w:eastAsia="FangSong" w:cs="Times New Roman"/>
+        </w:rPr>
+        <w:t xml:space="preserve">共</w:t>
+      </w:r>
+      <w:r>
+        <w:rPr>
+          <w:rFonts w:ascii="Times New Roman" w:hAnsi="Times New Roman" w:eastAsia="Times New Roman" w:cs="Times New Roman"/>
+        </w:rPr>
+        <w:t xml:space="preserve"> 26 </w:t>
+      </w:r>
+      <w:r>
+        <w:rPr>
+          <w:rFonts w:hint="eastAsia" w:ascii="Times New Roman" w:hAnsi="Times New Roman" w:eastAsia="FangSong" w:cs="Times New Roman"/>
+        </w:rPr>
+        <w:t>题</w:t>
+      </w:r>
+      <w:r>
+        <w:rPr>
+          <w:rFonts w:hint="eastAsia" w:ascii="Times New Roman" w:hAnsi="Times New Roman" w:eastAsia="Times New Roman" w:cs="Times New Roman"/>
+        </w:rPr>
+        <w:t>。</w:t>
+      </w:r>
+      <w:r>
+        <w:rPr>
+          <w:rFonts w:hint="eastAsia" w:ascii="Times New Roman" w:hAnsi="Times New Roman" w:eastAsia="FangSong" w:cs="Times New Roman"/>
+        </w:rPr>
+        <w:t>建议先独立完成</w:t>
+      </w:r>
+      <w:r>
+        <w:rPr>
+          <w:rFonts w:hint="eastAsia" w:ascii="Times New Roman" w:hAnsi="Times New Roman" w:eastAsia="Times New Roman" w:cs="Times New Roman"/>
+        </w:rPr>
+        <w:t>，</w:t>
+      </w:r>
+      <w:r>
+        <w:rPr>
+          <w:rFonts w:hint="eastAsia" w:ascii="Times New Roman" w:hAnsi="Times New Roman" w:eastAsia="FangSong" w:cs="Times New Roman"/>
+        </w:rPr>
+        <w:t>再核对答案</w:t>
+      </w:r>
+      <w:r>
+        <w:rPr>
+          <w:rFonts w:hint="eastAsia" w:ascii="Times New Roman" w:hAnsi="Times New Roman" w:eastAsia="Times New Roman" w:cs="Times New Roman"/>
+        </w:rPr>
+        <w:t>。</w:t>
+      </w:r>
+    </w:p>
+    <w:p>
+      <w:pPr>
         <w:spacing w:before="160" w:after="80"/>
       </w:pPr>
       <w:r>
@@ -51,7 +105,7 @@
         </w:pict>
       </w:r>
     </w:p>
-    <w:bookmarkStart w:id="63" w:name="题目"/>
+    <w:bookmarkStart w:id="62" w:name="题目"/>
     <w:p>
       <w:pPr>
         <w:pStyle w:val="Heading2"/>
@@ -93,6 +147,7 @@
     <w:p>
       <w:pPr>
         <w:pStyle w:val="FirstParagraph"/>
+        <w:ind w:firstLine="420"/>
       </w:pPr>
       <w:r>
         <w:rPr>
@@ -158,6 +213,7 @@
     <w:p>
       <w:pPr>
         <w:pStyle w:val="BodyText"/>
+        <w:ind w:firstLine="420"/>
       </w:pPr>
       <w:r>
         <w:rPr>
@@ -233,6 +289,7 @@
     <w:p>
       <w:pPr>
         <w:pStyle w:val="BodyText"/>
+        <w:ind w:firstLine="420"/>
       </w:pPr>
       <w:r>
         <w:rPr>
@@ -308,6 +365,7 @@
     <w:p>
       <w:pPr>
         <w:pStyle w:val="BodyText"/>
+        <w:ind w:firstLine="420"/>
       </w:pPr>
       <w:r>
         <w:rPr>
@@ -383,6 +441,7 @@
     <w:p>
       <w:pPr>
         <w:pStyle w:val="BodyText"/>
+        <w:ind w:firstLine="420"/>
       </w:pPr>
       <w:r>
         <w:rPr>
@@ -494,6 +553,7 @@
     <w:p>
       <w:pPr>
         <w:pStyle w:val="FirstParagraph"/>
+        <w:ind w:firstLine="420"/>
       </w:pPr>
       <w:r>
         <w:rPr>
@@ -511,6 +571,7 @@
     <w:p>
       <w:pPr>
         <w:pStyle w:val="BodyText"/>
+        <w:ind w:firstLine="420"/>
       </w:pPr>
       <w:r>
         <w:rPr>
@@ -528,6 +589,7 @@
     <w:p>
       <w:pPr>
         <w:pStyle w:val="BodyText"/>
+        <w:ind w:firstLine="420"/>
       </w:pPr>
       <w:r>
         <w:rPr>
@@ -563,6 +625,7 @@
     <w:p>
       <w:pPr>
         <w:pStyle w:val="BodyText"/>
+        <w:ind w:firstLine="420"/>
       </w:pPr>
       <w:r>
         <w:rPr>
@@ -598,6 +661,7 @@
     <w:p>
       <w:pPr>
         <w:pStyle w:val="BodyText"/>
+        <w:ind w:firstLine="420"/>
       </w:pPr>
       <w:r>
         <w:rPr>
@@ -663,6 +727,7 @@
     <w:p>
       <w:pPr>
         <w:pStyle w:val="BodyText"/>
+        <w:ind w:firstLine="420"/>
       </w:pPr>
       <w:r>
         <w:rPr>
@@ -764,6 +829,7 @@
     <w:p>
       <w:pPr>
         <w:pStyle w:val="FirstParagraph"/>
+        <w:ind w:firstLine="420"/>
       </w:pPr>
       <w:r>
         <w:rPr>
@@ -1010,7 +1076,43 @@
         <w:rPr>
           <w:rFonts w:ascii="Times New Roman" w:hAnsi="Times New Roman" w:eastAsia="Times New Roman" w:cs="Times New Roman"/>
         </w:rPr>
-        <w:t xml:space="preserve">A. -183 B. 183 C. -248 D. 248</w:t>
+        <w:t xml:space="preserve">- A. -183</w:t>
+      </w:r>
+      <w:r>
+        <w:rPr>
+          <w:rFonts w:ascii="Times New Roman" w:hAnsi="Times New Roman" w:eastAsia="Times New Roman" w:cs="Times New Roman"/>
+        </w:rPr>
+        <w:t xml:space="preserve"> </w:t>
+      </w:r>
+      <w:r>
+        <w:rPr>
+          <w:rFonts w:ascii="Times New Roman" w:hAnsi="Times New Roman" w:eastAsia="Times New Roman" w:cs="Times New Roman"/>
+        </w:rPr>
+        <w:t xml:space="preserve">- B. 183</w:t>
+      </w:r>
+      <w:r>
+        <w:rPr>
+          <w:rFonts w:ascii="Times New Roman" w:hAnsi="Times New Roman" w:eastAsia="Times New Roman" w:cs="Times New Roman"/>
+        </w:rPr>
+        <w:t xml:space="preserve"> </w:t>
+      </w:r>
+      <w:r>
+        <w:rPr>
+          <w:rFonts w:ascii="Times New Roman" w:hAnsi="Times New Roman" w:eastAsia="Times New Roman" w:cs="Times New Roman"/>
+        </w:rPr>
+        <w:t xml:space="preserve">- C. -248</w:t>
+      </w:r>
+      <w:r>
+        <w:rPr>
+          <w:rFonts w:ascii="Times New Roman" w:hAnsi="Times New Roman" w:eastAsia="Times New Roman" w:cs="Times New Roman"/>
+        </w:rPr>
+        <w:t xml:space="preserve"> </w:t>
+      </w:r>
+      <w:r>
+        <w:rPr>
+          <w:rFonts w:ascii="Times New Roman" w:hAnsi="Times New Roman" w:eastAsia="Times New Roman" w:cs="Times New Roman"/>
+        </w:rPr>
+        <w:t xml:space="preserve">- D. 248</w:t>
       </w:r>
     </w:p>
     <w:p>
@@ -1052,6 +1154,7 @@
     <w:p>
       <w:pPr>
         <w:pStyle w:val="FirstParagraph"/>
+        <w:ind w:firstLine="420"/>
       </w:pPr>
       <w:r>
         <w:rPr>
@@ -1183,7 +1286,7 @@
         <w:rPr>
           <w:rFonts w:ascii="Times New Roman" w:hAnsi="Times New Roman" w:eastAsia="Times New Roman" w:cs="Times New Roman"/>
         </w:rPr>
-        <w:t xml:space="preserve">A.</w:t>
+        <w:t xml:space="preserve">- A.</w:t>
       </w:r>
       <w:r>
         <w:rPr>
@@ -1230,7 +1333,7 @@
         <w:rPr>
           <w:rFonts w:ascii="Times New Roman" w:hAnsi="Times New Roman" w:eastAsia="Times New Roman" w:cs="Times New Roman"/>
         </w:rPr>
-        <w:t xml:space="preserve">B.</w:t>
+        <w:t xml:space="preserve">- B.</w:t>
       </w:r>
       <w:r>
         <w:rPr>
@@ -1294,7 +1397,7 @@
         <w:rPr>
           <w:rFonts w:ascii="Times New Roman" w:hAnsi="Times New Roman" w:eastAsia="Times New Roman" w:cs="Times New Roman"/>
         </w:rPr>
-        <w:t xml:space="preserve">C.</w:t>
+        <w:t xml:space="preserve">- C.</w:t>
       </w:r>
       <w:r>
         <w:rPr>
@@ -1358,7 +1461,7 @@
         <w:rPr>
           <w:rFonts w:ascii="Times New Roman" w:hAnsi="Times New Roman" w:eastAsia="Times New Roman" w:cs="Times New Roman"/>
         </w:rPr>
-        <w:t xml:space="preserve">D.</w:t>
+        <w:t xml:space="preserve">- D.</w:t>
       </w:r>
       <w:r>
         <w:rPr>
@@ -1424,7 +1527,7 @@
       </w:r>
     </w:p>
     <w:bookmarkEnd w:id="12"/>
-    <w:bookmarkStart w:id="14" w:name="第5题"/>
+    <w:bookmarkStart w:id="13" w:name="第5题"/>
     <w:p>
       <w:pPr>
         <w:pStyle w:val="Heading3"/>
@@ -1452,6 +1555,7 @@
     <w:p>
       <w:pPr>
         <w:pStyle w:val="FirstParagraph"/>
+        <w:ind w:firstLine="420"/>
       </w:pPr>
       <w:r>
         <w:rPr>
@@ -1517,22 +1621,223 @@
         <w:rPr>
           <w:rFonts w:ascii="Times New Roman" w:hAnsi="Times New Roman" w:eastAsia="Times New Roman" w:cs="Times New Roman"/>
         </w:rPr>
-        <w:t xml:space="preserve">(A)(mol/L)</w:t>
-      </w:r>
-      <w:r>
-        <w:rPr>
-          <w:rFonts w:ascii="Times New Roman" w:hAnsi="Times New Roman" w:eastAsia="Times New Roman" w:cs="Times New Roman"/>
-        </w:rPr>
-        <w:t xml:space="preserve"> </w:t>
-      </w:r>
-      <w:hyperlink r:id="rId13">
-        <w:r>
-          <w:rPr>
-            <w:rStyle w:val="Hyperlink"/>
-          </w:rPr>
-          <w:t xml:space="preserve">B</w:t>
-        </w:r>
-      </w:hyperlink>
+        <w:t xml:space="preserve">|</w:t>
+      </w:r>
+      <w:r>
+        <w:rPr>
+          <w:rFonts w:ascii="Times New Roman" w:hAnsi="Times New Roman" w:eastAsia="Times New Roman" w:cs="Times New Roman"/>
+        </w:rPr>
+        <w:t xml:space="preserve"> </w:t>
+      </w:r>
+      <m:oMath>
+        <m:r>
+          <m:t>c</m:t>
+        </m:r>
+        <m:r>
+          <m:rPr>
+            <m:sty m:val="p"/>
+          </m:rPr>
+          <m:t>(</m:t>
+        </m:r>
+        <m:r>
+          <m:rPr>
+            <m:sty m:val="p"/>
+          </m:rPr>
+          <m:t>A</m:t>
+        </m:r>
+        <m:r>
+          <m:rPr>
+            <m:sty m:val="p"/>
+          </m:rPr>
+          <m:t>)</m:t>
+        </m:r>
+      </m:oMath>
+      <w:r>
+        <w:rPr>
+          <w:rFonts w:ascii="Times New Roman" w:hAnsi="Times New Roman" w:eastAsia="Times New Roman" w:cs="Times New Roman"/>
+        </w:rPr>
+        <w:t xml:space="preserve">/(mol·L</w:t>
+      </w:r>
+      <m:oMath>
+        <m:sSup>
+          <m:e>
+            <m:r>
+              <m:t>​</m:t>
+            </m:r>
+          </m:e>
+          <m:sup>
+            <m:r>
+              <m:rPr>
+                <m:sty m:val="p"/>
+              </m:rPr>
+              <m:t>−</m:t>
+            </m:r>
+            <m:r>
+              <m:t>1</m:t>
+            </m:r>
+          </m:sup>
+        </m:sSup>
+      </m:oMath>
+      <w:r>
+        <w:rPr>
+          <w:rFonts w:ascii="Times New Roman" w:hAnsi="Times New Roman" w:eastAsia="Times New Roman" w:cs="Times New Roman"/>
+        </w:rPr>
+        <w:t xml:space="preserve">) |</w:t>
+      </w:r>
+      <w:r>
+        <w:rPr>
+          <w:rFonts w:ascii="Times New Roman" w:hAnsi="Times New Roman" w:eastAsia="Times New Roman" w:cs="Times New Roman"/>
+        </w:rPr>
+        <w:t xml:space="preserve"> </w:t>
+      </w:r>
+      <m:oMath>
+        <m:r>
+          <m:t>c</m:t>
+        </m:r>
+        <m:r>
+          <m:rPr>
+            <m:sty m:val="p"/>
+          </m:rPr>
+          <m:t>(</m:t>
+        </m:r>
+        <m:r>
+          <m:rPr>
+            <m:sty m:val="p"/>
+          </m:rPr>
+          <m:t>B</m:t>
+        </m:r>
+        <m:r>
+          <m:rPr>
+            <m:sty m:val="p"/>
+          </m:rPr>
+          <m:t>)</m:t>
+        </m:r>
+      </m:oMath>
+      <w:r>
+        <w:rPr>
+          <w:rFonts w:ascii="Times New Roman" w:hAnsi="Times New Roman" w:eastAsia="Times New Roman" w:cs="Times New Roman"/>
+        </w:rPr>
+        <w:t xml:space="preserve">/(mol·L</w:t>
+      </w:r>
+      <m:oMath>
+        <m:sSup>
+          <m:e>
+            <m:r>
+              <m:t>​</m:t>
+            </m:r>
+          </m:e>
+          <m:sup>
+            <m:r>
+              <m:rPr>
+                <m:sty m:val="p"/>
+              </m:rPr>
+              <m:t>−</m:t>
+            </m:r>
+            <m:r>
+              <m:t>1</m:t>
+            </m:r>
+          </m:sup>
+        </m:sSup>
+      </m:oMath>
+      <w:r>
+        <w:rPr>
+          <w:rFonts w:ascii="Times New Roman" w:hAnsi="Times New Roman" w:eastAsia="Times New Roman" w:cs="Times New Roman"/>
+        </w:rPr>
+        <w:t xml:space="preserve">) |</w:t>
+      </w:r>
+      <w:r>
+        <w:rPr>
+          <w:rFonts w:ascii="Times New Roman" w:hAnsi="Times New Roman" w:eastAsia="Times New Roman" w:cs="Times New Roman"/>
+        </w:rPr>
+        <w:t xml:space="preserve"> </w:t>
+      </w:r>
+      <m:oMath>
+        <m:r>
+          <m:t>v</m:t>
+        </m:r>
+      </m:oMath>
+      <w:r>
+        <w:rPr>
+          <w:rFonts w:ascii="Times New Roman" w:hAnsi="Times New Roman" w:eastAsia="Times New Roman" w:cs="Times New Roman"/>
+        </w:rPr>
+        <w:t xml:space="preserve">/(mol·L</w:t>
+      </w:r>
+      <m:oMath>
+        <m:sSup>
+          <m:e>
+            <m:r>
+              <m:t>​</m:t>
+            </m:r>
+          </m:e>
+          <m:sup>
+            <m:r>
+              <m:rPr>
+                <m:sty m:val="p"/>
+              </m:rPr>
+              <m:t>−</m:t>
+            </m:r>
+            <m:r>
+              <m:t>1</m:t>
+            </m:r>
+          </m:sup>
+        </m:sSup>
+      </m:oMath>
+      <w:r>
+        <w:rPr>
+          <w:rFonts w:ascii="Times New Roman" w:hAnsi="Times New Roman" w:eastAsia="Times New Roman" w:cs="Times New Roman"/>
+        </w:rPr>
+        <w:t xml:space="preserve">·s</w:t>
+      </w:r>
+      <m:oMath>
+        <m:sSup>
+          <m:e>
+            <m:r>
+              <m:t>​</m:t>
+            </m:r>
+          </m:e>
+          <m:sup>
+            <m:r>
+              <m:rPr>
+                <m:sty m:val="p"/>
+              </m:rPr>
+              <m:t>−</m:t>
+            </m:r>
+            <m:r>
+              <m:t>1</m:t>
+            </m:r>
+          </m:sup>
+        </m:sSup>
+      </m:oMath>
+      <w:r>
+        <w:rPr>
+          <w:rFonts w:ascii="Times New Roman" w:hAnsi="Times New Roman" w:eastAsia="Times New Roman" w:cs="Times New Roman"/>
+        </w:rPr>
+        <w:t xml:space="preserve">) |</w:t>
+      </w:r>
+      <w:r>
+        <w:rPr>
+          <w:rFonts w:ascii="Times New Roman" w:hAnsi="Times New Roman" w:eastAsia="Times New Roman" w:cs="Times New Roman"/>
+        </w:rPr>
+        <w:t xml:space="preserve"> </w:t>
+      </w:r>
+      <w:r>
+        <w:rPr>
+          <w:rFonts w:ascii="Times New Roman" w:hAnsi="Times New Roman" w:eastAsia="Times New Roman" w:cs="Times New Roman"/>
+        </w:rPr>
+        <w:t xml:space="preserve">|:—:|:—:|:—:|</w:t>
+      </w:r>
+      <w:r>
+        <w:rPr>
+          <w:rFonts w:ascii="Times New Roman" w:hAnsi="Times New Roman" w:eastAsia="Times New Roman" w:cs="Times New Roman"/>
+        </w:rPr>
+        <w:t xml:space="preserve"> </w:t>
+      </w:r>
+      <w:r>
+        <w:rPr>
+          <w:rFonts w:ascii="Times New Roman" w:hAnsi="Times New Roman" w:eastAsia="Times New Roman" w:cs="Times New Roman"/>
+        </w:rPr>
+        <w:t xml:space="preserve">| 0.500 | 0.400 |</w:t>
+      </w:r>
       <w:r>
         <w:rPr>
           <w:rFonts w:ascii="Times New Roman" w:hAnsi="Times New Roman" w:eastAsia="Times New Roman" w:cs="Times New Roman"/>
@@ -1549,65 +1854,32 @@
           </m:ctrlPr>
         </m:oMathPr>
         <m:r>
-          <m:t>v</m:t>
+          <m:t>6.00</m:t>
         </m:r>
         <m:r>
           <m:rPr>
             <m:sty m:val="p"/>
           </m:rPr>
-          <m:t>(</m:t>
-        </m:r>
-        <m:r>
-          <m:rPr>
-            <m:nor/>
-            <m:sty m:val="p"/>
-          </m:rPr>
-          <m:t>mol</m:t>
-        </m:r>
-        <m:r>
-          <m:rPr>
-            <m:sty m:val="p"/>
-          </m:rPr>
-          <m:t>/</m:t>
-        </m:r>
-        <m:r>
-          <m:rPr>
-            <m:sty m:val="p"/>
-          </m:rPr>
-          <m:t>(</m:t>
-        </m:r>
-        <m:r>
-          <m:rPr>
-            <m:nor/>
-            <m:sty m:val="p"/>
-          </m:rPr>
-          <m:t>L</m:t>
-        </m:r>
-        <m:r>
-          <m:rPr>
-            <m:sty m:val="p"/>
-          </m:rPr>
-          <m:t>⋅</m:t>
-        </m:r>
-        <m:r>
-          <m:rPr>
-            <m:nor/>
-            <m:sty m:val="p"/>
-          </m:rPr>
-          <m:t>s</m:t>
-        </m:r>
-        <m:r>
-          <m:rPr>
-            <m:sty m:val="p"/>
-          </m:rPr>
-          <m:t>)</m:t>
-        </m:r>
-        <m:r>
-          <m:rPr>
-            <m:sty m:val="p"/>
-          </m:rPr>
-          <m:t>)</m:t>
-        </m:r>
+          <m:t>×</m:t>
+        </m:r>
+        <m:sSup>
+          <m:e>
+            <m:r>
+              <m:t>10</m:t>
+            </m:r>
+          </m:e>
+          <m:sup>
+            <m:r>
+              <m:rPr>
+                <m:sty m:val="p"/>
+              </m:rPr>
+              <m:t>−</m:t>
+            </m:r>
+            <m:r>
+              <m:t>3</m:t>
+            </m:r>
+          </m:sup>
+        </m:sSup>
       </m:oMath>
       <w:r>
         <w:rPr>
@@ -1619,7 +1891,19 @@
         <w:rPr>
           <w:rFonts w:ascii="Times New Roman" w:hAnsi="Times New Roman" w:eastAsia="Times New Roman" w:cs="Times New Roman"/>
         </w:rPr>
-        <w:t xml:space="preserve">0.500 0.400</w:t>
+        <w:t xml:space="preserve">|</w:t>
+      </w:r>
+      <w:r>
+        <w:rPr>
+          <w:rFonts w:ascii="Times New Roman" w:hAnsi="Times New Roman" w:eastAsia="Times New Roman" w:cs="Times New Roman"/>
+        </w:rPr>
+        <w:t xml:space="preserve"> </w:t>
+      </w:r>
+      <w:r>
+        <w:rPr>
+          <w:rFonts w:ascii="Times New Roman" w:hAnsi="Times New Roman" w:eastAsia="Times New Roman" w:cs="Times New Roman"/>
+        </w:rPr>
+        <w:t xml:space="preserve">| 0.250 | 0.400 |</w:t>
       </w:r>
       <w:r>
         <w:rPr>
@@ -1637,7 +1921,7 @@
           </m:ctrlPr>
         </m:oMathPr>
         <m:r>
-          <m:t>6.00</m:t>
+          <m:t>1.50</m:t>
         </m:r>
         <m:r>
           <m:rPr>
@@ -1674,7 +1958,19 @@
         <w:rPr>
           <w:rFonts w:ascii="Times New Roman" w:hAnsi="Times New Roman" w:eastAsia="Times New Roman" w:cs="Times New Roman"/>
         </w:rPr>
-        <w:t xml:space="preserve">0.250 0.400</w:t>
+        <w:t xml:space="preserve">|</w:t>
+      </w:r>
+      <w:r>
+        <w:rPr>
+          <w:rFonts w:ascii="Times New Roman" w:hAnsi="Times New Roman" w:eastAsia="Times New Roman" w:cs="Times New Roman"/>
+        </w:rPr>
+        <w:t xml:space="preserve"> </w:t>
+      </w:r>
+      <w:r>
+        <w:rPr>
+          <w:rFonts w:ascii="Times New Roman" w:hAnsi="Times New Roman" w:eastAsia="Times New Roman" w:cs="Times New Roman"/>
+        </w:rPr>
+        <w:t xml:space="preserve">| 0.250 | 0.800 |</w:t>
       </w:r>
       <w:r>
         <w:rPr>
@@ -1692,7 +1988,7 @@
           </m:ctrlPr>
         </m:oMathPr>
         <m:r>
-          <m:t>1.50</m:t>
+          <m:t>3.00</m:t>
         </m:r>
         <m:r>
           <m:rPr>
@@ -1729,62 +2025,67 @@
         <w:rPr>
           <w:rFonts w:ascii="Times New Roman" w:hAnsi="Times New Roman" w:eastAsia="Times New Roman" w:cs="Times New Roman"/>
         </w:rPr>
-        <w:t xml:space="preserve">0.250 0.800</w:t>
-      </w:r>
-      <w:r>
-        <w:rPr>
-          <w:rFonts w:ascii="Times New Roman" w:hAnsi="Times New Roman" w:eastAsia="Times New Roman" w:cs="Times New Roman"/>
-        </w:rPr>
-        <w:t xml:space="preserve"> </w:t>
-      </w:r>
-      <m:oMath>
-        <m:oMathPr>
-          <m:ctrlPr>
-            <w:rPr>
-              <w:sz w:val="28"/>
-              <w:szCs w:val="28"/>
-            </w:rPr>
-          </m:ctrlPr>
-        </m:oMathPr>
-        <m:r>
-          <m:t>3.00</m:t>
-        </m:r>
-        <m:r>
-          <m:rPr>
-            <m:sty m:val="p"/>
-          </m:rPr>
-          <m:t>×</m:t>
-        </m:r>
-        <m:sSup>
-          <m:e>
-            <m:r>
-              <m:t>10</m:t>
-            </m:r>
-          </m:e>
-          <m:sup>
-            <m:r>
-              <m:rPr>
-                <m:sty m:val="p"/>
-              </m:rPr>
-              <m:t>−</m:t>
-            </m:r>
-            <m:r>
-              <m:t>3</m:t>
-            </m:r>
-          </m:sup>
-        </m:sSup>
-      </m:oMath>
-      <w:r>
-        <w:rPr>
-          <w:rFonts w:ascii="Times New Roman" w:hAnsi="Times New Roman" w:eastAsia="Times New Roman" w:cs="Times New Roman"/>
-        </w:rPr>
-        <w:t xml:space="preserve"> </w:t>
-      </w:r>
-      <w:r>
-        <w:rPr>
-          <w:rFonts w:ascii="Times New Roman" w:hAnsi="Times New Roman" w:eastAsia="Times New Roman" w:cs="Times New Roman"/>
-        </w:rPr>
-        <w:t xml:space="preserve">A. 2 B. 2.5 C. 3 D. 3.5</w:t>
+        <w:t xml:space="preserve">|</w:t>
+      </w:r>
+    </w:p>
+    <w:p>
+      <w:pPr>
+        <w:pStyle w:val="Compact"/>
+        <w:numPr>
+          <w:ilvl w:val="0"/>
+          <w:numId w:val="1001"/>
+        </w:numPr>
+      </w:pPr>
+      <w:r>
+        <w:rPr>
+          <w:rFonts w:ascii="Times New Roman" w:hAnsi="Times New Roman" w:eastAsia="Times New Roman" w:cs="Times New Roman"/>
+        </w:rPr>
+        <w:t xml:space="preserve">A. 2</w:t>
+      </w:r>
+    </w:p>
+    <w:p>
+      <w:pPr>
+        <w:pStyle w:val="Compact"/>
+        <w:numPr>
+          <w:ilvl w:val="0"/>
+          <w:numId w:val="1001"/>
+        </w:numPr>
+      </w:pPr>
+      <w:r>
+        <w:rPr>
+          <w:rFonts w:ascii="Times New Roman" w:hAnsi="Times New Roman" w:eastAsia="Times New Roman" w:cs="Times New Roman"/>
+        </w:rPr>
+        <w:t xml:space="preserve">B. 2.5</w:t>
+      </w:r>
+    </w:p>
+    <w:p>
+      <w:pPr>
+        <w:pStyle w:val="Compact"/>
+        <w:numPr>
+          <w:ilvl w:val="0"/>
+          <w:numId w:val="1001"/>
+        </w:numPr>
+      </w:pPr>
+      <w:r>
+        <w:rPr>
+          <w:rFonts w:ascii="Times New Roman" w:hAnsi="Times New Roman" w:eastAsia="Times New Roman" w:cs="Times New Roman"/>
+        </w:rPr>
+        <w:t xml:space="preserve">C. 3</w:t>
+      </w:r>
+    </w:p>
+    <w:p>
+      <w:pPr>
+        <w:pStyle w:val="Compact"/>
+        <w:numPr>
+          <w:ilvl w:val="0"/>
+          <w:numId w:val="1001"/>
+        </w:numPr>
+      </w:pPr>
+      <w:r>
+        <w:rPr>
+          <w:rFonts w:ascii="Times New Roman" w:hAnsi="Times New Roman" w:eastAsia="Times New Roman" w:cs="Times New Roman"/>
+        </w:rPr>
+        <w:t xml:space="preserve">D. 3.5</w:t>
       </w:r>
     </w:p>
     <w:p>
@@ -1797,8 +2098,8 @@
         </w:pict>
       </w:r>
     </w:p>
-    <w:bookmarkEnd w:id="14"/>
-    <w:bookmarkStart w:id="15" w:name="第6题"/>
+    <w:bookmarkEnd w:id="13"/>
+    <w:bookmarkStart w:id="14" w:name="第6题"/>
     <w:p>
       <w:pPr>
         <w:pStyle w:val="Heading3"/>
@@ -1826,6 +2127,7 @@
     <w:p>
       <w:pPr>
         <w:pStyle w:val="FirstParagraph"/>
+        <w:ind w:firstLine="420"/>
       </w:pPr>
       <w:r>
         <w:rPr>
@@ -1921,7 +2223,7 @@
         <w:rPr>
           <w:rFonts w:ascii="Times New Roman" w:hAnsi="Times New Roman" w:eastAsia="Times New Roman" w:cs="Times New Roman"/>
         </w:rPr>
-        <w:t xml:space="preserve">A. 181 </w:t>
+        <w:t xml:space="preserve">- A. 181 </w:t>
       </w:r>
       <w:r>
         <w:rPr>
@@ -1933,7 +2235,13 @@
         <w:rPr>
           <w:rFonts w:ascii="Times New Roman" w:hAnsi="Times New Roman" w:eastAsia="Times New Roman" w:cs="Times New Roman"/>
         </w:rPr>
-        <w:t xml:space="preserve"> B. 99 </w:t>
+        <w:t xml:space="preserve"> </w:t>
+      </w:r>
+      <w:r>
+        <w:rPr>
+          <w:rFonts w:ascii="Times New Roman" w:hAnsi="Times New Roman" w:eastAsia="Times New Roman" w:cs="Times New Roman"/>
+        </w:rPr>
+        <w:t xml:space="preserve">- B. 99 </w:t>
       </w:r>
       <w:r>
         <w:rPr>
@@ -1945,7 +2253,13 @@
         <w:rPr>
           <w:rFonts w:ascii="Times New Roman" w:hAnsi="Times New Roman" w:eastAsia="Times New Roman" w:cs="Times New Roman"/>
         </w:rPr>
-        <w:t xml:space="preserve"> C. 57 </w:t>
+        <w:t xml:space="preserve"> </w:t>
+      </w:r>
+      <w:r>
+        <w:rPr>
+          <w:rFonts w:ascii="Times New Roman" w:hAnsi="Times New Roman" w:eastAsia="Times New Roman" w:cs="Times New Roman"/>
+        </w:rPr>
+        <w:t xml:space="preserve">- C. 57 </w:t>
       </w:r>
       <w:r>
         <w:rPr>
@@ -1957,7 +2271,13 @@
         <w:rPr>
           <w:rFonts w:ascii="Times New Roman" w:hAnsi="Times New Roman" w:eastAsia="Times New Roman" w:cs="Times New Roman"/>
         </w:rPr>
-        <w:t xml:space="preserve"> D. 36 </w:t>
+        <w:t xml:space="preserve"> </w:t>
+      </w:r>
+      <w:r>
+        <w:rPr>
+          <w:rFonts w:ascii="Times New Roman" w:hAnsi="Times New Roman" w:eastAsia="Times New Roman" w:cs="Times New Roman"/>
+        </w:rPr>
+        <w:t xml:space="preserve">- D. 36 </w:t>
       </w:r>
       <w:r>
         <w:rPr>
@@ -1976,8 +2296,8 @@
         </w:pict>
       </w:r>
     </w:p>
-    <w:bookmarkEnd w:id="15"/>
-    <w:bookmarkStart w:id="19" w:name="第7题"/>
+    <w:bookmarkEnd w:id="14"/>
+    <w:bookmarkStart w:id="18" w:name="第7题"/>
     <w:p>
       <w:pPr>
         <w:pStyle w:val="Heading3"/>
@@ -2005,6 +2325,7 @@
     <w:p>
       <w:pPr>
         <w:pStyle w:val="FirstParagraph"/>
+        <w:ind w:firstLine="420"/>
       </w:pPr>
       <w:r>
         <w:rPr>
@@ -2214,18 +2535,18 @@
           <wp:inline>
             <wp:extent cx="3600000" cy="2273683"/>
             <wp:effectExtent b="0" l="0" r="0" t="0"/>
-            <wp:docPr descr="" title="" id="17" name="Picture"/>
+            <wp:docPr descr="" title="" id="16" name="Picture"/>
             <a:graphic>
               <a:graphicData uri="http://schemas.openxmlformats.org/drawingml/2006/picture">
                 <pic:pic>
                   <pic:nvPicPr>
-                    <pic:cNvPr descr="115f96b021be8bd4.png" id="18" name="Picture"/>
+                    <pic:cNvPr descr="115f96b021be8bd4.png" id="17" name="Picture"/>
                     <pic:cNvPicPr>
                       <a:picLocks noChangeArrowheads="1" noChangeAspect="1"/>
                     </pic:cNvPicPr>
                   </pic:nvPicPr>
                   <pic:blipFill>
-                    <a:blip r:embed="rId16"/>
+                    <a:blip r:embed="rId15"/>
                     <a:stretch>
                       <a:fillRect/>
                     </a:stretch>
@@ -2257,8 +2578,9 @@
         <w:pStyle w:val="Compact"/>
         <w:numPr>
           <w:ilvl w:val="0"/>
-          <w:numId w:val="1001"/>
+          <w:numId w:val="1002"/>
         </w:numPr>
+        <w:ind w:firstLine="420"/>
       </w:pPr>
       <w:r>
         <w:rPr>
@@ -2308,8 +2630,9 @@
         <w:pStyle w:val="Compact"/>
         <w:numPr>
           <w:ilvl w:val="0"/>
-          <w:numId w:val="1001"/>
+          <w:numId w:val="1002"/>
         </w:numPr>
+        <w:ind w:firstLine="420"/>
       </w:pPr>
       <w:r>
         <w:rPr>
@@ -2353,8 +2676,9 @@
         <w:pStyle w:val="Compact"/>
         <w:numPr>
           <w:ilvl w:val="0"/>
-          <w:numId w:val="1001"/>
+          <w:numId w:val="1002"/>
         </w:numPr>
+        <w:ind w:firstLine="420"/>
       </w:pPr>
       <w:r>
         <w:rPr>
@@ -2380,8 +2704,9 @@
         <w:pStyle w:val="Compact"/>
         <w:numPr>
           <w:ilvl w:val="0"/>
-          <w:numId w:val="1001"/>
+          <w:numId w:val="1002"/>
         </w:numPr>
+        <w:ind w:firstLine="420"/>
       </w:pPr>
       <w:r>
         <w:rPr>
@@ -2563,8 +2888,8 @@
         </w:pict>
       </w:r>
     </w:p>
-    <w:bookmarkEnd w:id="19"/>
-    <w:bookmarkStart w:id="23" w:name="第8题"/>
+    <w:bookmarkEnd w:id="18"/>
+    <w:bookmarkStart w:id="22" w:name="第8题"/>
     <w:p>
       <w:pPr>
         <w:pStyle w:val="Heading3"/>
@@ -2592,6 +2917,7 @@
     <w:p>
       <w:pPr>
         <w:pStyle w:val="FirstParagraph"/>
+        <w:ind w:firstLine="420"/>
       </w:pPr>
       <w:r>
         <w:rPr>
@@ -2713,18 +3039,18 @@
           <wp:inline>
             <wp:extent cx="3240000" cy="2864584"/>
             <wp:effectExtent b="0" l="0" r="0" t="0"/>
-            <wp:docPr descr="" title="" id="21" name="Picture"/>
+            <wp:docPr descr="" title="" id="20" name="Picture"/>
             <a:graphic>
               <a:graphicData uri="http://schemas.openxmlformats.org/drawingml/2006/picture">
                 <pic:pic>
                   <pic:nvPicPr>
-                    <pic:cNvPr descr="273fbc00556339cf.png" id="22" name="Picture"/>
+                    <pic:cNvPr descr="273fbc00556339cf.png" id="21" name="Picture"/>
                     <pic:cNvPicPr>
                       <a:picLocks noChangeArrowheads="1" noChangeAspect="1"/>
                     </pic:cNvPicPr>
                   </pic:nvPicPr>
                   <pic:blipFill>
-                    <a:blip r:embed="rId20"/>
+                    <a:blip r:embed="rId19"/>
                     <a:stretch>
                       <a:fillRect/>
                     </a:stretch>
@@ -2754,6 +3080,7 @@
     <w:p>
       <w:pPr>
         <w:pStyle w:val="FirstParagraph"/>
+        <w:ind w:firstLine="420"/>
       </w:pPr>
       <w:r>
         <w:rPr>
@@ -2851,8 +3178,9 @@
         <w:pStyle w:val="Compact"/>
         <w:numPr>
           <w:ilvl w:val="0"/>
-          <w:numId w:val="1002"/>
+          <w:numId w:val="1003"/>
         </w:numPr>
+        <w:ind w:firstLine="420"/>
       </w:pPr>
       <w:r>
         <w:rPr>
@@ -2996,8 +3324,9 @@
         <w:pStyle w:val="Compact"/>
         <w:numPr>
           <w:ilvl w:val="0"/>
-          <w:numId w:val="1002"/>
+          <w:numId w:val="1003"/>
         </w:numPr>
+        <w:ind w:firstLine="420"/>
       </w:pPr>
       <w:r>
         <w:rPr>
@@ -3023,8 +3352,9 @@
         <w:pStyle w:val="Compact"/>
         <w:numPr>
           <w:ilvl w:val="0"/>
-          <w:numId w:val="1002"/>
+          <w:numId w:val="1003"/>
         </w:numPr>
+        <w:ind w:firstLine="420"/>
       </w:pPr>
       <w:r>
         <w:rPr>
@@ -3180,8 +3510,9 @@
         <w:pStyle w:val="Compact"/>
         <w:numPr>
           <w:ilvl w:val="0"/>
-          <w:numId w:val="1002"/>
+          <w:numId w:val="1003"/>
         </w:numPr>
+        <w:ind w:firstLine="420"/>
       </w:pPr>
       <w:r>
         <w:rPr>
@@ -3243,8 +3574,8 @@
         </w:pict>
       </w:r>
     </w:p>
-    <w:bookmarkEnd w:id="23"/>
-    <w:bookmarkStart w:id="24" w:name="第9题"/>
+    <w:bookmarkEnd w:id="22"/>
+    <w:bookmarkStart w:id="23" w:name="第9题"/>
     <w:p>
       <w:pPr>
         <w:pStyle w:val="Heading3"/>
@@ -3272,6 +3603,7 @@
     <w:p>
       <w:pPr>
         <w:pStyle w:val="FirstParagraph"/>
+        <w:ind w:firstLine="420"/>
       </w:pPr>
       <m:oMath>
         <m:oMathPr>
@@ -3381,8 +3713,9 @@
         <w:pStyle w:val="Compact"/>
         <w:numPr>
           <w:ilvl w:val="0"/>
-          <w:numId w:val="1003"/>
+          <w:numId w:val="1004"/>
         </w:numPr>
+        <w:ind w:firstLine="420"/>
       </w:pPr>
       <w:r>
         <w:rPr>
@@ -3426,8 +3759,9 @@
         <w:pStyle w:val="Compact"/>
         <w:numPr>
           <w:ilvl w:val="0"/>
-          <w:numId w:val="1003"/>
+          <w:numId w:val="1004"/>
         </w:numPr>
+        <w:ind w:firstLine="420"/>
       </w:pPr>
       <w:r>
         <w:rPr>
@@ -3478,8 +3812,9 @@
         <w:pStyle w:val="Compact"/>
         <w:numPr>
           <w:ilvl w:val="0"/>
-          <w:numId w:val="1003"/>
+          <w:numId w:val="1004"/>
         </w:numPr>
+        <w:ind w:firstLine="420"/>
       </w:pPr>
       <w:r>
         <w:rPr>
@@ -3587,6 +3922,7 @@
     <w:p>
       <w:pPr>
         <w:pStyle w:val="FirstParagraph"/>
+        <w:ind w:firstLine="420"/>
       </w:pPr>
       <w:r>
         <w:rPr>
@@ -3630,6 +3966,7 @@
     <w:p>
       <w:pPr>
         <w:pStyle w:val="BodyText"/>
+        <w:ind w:firstLine="420"/>
       </w:pPr>
       <w:r>
         <w:rPr>
@@ -3733,6 +4070,7 @@
     <w:p>
       <w:pPr>
         <w:pStyle w:val="BodyText"/>
+        <w:ind w:firstLine="420"/>
       </w:pPr>
       <w:r>
         <w:rPr>
@@ -3771,8 +4109,8 @@
         </w:pict>
       </w:r>
     </w:p>
-    <w:bookmarkEnd w:id="24"/>
-    <w:bookmarkStart w:id="25" w:name="第10题"/>
+    <w:bookmarkEnd w:id="23"/>
+    <w:bookmarkStart w:id="24" w:name="第10题"/>
     <w:p>
       <w:pPr>
         <w:pStyle w:val="Heading3"/>
@@ -3800,6 +4138,7 @@
     <w:p>
       <w:pPr>
         <w:pStyle w:val="FirstParagraph"/>
+        <w:ind w:firstLine="420"/>
       </w:pPr>
       <w:r>
         <w:rPr>
@@ -3841,6 +4180,7 @@
     <w:p>
       <w:pPr>
         <w:pStyle w:val="BodyText"/>
+        <w:ind w:firstLine="420"/>
       </w:pPr>
       <w:r>
         <w:rPr>
@@ -4292,8 +4632,9 @@
         <w:pStyle w:val="Compact"/>
         <w:numPr>
           <w:ilvl w:val="0"/>
-          <w:numId w:val="1004"/>
+          <w:numId w:val="1005"/>
         </w:numPr>
+        <w:ind w:firstLine="420"/>
       </w:pPr>
       <w:r>
         <w:rPr>
@@ -4313,8 +4654,9 @@
         <w:pStyle w:val="Compact"/>
         <w:numPr>
           <w:ilvl w:val="0"/>
-          <w:numId w:val="1004"/>
+          <w:numId w:val="1005"/>
         </w:numPr>
+        <w:ind w:firstLine="420"/>
       </w:pPr>
       <w:r>
         <w:rPr>
@@ -4351,8 +4693,8 @@
         </w:pict>
       </w:r>
     </w:p>
-    <w:bookmarkEnd w:id="25"/>
-    <w:bookmarkStart w:id="26" w:name="第11题"/>
+    <w:bookmarkEnd w:id="24"/>
+    <w:bookmarkStart w:id="25" w:name="第11题"/>
     <w:p>
       <w:pPr>
         <w:pStyle w:val="Heading3"/>
@@ -4380,6 +4722,7 @@
     <w:p>
       <w:pPr>
         <w:pStyle w:val="FirstParagraph"/>
+        <w:ind w:firstLine="420"/>
       </w:pPr>
       <w:r>
         <w:rPr>
@@ -4500,6 +4843,7 @@
     <w:p>
       <w:pPr>
         <w:pStyle w:val="BodyText"/>
+        <w:ind w:firstLine="420"/>
       </w:pPr>
       <w:r>
         <w:rPr>
@@ -4605,8 +4949,8 @@
         </w:pict>
       </w:r>
     </w:p>
-    <w:bookmarkEnd w:id="26"/>
-    <w:bookmarkStart w:id="27" w:name="第12题"/>
+    <w:bookmarkEnd w:id="25"/>
+    <w:bookmarkStart w:id="26" w:name="第12题"/>
     <w:p>
       <w:pPr>
         <w:pStyle w:val="Heading3"/>
@@ -4634,6 +4978,7 @@
     <w:p>
       <w:pPr>
         <w:pStyle w:val="FirstParagraph"/>
+        <w:ind w:firstLine="420"/>
       </w:pPr>
       <w:r>
         <w:rPr>
@@ -4699,6 +5044,7 @@
     <w:p>
       <w:pPr>
         <w:pStyle w:val="BodyText"/>
+        <w:ind w:firstLine="420"/>
       </w:pPr>
       <w:r>
         <w:rPr>
@@ -4950,6 +5296,7 @@
     <w:p>
       <w:pPr>
         <w:pStyle w:val="BodyText"/>
+        <w:ind w:firstLine="420"/>
       </w:pPr>
       <w:r>
         <w:rPr>
@@ -5125,6 +5472,7 @@
     <w:p>
       <w:pPr>
         <w:pStyle w:val="BodyText"/>
+        <w:ind w:firstLine="420"/>
       </w:pPr>
       <w:r>
         <w:rPr>
@@ -5455,8 +5803,8 @@
         </w:pict>
       </w:r>
     </w:p>
-    <w:bookmarkEnd w:id="27"/>
-    <w:bookmarkStart w:id="28" w:name="第13题"/>
+    <w:bookmarkEnd w:id="26"/>
+    <w:bookmarkStart w:id="27" w:name="第13题"/>
     <w:p>
       <w:pPr>
         <w:pStyle w:val="Heading3"/>
@@ -5484,6 +5832,7 @@
     <w:p>
       <w:pPr>
         <w:pStyle w:val="FirstParagraph"/>
+        <w:ind w:firstLine="420"/>
       </w:pPr>
       <w:r>
         <w:rPr>
@@ -5642,8 +5991,9 @@
       <w:pPr>
         <w:numPr>
           <w:ilvl w:val="0"/>
-          <w:numId w:val="1005"/>
+          <w:numId w:val="1006"/>
         </w:numPr>
+        <w:ind w:firstLine="420"/>
       </w:pPr>
       <w:r>
         <w:rPr>
@@ -5672,168 +6022,171 @@
     </w:p>
     <w:p>
       <w:pPr>
-        <w:numPr>
-          <w:ilvl w:val="0"/>
-          <w:numId w:val="1005"/>
-        </w:numPr>
-      </w:pPr>
-      <w:r>
-        <w:rPr>
-          <w:rFonts w:hint="eastAsia" w:ascii="Times New Roman" w:hAnsi="Times New Roman" w:eastAsia="FangSong" w:cs="Times New Roman"/>
-        </w:rPr>
-        <w:t>解释这种曲线出现的原因</w:t>
-      </w:r>
-      <w:r>
-        <w:rPr>
-          <w:rFonts w:hint="eastAsia" w:ascii="Times New Roman" w:hAnsi="Times New Roman" w:eastAsia="Times New Roman" w:cs="Times New Roman"/>
-        </w:rPr>
-        <w:t>，</w:t>
-      </w:r>
-      <w:r>
-        <w:rPr>
-          <w:rFonts w:hint="eastAsia" w:ascii="Times New Roman" w:hAnsi="Times New Roman" w:eastAsia="FangSong" w:cs="Times New Roman"/>
-        </w:rPr>
-        <w:t>并指出根据元素周期律作出预言的依据有何问题</w:t>
-      </w:r>
-      <w:r>
-        <w:rPr>
-          <w:rFonts w:hint="eastAsia" w:ascii="Times New Roman" w:hAnsi="Times New Roman" w:eastAsia="Times New Roman" w:cs="Times New Roman"/>
-        </w:rPr>
-        <w:t>。(</w:t>
-      </w:r>
-      <w:r>
-        <w:rPr>
-          <w:rFonts w:hint="eastAsia" w:ascii="Times New Roman" w:hAnsi="Times New Roman" w:eastAsia="FangSong" w:cs="Times New Roman"/>
-        </w:rPr>
-        <w:t>提示</w:t>
-      </w:r>
-      <w:r>
-        <w:rPr>
-          <w:rFonts w:hint="eastAsia" w:ascii="Times New Roman" w:hAnsi="Times New Roman" w:eastAsia="Times New Roman" w:cs="Times New Roman"/>
-        </w:rPr>
-        <w:t>：</w:t>
-      </w:r>
-      <w:r>
-        <w:rPr>
-          <w:rFonts w:hint="eastAsia" w:ascii="Times New Roman" w:hAnsi="Times New Roman" w:eastAsia="FangSong" w:cs="Times New Roman"/>
-        </w:rPr>
-        <w:t>考虑配合物相关理论</w:t>
-      </w:r>
-      <w:r>
-        <w:rPr>
-          <w:rFonts w:hint="eastAsia" w:ascii="Times New Roman" w:hAnsi="Times New Roman" w:eastAsia="Times New Roman" w:cs="Times New Roman"/>
-        </w:rPr>
-        <w:t>。)</w:t>
-      </w:r>
-    </w:p>
-    <w:p>
-      <w:pPr>
-        <w:spacing w:before="160" w:after="80"/>
-      </w:pPr>
-      <w:r>
-        <w:pict>
-          <v:rect style="width:0;height:1.5pt" o:hralign="center" o:hrstd="t" o:hr="t"/>
-        </w:pict>
-      </w:r>
-    </w:p>
-    <w:bookmarkEnd w:id="28"/>
-    <w:bookmarkStart w:id="29" w:name="第14题"/>
-    <w:p>
-      <w:pPr>
-        <w:pStyle w:val="Heading3"/>
-        <w:spacing w:before="280" w:after="120"/>
-      </w:pPr>
-      <w:r>
-        <w:rPr>
-          <w:rFonts w:hint="eastAsia" w:ascii="Times New Roman" w:hAnsi="Times New Roman" w:eastAsia="SimHei" w:cs="Times New Roman"/>
-        </w:rPr>
-        <w:t>第</w:t>
-      </w:r>
-      <w:r>
-        <w:rPr>
-          <w:rFonts w:hint="eastAsia" w:ascii="Times New Roman" w:hAnsi="Times New Roman" w:eastAsia="Times New Roman" w:cs="Times New Roman"/>
-        </w:rPr>
-        <w:t>14</w:t>
-      </w:r>
-      <w:r>
-        <w:rPr>
-          <w:rFonts w:hint="eastAsia" w:ascii="Times New Roman" w:hAnsi="Times New Roman" w:eastAsia="SimHei" w:cs="Times New Roman"/>
-        </w:rPr>
-        <w:t>题</w:t>
-      </w:r>
-    </w:p>
-    <w:p>
-      <w:pPr>
-        <w:pStyle w:val="FirstParagraph"/>
-      </w:pPr>
-      <w:r>
-        <w:rPr>
-          <w:rFonts w:hint="eastAsia" w:ascii="Times New Roman" w:hAnsi="Times New Roman" w:eastAsia="FangSong" w:cs="Times New Roman"/>
-        </w:rPr>
-        <w:t xml:space="preserve">已知</w:t>
-      </w:r>
-      <w:r>
-        <w:rPr>
-          <w:rFonts w:ascii="Times New Roman" w:hAnsi="Times New Roman" w:eastAsia="Times New Roman" w:cs="Times New Roman"/>
-        </w:rPr>
-        <w:t xml:space="preserve"> N </w:t>
-      </w:r>
-      <w:r>
-        <w:rPr>
-          <w:rFonts w:hint="eastAsia" w:ascii="Times New Roman" w:hAnsi="Times New Roman" w:eastAsia="FangSong" w:cs="Times New Roman"/>
-        </w:rPr>
-        <w:t xml:space="preserve">和</w:t>
-      </w:r>
-      <w:r>
-        <w:rPr>
-          <w:rFonts w:ascii="Times New Roman" w:hAnsi="Times New Roman" w:eastAsia="Times New Roman" w:cs="Times New Roman"/>
-        </w:rPr>
-        <w:t xml:space="preserve"> Cl </w:t>
-      </w:r>
-      <w:r>
-        <w:rPr>
-          <w:rFonts w:hint="eastAsia" w:ascii="Times New Roman" w:hAnsi="Times New Roman" w:eastAsia="FangSong" w:cs="Times New Roman"/>
-        </w:rPr>
-        <w:t xml:space="preserve">的</w:t>
-      </w:r>
-      <w:r>
-        <w:rPr>
-          <w:rFonts w:ascii="Times New Roman" w:hAnsi="Times New Roman" w:eastAsia="Times New Roman" w:cs="Times New Roman"/>
-        </w:rPr>
-        <w:t xml:space="preserve"> Pauling </w:t>
-      </w:r>
-      <w:r>
-        <w:rPr>
-          <w:rFonts w:hint="eastAsia" w:ascii="Times New Roman" w:hAnsi="Times New Roman" w:eastAsia="FangSong" w:cs="Times New Roman"/>
-        </w:rPr>
-        <w:t xml:space="preserve">电负性分别为</w:t>
-      </w:r>
-      <w:r>
-        <w:rPr>
-          <w:rFonts w:ascii="Times New Roman" w:hAnsi="Times New Roman" w:eastAsia="Times New Roman" w:cs="Times New Roman"/>
-        </w:rPr>
-        <w:t xml:space="preserve"> 3.04 </w:t>
-      </w:r>
-      <w:r>
-        <w:rPr>
-          <w:rFonts w:hint="eastAsia" w:ascii="Times New Roman" w:hAnsi="Times New Roman" w:eastAsia="FangSong" w:cs="Times New Roman"/>
-        </w:rPr>
-        <w:t xml:space="preserve">和</w:t>
-      </w:r>
-      <w:r>
-        <w:rPr>
-          <w:rFonts w:ascii="Times New Roman" w:hAnsi="Times New Roman" w:eastAsia="Times New Roman" w:cs="Times New Roman"/>
-        </w:rPr>
-        <w:t xml:space="preserve"> 3.16。</w:t>
-      </w:r>
-    </w:p>
-    <w:p>
-      <w:pPr>
-        <w:pStyle w:val="Compact"/>
         <w:numPr>
           <w:ilvl w:val="0"/>
           <w:numId w:val="1006"/>
         </w:numPr>
+        <w:ind w:firstLine="420"/>
+      </w:pPr>
+      <w:r>
+        <w:rPr>
+          <w:rFonts w:hint="eastAsia" w:ascii="Times New Roman" w:hAnsi="Times New Roman" w:eastAsia="FangSong" w:cs="Times New Roman"/>
+        </w:rPr>
+        <w:t>解释这种曲线出现的原因</w:t>
+      </w:r>
+      <w:r>
+        <w:rPr>
+          <w:rFonts w:hint="eastAsia" w:ascii="Times New Roman" w:hAnsi="Times New Roman" w:eastAsia="Times New Roman" w:cs="Times New Roman"/>
+        </w:rPr>
+        <w:t>，</w:t>
+      </w:r>
+      <w:r>
+        <w:rPr>
+          <w:rFonts w:hint="eastAsia" w:ascii="Times New Roman" w:hAnsi="Times New Roman" w:eastAsia="FangSong" w:cs="Times New Roman"/>
+        </w:rPr>
+        <w:t>并指出根据元素周期律作出预言的依据有何问题</w:t>
+      </w:r>
+      <w:r>
+        <w:rPr>
+          <w:rFonts w:hint="eastAsia" w:ascii="Times New Roman" w:hAnsi="Times New Roman" w:eastAsia="Times New Roman" w:cs="Times New Roman"/>
+        </w:rPr>
+        <w:t>。(</w:t>
+      </w:r>
+      <w:r>
+        <w:rPr>
+          <w:rFonts w:hint="eastAsia" w:ascii="Times New Roman" w:hAnsi="Times New Roman" w:eastAsia="FangSong" w:cs="Times New Roman"/>
+        </w:rPr>
+        <w:t>提示</w:t>
+      </w:r>
+      <w:r>
+        <w:rPr>
+          <w:rFonts w:hint="eastAsia" w:ascii="Times New Roman" w:hAnsi="Times New Roman" w:eastAsia="Times New Roman" w:cs="Times New Roman"/>
+        </w:rPr>
+        <w:t>：</w:t>
+      </w:r>
+      <w:r>
+        <w:rPr>
+          <w:rFonts w:hint="eastAsia" w:ascii="Times New Roman" w:hAnsi="Times New Roman" w:eastAsia="FangSong" w:cs="Times New Roman"/>
+        </w:rPr>
+        <w:t>考虑配合物相关理论</w:t>
+      </w:r>
+      <w:r>
+        <w:rPr>
+          <w:rFonts w:hint="eastAsia" w:ascii="Times New Roman" w:hAnsi="Times New Roman" w:eastAsia="Times New Roman" w:cs="Times New Roman"/>
+        </w:rPr>
+        <w:t>。)</w:t>
+      </w:r>
+    </w:p>
+    <w:p>
+      <w:pPr>
+        <w:spacing w:before="160" w:after="80"/>
+      </w:pPr>
+      <w:r>
+        <w:pict>
+          <v:rect style="width:0;height:1.5pt" o:hralign="center" o:hrstd="t" o:hr="t"/>
+        </w:pict>
+      </w:r>
+    </w:p>
+    <w:bookmarkEnd w:id="27"/>
+    <w:bookmarkStart w:id="28" w:name="第14题"/>
+    <w:p>
+      <w:pPr>
+        <w:pStyle w:val="Heading3"/>
+        <w:spacing w:before="280" w:after="120"/>
+      </w:pPr>
+      <w:r>
+        <w:rPr>
+          <w:rFonts w:hint="eastAsia" w:ascii="Times New Roman" w:hAnsi="Times New Roman" w:eastAsia="SimHei" w:cs="Times New Roman"/>
+        </w:rPr>
+        <w:t>第</w:t>
+      </w:r>
+      <w:r>
+        <w:rPr>
+          <w:rFonts w:hint="eastAsia" w:ascii="Times New Roman" w:hAnsi="Times New Roman" w:eastAsia="Times New Roman" w:cs="Times New Roman"/>
+        </w:rPr>
+        <w:t>14</w:t>
+      </w:r>
+      <w:r>
+        <w:rPr>
+          <w:rFonts w:hint="eastAsia" w:ascii="Times New Roman" w:hAnsi="Times New Roman" w:eastAsia="SimHei" w:cs="Times New Roman"/>
+        </w:rPr>
+        <w:t>题</w:t>
+      </w:r>
+    </w:p>
+    <w:p>
+      <w:pPr>
+        <w:pStyle w:val="FirstParagraph"/>
+        <w:ind w:firstLine="420"/>
+      </w:pPr>
+      <w:r>
+        <w:rPr>
+          <w:rFonts w:hint="eastAsia" w:ascii="Times New Roman" w:hAnsi="Times New Roman" w:eastAsia="FangSong" w:cs="Times New Roman"/>
+        </w:rPr>
+        <w:t xml:space="preserve">已知</w:t>
+      </w:r>
+      <w:r>
+        <w:rPr>
+          <w:rFonts w:ascii="Times New Roman" w:hAnsi="Times New Roman" w:eastAsia="Times New Roman" w:cs="Times New Roman"/>
+        </w:rPr>
+        <w:t xml:space="preserve"> N </w:t>
+      </w:r>
+      <w:r>
+        <w:rPr>
+          <w:rFonts w:hint="eastAsia" w:ascii="Times New Roman" w:hAnsi="Times New Roman" w:eastAsia="FangSong" w:cs="Times New Roman"/>
+        </w:rPr>
+        <w:t xml:space="preserve">和</w:t>
+      </w:r>
+      <w:r>
+        <w:rPr>
+          <w:rFonts w:ascii="Times New Roman" w:hAnsi="Times New Roman" w:eastAsia="Times New Roman" w:cs="Times New Roman"/>
+        </w:rPr>
+        <w:t xml:space="preserve"> Cl </w:t>
+      </w:r>
+      <w:r>
+        <w:rPr>
+          <w:rFonts w:hint="eastAsia" w:ascii="Times New Roman" w:hAnsi="Times New Roman" w:eastAsia="FangSong" w:cs="Times New Roman"/>
+        </w:rPr>
+        <w:t xml:space="preserve">的</w:t>
+      </w:r>
+      <w:r>
+        <w:rPr>
+          <w:rFonts w:ascii="Times New Roman" w:hAnsi="Times New Roman" w:eastAsia="Times New Roman" w:cs="Times New Roman"/>
+        </w:rPr>
+        <w:t xml:space="preserve"> Pauling </w:t>
+      </w:r>
+      <w:r>
+        <w:rPr>
+          <w:rFonts w:hint="eastAsia" w:ascii="Times New Roman" w:hAnsi="Times New Roman" w:eastAsia="FangSong" w:cs="Times New Roman"/>
+        </w:rPr>
+        <w:t xml:space="preserve">电负性分别为</w:t>
+      </w:r>
+      <w:r>
+        <w:rPr>
+          <w:rFonts w:ascii="Times New Roman" w:hAnsi="Times New Roman" w:eastAsia="Times New Roman" w:cs="Times New Roman"/>
+        </w:rPr>
+        <w:t xml:space="preserve"> 3.04 </w:t>
+      </w:r>
+      <w:r>
+        <w:rPr>
+          <w:rFonts w:hint="eastAsia" w:ascii="Times New Roman" w:hAnsi="Times New Roman" w:eastAsia="FangSong" w:cs="Times New Roman"/>
+        </w:rPr>
+        <w:t xml:space="preserve">和</w:t>
+      </w:r>
+      <w:r>
+        <w:rPr>
+          <w:rFonts w:ascii="Times New Roman" w:hAnsi="Times New Roman" w:eastAsia="Times New Roman" w:cs="Times New Roman"/>
+        </w:rPr>
+        <w:t xml:space="preserve"> 3.16。</w:t>
+      </w:r>
+    </w:p>
+    <w:p>
+      <w:pPr>
+        <w:pStyle w:val="Compact"/>
+        <w:numPr>
+          <w:ilvl w:val="0"/>
+          <w:numId w:val="1007"/>
+        </w:numPr>
+        <w:ind w:firstLine="420"/>
       </w:pPr>
       <w:r>
         <w:rPr>
@@ -5910,6 +6263,7 @@
     <w:p>
       <w:pPr>
         <w:pStyle w:val="FirstParagraph"/>
+        <w:ind w:firstLine="420"/>
       </w:pPr>
       <w:r>
         <w:rPr>
@@ -6167,6 +6521,7 @@
     <w:p>
       <w:pPr>
         <w:pStyle w:val="FirstParagraph"/>
+        <w:ind w:firstLine="420"/>
       </w:pPr>
       <w:r>
         <w:rPr>
@@ -6371,6 +6726,7 @@
     <w:p>
       <w:pPr>
         <w:pStyle w:val="BodyText"/>
+        <w:ind w:firstLine="420"/>
       </w:pPr>
       <w:r>
         <w:rPr>
@@ -6400,6 +6756,7 @@
     <w:p>
       <w:pPr>
         <w:pStyle w:val="BodyText"/>
+        <w:ind w:firstLine="420"/>
       </w:pPr>
       <w:r>
         <w:rPr>
@@ -6551,8 +6908,9 @@
       <w:pPr>
         <w:numPr>
           <w:ilvl w:val="0"/>
-          <w:numId w:val="1007"/>
+          <w:numId w:val="1008"/>
         </w:numPr>
+        <w:ind w:firstLine="420"/>
       </w:pPr>
       <w:r>
         <w:rPr>
@@ -6594,8 +6952,9 @@
       <w:pPr>
         <w:numPr>
           <w:ilvl w:val="0"/>
-          <w:numId w:val="1007"/>
+          <w:numId w:val="1008"/>
         </w:numPr>
+        <w:ind w:firstLine="420"/>
       </w:pPr>
       <w:r>
         <w:rPr>
@@ -6687,8 +7046,9 @@
       <w:pPr>
         <w:numPr>
           <w:ilvl w:val="0"/>
-          <w:numId w:val="1007"/>
+          <w:numId w:val="1008"/>
         </w:numPr>
+        <w:ind w:firstLine="420"/>
       </w:pPr>
       <w:r>
         <w:rPr>
@@ -6975,8 +7335,9 @@
       <w:pPr>
         <w:numPr>
           <w:ilvl w:val="0"/>
-          <w:numId w:val="1007"/>
+          <w:numId w:val="1008"/>
         </w:numPr>
+        <w:ind w:firstLine="420"/>
       </w:pPr>
       <w:r>
         <w:rPr>
@@ -7040,8 +7401,9 @@
         <w:pStyle w:val="Compact"/>
         <w:numPr>
           <w:ilvl w:val="0"/>
-          <w:numId w:val="1008"/>
+          <w:numId w:val="1009"/>
         </w:numPr>
+        <w:ind w:firstLine="420"/>
       </w:pPr>
       <w:r>
         <w:rPr>
@@ -7162,8 +7524,8 @@
         </w:pict>
       </w:r>
     </w:p>
-    <w:bookmarkEnd w:id="29"/>
-    <w:bookmarkStart w:id="33" w:name="第15题"/>
+    <w:bookmarkEnd w:id="28"/>
+    <w:bookmarkStart w:id="32" w:name="第15题"/>
     <w:p>
       <w:pPr>
         <w:pStyle w:val="Heading3"/>
@@ -7191,6 +7553,7 @@
     <w:p>
       <w:pPr>
         <w:pStyle w:val="FirstParagraph"/>
+        <w:ind w:firstLine="420"/>
       </w:pPr>
       <w:r>
         <w:rPr>
@@ -7421,18 +7784,18 @@
           <wp:inline>
             <wp:extent cx="3240000" cy="3186534"/>
             <wp:effectExtent b="0" l="0" r="0" t="0"/>
-            <wp:docPr descr="" title="" id="31" name="Picture"/>
+            <wp:docPr descr="" title="" id="30" name="Picture"/>
             <a:graphic>
               <a:graphicData uri="http://schemas.openxmlformats.org/drawingml/2006/picture">
                 <pic:pic>
                   <pic:nvPicPr>
-                    <pic:cNvPr descr="420fd36e4d684bf312c00181421b787c4accd7aa687447637ae6571fe4206860.jpg" id="32" name="Picture"/>
+                    <pic:cNvPr descr="420fd36e4d684bf312c00181421b787c4accd7aa687447637ae6571fe4206860.jpg" id="31" name="Picture"/>
                     <pic:cNvPicPr>
                       <a:picLocks noChangeArrowheads="1" noChangeAspect="1"/>
                     </pic:cNvPicPr>
                   </pic:nvPicPr>
                   <pic:blipFill>
-                    <a:blip r:embed="rId30"/>
+                    <a:blip r:embed="rId29"/>
                     <a:stretch>
                       <a:fillRect/>
                     </a:stretch>
@@ -7462,6 +7825,7 @@
     <w:p>
       <w:pPr>
         <w:pStyle w:val="BodyText"/>
+        <w:ind w:firstLine="420"/>
       </w:pPr>
       <w:r>
         <w:rPr>
@@ -7469,7 +7833,7 @@
           <w:b/>
           <w:bCs/>
         </w:rPr>
-        <w:t xml:space="preserve">65-1</w:t>
+        <w:t xml:space="preserve">(1)</w:t>
       </w:r>
       <w:r>
         <w:rPr>
@@ -7505,6 +7869,7 @@
     <w:p>
       <w:pPr>
         <w:pStyle w:val="BodyText"/>
+        <w:ind w:firstLine="420"/>
       </w:pPr>
       <w:r>
         <w:rPr>
@@ -7512,7 +7877,7 @@
           <w:b/>
           <w:bCs/>
         </w:rPr>
-        <w:t xml:space="preserve">65-2</w:t>
+        <w:t xml:space="preserve">(2)</w:t>
       </w:r>
       <w:r>
         <w:rPr>
@@ -7548,6 +7913,7 @@
     <w:p>
       <w:pPr>
         <w:pStyle w:val="BodyText"/>
+        <w:ind w:firstLine="420"/>
       </w:pPr>
       <w:r>
         <w:rPr>
@@ -7555,7 +7921,7 @@
           <w:b/>
           <w:bCs/>
         </w:rPr>
-        <w:t xml:space="preserve">65-3</w:t>
+        <w:t xml:space="preserve">(3)</w:t>
       </w:r>
       <w:r>
         <w:rPr>
@@ -7683,8 +8049,8 @@
         </w:pict>
       </w:r>
     </w:p>
-    <w:bookmarkEnd w:id="33"/>
-    <w:bookmarkStart w:id="37" w:name="第16题"/>
+    <w:bookmarkEnd w:id="32"/>
+    <w:bookmarkStart w:id="36" w:name="第16题"/>
     <w:p>
       <w:pPr>
         <w:pStyle w:val="Heading3"/>
@@ -7712,6 +8078,7 @@
     <w:p>
       <w:pPr>
         <w:pStyle w:val="FirstParagraph"/>
+        <w:ind w:firstLine="420"/>
       </w:pPr>
       <w:r>
         <w:rPr>
@@ -7877,18 +8244,18 @@
           <wp:inline>
             <wp:extent cx="3124200" cy="3086100"/>
             <wp:effectExtent b="0" l="0" r="0" t="0"/>
-            <wp:docPr descr="" title="" id="35" name="Picture"/>
+            <wp:docPr descr="" title="" id="34" name="Picture"/>
             <a:graphic>
               <a:graphicData uri="http://schemas.openxmlformats.org/drawingml/2006/picture">
                 <pic:pic>
                   <pic:nvPicPr>
-                    <pic:cNvPr descr="eef15ef20c786b0d1d4159a8f1bcb37036beee2139725c612b6f5447fc39d599.jpg" id="36" name="Picture"/>
+                    <pic:cNvPr descr="eef15ef20c786b0d1d4159a8f1bcb37036beee2139725c612b6f5447fc39d599.jpg" id="35" name="Picture"/>
                     <pic:cNvPicPr>
                       <a:picLocks noChangeArrowheads="1" noChangeAspect="1"/>
                     </pic:cNvPicPr>
                   </pic:nvPicPr>
                   <pic:blipFill>
-                    <a:blip r:embed="rId34"/>
+                    <a:blip r:embed="rId33"/>
                     <a:stretch>
                       <a:fillRect/>
                     </a:stretch>
@@ -7925,8 +8292,226 @@
         </w:pict>
       </w:r>
     </w:p>
-    <w:bookmarkEnd w:id="37"/>
-    <w:bookmarkStart w:id="44" w:name="第17题"/>
+    <w:p>
+      <w:pPr>
+        <w:numPr>
+          <w:ilvl w:val="0"/>
+          <w:numId w:val="1010"/>
+        </w:numPr>
+        <w:ind w:firstLine="420"/>
+      </w:pPr>
+      <w:r>
+        <w:rPr>
+          <w:rFonts w:hint="eastAsia" w:ascii="Times New Roman" w:hAnsi="Times New Roman" w:eastAsia="FangSong" w:cs="Times New Roman"/>
+        </w:rPr>
+        <w:t>写出晶胞中的钠离子数</w:t>
+      </w:r>
+      <w:r>
+        <w:rPr>
+          <w:rFonts w:hint="eastAsia" w:ascii="Times New Roman" w:hAnsi="Times New Roman" w:eastAsia="Times New Roman" w:cs="Times New Roman"/>
+        </w:rPr>
+        <w:t>。</w:t>
+      </w:r>
+    </w:p>
+    <w:p>
+      <w:pPr>
+        <w:numPr>
+          <w:ilvl w:val="0"/>
+          <w:numId w:val="1010"/>
+        </w:numPr>
+        <w:ind w:firstLine="420"/>
+      </w:pPr>
+      <w:r>
+        <w:rPr>
+          <w:rFonts w:hint="eastAsia" w:ascii="Times New Roman" w:hAnsi="Times New Roman" w:eastAsia="FangSong" w:cs="Times New Roman"/>
+        </w:rPr>
+        <w:t>写出体现该化合物结构特点的化学式</w:t>
+      </w:r>
+      <w:r>
+        <w:rPr>
+          <w:rFonts w:hint="eastAsia" w:ascii="Times New Roman" w:hAnsi="Times New Roman" w:eastAsia="Times New Roman" w:cs="Times New Roman"/>
+        </w:rPr>
+        <w:t>。</w:t>
+      </w:r>
+    </w:p>
+    <w:p>
+      <w:pPr>
+        <w:numPr>
+          <w:ilvl w:val="0"/>
+          <w:numId w:val="1010"/>
+        </w:numPr>
+        <w:ind w:firstLine="420"/>
+      </w:pPr>
+      <w:r>
+        <w:rPr>
+          <w:rFonts w:hint="eastAsia" w:ascii="Times New Roman" w:hAnsi="Times New Roman" w:eastAsia="FangSong" w:cs="Times New Roman"/>
+        </w:rPr>
+        <w:t>若将氦原子放在晶胞顶点</w:t>
+      </w:r>
+      <w:r>
+        <w:rPr>
+          <w:rFonts w:hint="eastAsia" w:ascii="Times New Roman" w:hAnsi="Times New Roman" w:eastAsia="Times New Roman" w:cs="Times New Roman"/>
+        </w:rPr>
+        <w:t>，</w:t>
+      </w:r>
+      <w:r>
+        <w:rPr>
+          <w:rFonts w:hint="eastAsia" w:ascii="Times New Roman" w:hAnsi="Times New Roman" w:eastAsia="FangSong" w:cs="Times New Roman"/>
+        </w:rPr>
+        <w:t>写出所有电子对</w:t>
+      </w:r>
+      <w:r>
+        <w:rPr>
+          <w:rFonts w:ascii="Times New Roman" w:hAnsi="Times New Roman" w:eastAsia="Times New Roman" w:cs="Times New Roman"/>
+        </w:rPr>
+        <w:t xml:space="preserve"> </w:t>
+      </w:r>
+      <m:oMath>
+        <m:r>
+          <m:rPr>
+            <m:sty m:val="p"/>
+          </m:rPr>
+          <m:t>(</m:t>
+        </m:r>
+        <m:r>
+          <m:t>2</m:t>
+        </m:r>
+        <m:sSup>
+          <m:e>
+            <m:r>
+              <m:rPr>
+                <m:sty m:val="p"/>
+              </m:rPr>
+              <m:t>e</m:t>
+            </m:r>
+          </m:e>
+          <m:sup>
+            <m:r>
+              <m:rPr>
+                <m:sty m:val="p"/>
+              </m:rPr>
+              <m:t>−</m:t>
+            </m:r>
+          </m:sup>
+        </m:sSup>
+        <m:r>
+          <m:rPr>
+            <m:sty m:val="p"/>
+          </m:rPr>
+          <m:t>)</m:t>
+        </m:r>
+      </m:oMath>
+      <w:r>
+        <w:rPr>
+          <w:rFonts w:ascii="Times New Roman" w:hAnsi="Times New Roman" w:eastAsia="Times New Roman" w:cs="Times New Roman"/>
+        </w:rPr>
+        <w:t xml:space="preserve"> </w:t>
+      </w:r>
+      <w:r>
+        <w:rPr>
+          <w:rFonts w:hint="eastAsia" w:ascii="Times New Roman" w:hAnsi="Times New Roman" w:eastAsia="FangSong" w:cs="Times New Roman"/>
+        </w:rPr>
+        <w:t>在晶胞中的位置</w:t>
+      </w:r>
+      <w:r>
+        <w:rPr>
+          <w:rFonts w:hint="eastAsia" w:ascii="Times New Roman" w:hAnsi="Times New Roman" w:eastAsia="Times New Roman" w:cs="Times New Roman"/>
+        </w:rPr>
+        <w:t>。</w:t>
+      </w:r>
+    </w:p>
+    <w:p>
+      <w:pPr>
+        <w:numPr>
+          <w:ilvl w:val="0"/>
+          <w:numId w:val="1010"/>
+        </w:numPr>
+        <w:ind w:firstLine="420"/>
+      </w:pPr>
+      <w:r>
+        <w:rPr>
+          <w:rFonts w:hint="eastAsia" w:ascii="Times New Roman" w:hAnsi="Times New Roman" w:eastAsia="FangSong" w:cs="Times New Roman"/>
+        </w:rPr>
+        <w:t xml:space="preserve">晶胞边长</w:t>
+      </w:r>
+      <w:r>
+        <w:rPr>
+          <w:rFonts w:ascii="Times New Roman" w:hAnsi="Times New Roman" w:eastAsia="Times New Roman" w:cs="Times New Roman"/>
+        </w:rPr>
+        <w:t xml:space="preserve"> </w:t>
+      </w:r>
+      <w:r>
+        <w:rPr>
+          <w:rFonts w:hint="eastAsia" w:ascii="Times New Roman" w:hAnsi="Times New Roman" w:eastAsia="Times New Roman" w:cs="Times New Roman"/>
+        </w:rPr>
+        <w:t>a=395pm。</w:t>
+      </w:r>
+      <w:r>
+        <w:rPr>
+          <w:rFonts w:hint="eastAsia" w:ascii="Times New Roman" w:hAnsi="Times New Roman" w:eastAsia="FangSong" w:cs="Times New Roman"/>
+        </w:rPr>
+        <w:t>计算此结构中</w:t>
+      </w:r>
+      <w:r>
+        <w:rPr>
+          <w:rFonts w:ascii="Times New Roman" w:hAnsi="Times New Roman" w:eastAsia="Times New Roman" w:cs="Times New Roman"/>
+        </w:rPr>
+        <w:t xml:space="preserve"> Na—He </w:t>
+      </w:r>
+      <w:r>
+        <w:rPr>
+          <w:rFonts w:hint="eastAsia" w:ascii="Times New Roman" w:hAnsi="Times New Roman" w:eastAsia="FangSong" w:cs="Times New Roman"/>
+        </w:rPr>
+        <w:t xml:space="preserve">的间距</w:t>
+      </w:r>
+      <w:r>
+        <w:rPr>
+          <w:rFonts w:ascii="Times New Roman" w:hAnsi="Times New Roman" w:eastAsia="Times New Roman" w:cs="Times New Roman"/>
+        </w:rPr>
+        <w:t xml:space="preserve"> d </w:t>
+      </w:r>
+      <w:r>
+        <w:rPr>
+          <w:rFonts w:hint="eastAsia" w:ascii="Times New Roman" w:hAnsi="Times New Roman" w:eastAsia="FangSong" w:cs="Times New Roman"/>
+        </w:rPr>
+        <w:t xml:space="preserve">和晶体的密度</w:t>
+      </w:r>
+      <w:r>
+        <w:rPr>
+          <w:rFonts w:ascii="Times New Roman" w:hAnsi="Times New Roman" w:eastAsia="Times New Roman" w:cs="Times New Roman"/>
+        </w:rPr>
+        <w:t xml:space="preserve"> </w:t>
+      </w:r>
+      <m:oMath>
+        <m:r>
+          <m:t>ρ</m:t>
+        </m:r>
+      </m:oMath>
+      <w:r>
+        <w:rPr>
+          <w:rFonts w:ascii="Times New Roman" w:hAnsi="Times New Roman" w:eastAsia="Times New Roman" w:cs="Times New Roman"/>
+        </w:rPr>
+        <w:t xml:space="preserve"> </w:t>
+      </w:r>
+      <w:r>
+        <w:rPr>
+          <w:rFonts w:ascii="Times New Roman" w:hAnsi="Times New Roman" w:eastAsia="Times New Roman" w:cs="Times New Roman"/>
+        </w:rPr>
+        <w:t xml:space="preserve">。</w:t>
+      </w:r>
+    </w:p>
+    <w:p>
+      <w:pPr>
+        <w:spacing w:before="160" w:after="80"/>
+      </w:pPr>
+      <w:r>
+        <w:pict>
+          <v:rect style="width:0;height:1.5pt" o:hralign="center" o:hrstd="t" o:hr="t"/>
+        </w:pict>
+      </w:r>
+    </w:p>
+    <w:bookmarkEnd w:id="36"/>
+    <w:bookmarkStart w:id="43" w:name="第17题"/>
     <w:p>
       <w:pPr>
         <w:pStyle w:val="Heading3"/>
@@ -7954,6 +8539,7 @@
     <w:p>
       <w:pPr>
         <w:pStyle w:val="FirstParagraph"/>
+        <w:ind w:firstLine="420"/>
       </w:pPr>
       <w:r>
         <w:rPr>
@@ -8036,18 +8622,18 @@
           <wp:inline>
             <wp:extent cx="3600000" cy="2692986"/>
             <wp:effectExtent b="0" l="0" r="0" t="0"/>
-            <wp:docPr descr="" title="" id="39" name="Picture"/>
+            <wp:docPr descr="" title="" id="38" name="Picture"/>
             <a:graphic>
               <a:graphicData uri="http://schemas.openxmlformats.org/drawingml/2006/picture">
                 <pic:pic>
                   <pic:nvPicPr>
-                    <pic:cNvPr descr="9e5d82a8d6a524dfe63ae715bb78d20737c17ab48718fc20edd9bde7a48be0d0.jpg" id="40" name="Picture"/>
+                    <pic:cNvPr descr="9e5d82a8d6a524dfe63ae715bb78d20737c17ab48718fc20edd9bde7a48be0d0.jpg" id="39" name="Picture"/>
                     <pic:cNvPicPr>
                       <a:picLocks noChangeArrowheads="1" noChangeAspect="1"/>
                     </pic:cNvPicPr>
                   </pic:nvPicPr>
                   <pic:blipFill>
-                    <a:blip r:embed="rId38"/>
+                    <a:blip r:embed="rId37"/>
                     <a:stretch>
                       <a:fillRect/>
                     </a:stretch>
@@ -8079,8 +8665,9 @@
         <w:pStyle w:val="Compact"/>
         <w:numPr>
           <w:ilvl w:val="0"/>
-          <w:numId w:val="1009"/>
+          <w:numId w:val="1011"/>
         </w:numPr>
+        <w:ind w:firstLine="420"/>
       </w:pPr>
       <w:r>
         <w:rPr>
@@ -8130,8 +8717,9 @@
         <w:pStyle w:val="Compact"/>
         <w:numPr>
           <w:ilvl w:val="0"/>
-          <w:numId w:val="1009"/>
+          <w:numId w:val="1011"/>
         </w:numPr>
+        <w:ind w:firstLine="420"/>
       </w:pPr>
       <w:r>
         <w:rPr>
@@ -8307,8 +8895,9 @@
         <w:pStyle w:val="Compact"/>
         <w:numPr>
           <w:ilvl w:val="0"/>
-          <w:numId w:val="1009"/>
+          <w:numId w:val="1011"/>
         </w:numPr>
+        <w:ind w:firstLine="420"/>
       </w:pPr>
       <w:r>
         <w:rPr>
@@ -8594,8 +9183,9 @@
         <w:pStyle w:val="Compact"/>
         <w:numPr>
           <w:ilvl w:val="0"/>
-          <w:numId w:val="1009"/>
+          <w:numId w:val="1011"/>
         </w:numPr>
+        <w:ind w:firstLine="420"/>
       </w:pPr>
       <w:r>
         <w:rPr>
@@ -8631,6 +9221,7 @@
     <w:p>
       <w:pPr>
         <w:pStyle w:val="FirstParagraph"/>
+        <w:ind w:firstLine="420"/>
       </w:pPr>
       <w:r>
         <w:rPr>
@@ -8742,18 +9333,18 @@
           <wp:inline>
             <wp:extent cx="3600000" cy="2306463"/>
             <wp:effectExtent b="0" l="0" r="0" t="0"/>
-            <wp:docPr descr="" title="" id="42" name="Picture"/>
+            <wp:docPr descr="" title="" id="41" name="Picture"/>
             <a:graphic>
               <a:graphicData uri="http://schemas.openxmlformats.org/drawingml/2006/picture">
                 <pic:pic>
                   <pic:nvPicPr>
-                    <pic:cNvPr descr="77acac51ee8ea6f4948aa4e3b0c1d793adc06f02a41c8283229a45cd104dc31f.jpg" id="43" name="Picture"/>
+                    <pic:cNvPr descr="77acac51ee8ea6f4948aa4e3b0c1d793adc06f02a41c8283229a45cd104dc31f.jpg" id="42" name="Picture"/>
                     <pic:cNvPicPr>
                       <a:picLocks noChangeArrowheads="1" noChangeAspect="1"/>
                     </pic:cNvPicPr>
                   </pic:nvPicPr>
                   <pic:blipFill>
-                    <a:blip r:embed="rId41"/>
+                    <a:blip r:embed="rId40"/>
                     <a:stretch>
                       <a:fillRect/>
                     </a:stretch>
@@ -8785,8 +9376,9 @@
         <w:pStyle w:val="Compact"/>
         <w:numPr>
           <w:ilvl w:val="0"/>
-          <w:numId w:val="1010"/>
+          <w:numId w:val="1012"/>
         </w:numPr>
+        <w:ind w:firstLine="420"/>
       </w:pPr>
       <w:r>
         <w:rPr>
@@ -8823,8 +9415,9 @@
       <w:pPr>
         <w:numPr>
           <w:ilvl w:val="0"/>
-          <w:numId w:val="1011"/>
+          <w:numId w:val="1013"/>
         </w:numPr>
+        <w:ind w:firstLine="420"/>
       </w:pPr>
       <w:r>
         <w:rPr>
@@ -8896,8 +9489,9 @@
       <w:pPr>
         <w:numPr>
           <w:ilvl w:val="0"/>
-          <w:numId w:val="1011"/>
+          <w:numId w:val="1013"/>
         </w:numPr>
+        <w:ind w:firstLine="420"/>
       </w:pPr>
       <m:oMath>
         <m:sSub>
@@ -8936,8 +9530,9 @@
       <w:pPr>
         <w:numPr>
           <w:ilvl w:val="0"/>
-          <w:numId w:val="1012"/>
+          <w:numId w:val="1014"/>
         </w:numPr>
+        <w:ind w:firstLine="420"/>
       </w:pPr>
       <w:r>
         <w:rPr>
@@ -9190,8 +9785,9 @@
       <w:pPr>
         <w:numPr>
           <w:ilvl w:val="0"/>
-          <w:numId w:val="1012"/>
+          <w:numId w:val="1014"/>
         </w:numPr>
+        <w:ind w:firstLine="420"/>
       </w:pPr>
       <m:oMath>
         <m:oMathPr>
@@ -9397,7 +9993,7 @@
       <w:pPr>
         <w:numPr>
           <w:ilvl w:val="0"/>
-          <w:numId w:val="1012"/>
+          <w:numId w:val="1014"/>
         </w:numPr>
       </w:pPr>
       <m:oMath>
@@ -9623,8 +10219,9 @@
       <w:pPr>
         <w:numPr>
           <w:ilvl w:val="0"/>
-          <w:numId w:val="1012"/>
+          <w:numId w:val="1014"/>
         </w:numPr>
+        <w:ind w:firstLine="420"/>
       </w:pPr>
       <m:oMath>
         <m:oMathPr>
@@ -9796,8 +10393,9 @@
       <w:pPr>
         <w:numPr>
           <w:ilvl w:val="0"/>
-          <w:numId w:val="1012"/>
+          <w:numId w:val="1014"/>
         </w:numPr>
+        <w:ind w:firstLine="420"/>
       </w:pPr>
       <m:oMath>
         <m:sSup>
@@ -10070,8 +10668,8 @@
         </w:pict>
       </w:r>
     </w:p>
-    <w:bookmarkEnd w:id="44"/>
-    <w:bookmarkStart w:id="45" w:name="第18题"/>
+    <w:bookmarkEnd w:id="43"/>
+    <w:bookmarkStart w:id="44" w:name="第18题"/>
     <w:p>
       <w:pPr>
         <w:pStyle w:val="Heading3"/>
@@ -10100,6 +10698,7 @@
       <w:pPr>
         <w:pStyle w:val="FirstParagraph"/>
         <w:spacing w:after="80"/>
+        <w:ind w:firstLine="420"/>
       </w:pPr>
       <w:r>
         <w:rPr>
@@ -10215,6 +10814,15 @@
         <w:tblW w:type="pct" w:w="5000"/>
         <w:tblLayout w:type="fixed"/>
         <w:tblLook w:firstRow="1" w:lastRow="0" w:firstColumn="0" w:lastColumn="0" w:noHBand="0" w:noVBand="0" w:val="0020"/>
+        <w:jc w:val="center"/>
+        <w:tblBorders>
+          <w:top w:val="single" w:sz="12" w:space="0" w:color="000000"/>
+          <w:bottom w:val="single" w:sz="12" w:space="0" w:color="000000"/>
+          <w:left w:val="none"/>
+          <w:right w:val="none"/>
+          <w:insideH w:val="none"/>
+          <w:insideV w:val="none"/>
+        </w:tblBorders>
       </w:tblPr>
       <w:tblGrid>
         <w:gridCol w:w="1980"/>
@@ -10227,7 +10835,11 @@
           <w:tblHeader w:val="on"/>
         </w:trPr>
         <w:tc>
-          <w:tcPr/>
+          <w:tcPr>
+            <w:tcBorders>
+              <w:bottom w:val="single" w:sz="6" w:space="0" w:color="000000"/>
+            </w:tcBorders>
+          </w:tcPr>
           <w:p>
             <w:pPr>
               <w:pStyle w:val="Compact"/>
@@ -10243,7 +10855,11 @@
           </w:p>
         </w:tc>
         <w:tc>
-          <w:tcPr/>
+          <w:tcPr>
+            <w:tcBorders>
+              <w:bottom w:val="single" w:sz="6" w:space="0" w:color="000000"/>
+            </w:tcBorders>
+          </w:tcPr>
           <w:p>
             <w:pPr>
               <w:pStyle w:val="Compact"/>
@@ -10259,7 +10875,11 @@
           </w:p>
         </w:tc>
         <w:tc>
-          <w:tcPr/>
+          <w:tcPr>
+            <w:tcBorders>
+              <w:bottom w:val="single" w:sz="6" w:space="0" w:color="000000"/>
+            </w:tcBorders>
+          </w:tcPr>
           <w:p>
             <w:pPr>
               <w:pStyle w:val="Compact"/>
@@ -10275,7 +10895,11 @@
           </w:p>
         </w:tc>
         <w:tc>
-          <w:tcPr/>
+          <w:tcPr>
+            <w:tcBorders>
+              <w:bottom w:val="single" w:sz="6" w:space="0" w:color="000000"/>
+            </w:tcBorders>
+          </w:tcPr>
           <w:p>
             <w:pPr>
               <w:pStyle w:val="Compact"/>
@@ -10453,6 +11077,7 @@
       <w:pPr>
         <w:pStyle w:val="BodyText"/>
         <w:spacing w:before="120"/>
+        <w:ind w:firstLine="420"/>
       </w:pPr>
       <w:r>
         <w:rPr>
@@ -10677,8 +11302,8 @@
         </w:pict>
       </w:r>
     </w:p>
-    <w:bookmarkEnd w:id="45"/>
-    <w:bookmarkStart w:id="46" w:name="第19题"/>
+    <w:bookmarkEnd w:id="44"/>
+    <w:bookmarkStart w:id="45" w:name="第19题"/>
     <w:p>
       <w:pPr>
         <w:pStyle w:val="Heading3"/>
@@ -10706,6 +11331,55 @@
     <w:p>
       <w:pPr>
         <w:pStyle w:val="FirstParagraph"/>
+        <w:ind w:firstLine="420"/>
+      </w:pPr>
+      <w:r>
+        <w:rPr>
+          <w:rFonts w:hint="eastAsia" w:ascii="Times New Roman" w:hAnsi="Times New Roman" w:eastAsia="FangSong" w:cs="Times New Roman"/>
+        </w:rPr>
+        <w:t xml:space="preserve">二甲基黄由于颜色会随</w:t>
+      </w:r>
+      <w:r>
+        <w:rPr>
+          <w:rFonts w:ascii="Times New Roman" w:hAnsi="Times New Roman" w:eastAsia="Times New Roman" w:cs="Times New Roman"/>
+        </w:rPr>
+        <w:t xml:space="preserve"> pH </w:t>
+      </w:r>
+      <w:r>
+        <w:rPr>
+          <w:rFonts w:hint="eastAsia" w:ascii="Times New Roman" w:hAnsi="Times New Roman" w:eastAsia="FangSong" w:cs="Times New Roman"/>
+        </w:rPr>
+        <w:t>值改变</w:t>
+      </w:r>
+      <w:r>
+        <w:rPr>
+          <w:rFonts w:hint="eastAsia" w:ascii="Times New Roman" w:hAnsi="Times New Roman" w:eastAsia="Times New Roman" w:cs="Times New Roman"/>
+        </w:rPr>
+        <w:t>,</w:t>
+      </w:r>
+      <w:r>
+        <w:rPr>
+          <w:rFonts w:ascii="Times New Roman" w:hAnsi="Times New Roman" w:eastAsia="Times New Roman" w:cs="Times New Roman"/>
+        </w:rPr>
+        <w:t xml:space="preserve"> </w:t>
+      </w:r>
+      <w:r>
+        <w:rPr>
+          <w:rFonts w:hint="eastAsia" w:ascii="Times New Roman" w:hAnsi="Times New Roman" w:eastAsia="FangSong" w:cs="Times New Roman"/>
+        </w:rPr>
+        <w:t>可作为酸碱指示剂</w:t>
+      </w:r>
+      <w:r>
+        <w:rPr>
+          <w:rFonts w:hint="eastAsia" w:ascii="Times New Roman" w:hAnsi="Times New Roman" w:eastAsia="Times New Roman" w:cs="Times New Roman"/>
+        </w:rPr>
+        <w:t>。</w:t>
+      </w:r>
+    </w:p>
+    <w:p>
+      <w:pPr>
+        <w:pStyle w:val="BodyText"/>
+        <w:ind w:firstLine="420"/>
       </w:pPr>
       <w:r>
         <w:rPr>
@@ -10735,13 +11409,121 @@
         <w:rPr>
           <w:rFonts w:hint="eastAsia" w:ascii="Times New Roman" w:hAnsi="Times New Roman" w:eastAsia="FangSong" w:cs="Times New Roman"/>
         </w:rPr>
-        <w:t>二甲基黄与其共轭</w:t>
-      </w:r>
-      <w:r>
-        <w:rPr>
-          <w:rFonts w:hint="eastAsia" w:ascii="Times New Roman" w:hAnsi="Times New Roman" w:eastAsia="Times New Roman" w:cs="Times New Roman"/>
-        </w:rPr>
-        <w:t>…</w:t>
+        <w:t>二甲基黄与其共轭酸的吸收有最大的差异</w:t>
+      </w:r>
+      <w:r>
+        <w:rPr>
+          <w:rFonts w:hint="eastAsia" w:ascii="Times New Roman" w:hAnsi="Times New Roman" w:eastAsia="Times New Roman" w:cs="Times New Roman"/>
+        </w:rPr>
+        <w:t>。</w:t>
+      </w:r>
+      <w:r>
+        <w:rPr>
+          <w:rFonts w:hint="eastAsia" w:ascii="Times New Roman" w:hAnsi="Times New Roman" w:eastAsia="FangSong" w:cs="Times New Roman"/>
+        </w:rPr>
+        <w:t>借由波长</w:t>
+      </w:r>
+      <w:r>
+        <w:rPr>
+          <w:rFonts w:ascii="Times New Roman" w:hAnsi="Times New Roman" w:eastAsia="Times New Roman" w:cs="Times New Roman"/>
+        </w:rPr>
+        <w:t xml:space="preserve"> 513nm </w:t>
+      </w:r>
+      <w:r>
+        <w:rPr>
+          <w:rFonts w:hint="eastAsia" w:ascii="Times New Roman" w:hAnsi="Times New Roman" w:eastAsia="FangSong" w:cs="Times New Roman"/>
+        </w:rPr>
+        <w:t>的吸收</w:t>
+      </w:r>
+      <w:r>
+        <w:rPr>
+          <w:rFonts w:hint="eastAsia" w:ascii="Times New Roman" w:hAnsi="Times New Roman" w:eastAsia="Times New Roman" w:cs="Times New Roman"/>
+        </w:rPr>
+        <w:t>，</w:t>
+      </w:r>
+      <w:r>
+        <w:rPr>
+          <w:rFonts w:hint="eastAsia" w:ascii="Times New Roman" w:hAnsi="Times New Roman" w:eastAsia="FangSong" w:cs="Times New Roman"/>
+        </w:rPr>
+        <w:t>可以测量二甲基黄与其共轭酸的比例</w:t>
+      </w:r>
+      <w:r>
+        <w:rPr>
+          <w:rFonts w:hint="eastAsia" w:ascii="Times New Roman" w:hAnsi="Times New Roman" w:eastAsia="Times New Roman" w:cs="Times New Roman"/>
+        </w:rPr>
+        <w:t>。</w:t>
+      </w:r>
+      <w:r>
+        <w:rPr>
+          <w:rFonts w:hint="eastAsia" w:ascii="Times New Roman" w:hAnsi="Times New Roman" w:eastAsia="FangSong" w:cs="Times New Roman"/>
+        </w:rPr>
+        <w:t>在不同的</w:t>
+      </w:r>
+      <w:r>
+        <w:rPr>
+          <w:rFonts w:ascii="Times New Roman" w:hAnsi="Times New Roman" w:eastAsia="Times New Roman" w:cs="Times New Roman"/>
+        </w:rPr>
+        <w:t xml:space="preserve"> pH </w:t>
+      </w:r>
+      <w:r>
+        <w:rPr>
+          <w:rFonts w:hint="eastAsia" w:ascii="Times New Roman" w:hAnsi="Times New Roman" w:eastAsia="FangSong" w:cs="Times New Roman"/>
+        </w:rPr>
+        <w:t>下</w:t>
+      </w:r>
+      <w:r>
+        <w:rPr>
+          <w:rFonts w:hint="eastAsia" w:ascii="Times New Roman" w:hAnsi="Times New Roman" w:eastAsia="Times New Roman" w:cs="Times New Roman"/>
+        </w:rPr>
+        <w:t>，</w:t>
+      </w:r>
+      <w:r>
+        <w:rPr>
+          <w:rFonts w:hint="eastAsia" w:ascii="Times New Roman" w:hAnsi="Times New Roman" w:eastAsia="FangSong" w:cs="Times New Roman"/>
+        </w:rPr>
+        <w:t>测得数据</w:t>
+      </w:r>
+      <w:r>
+        <w:rPr>
+          <w:rFonts w:hint="eastAsia" w:ascii="Times New Roman" w:hAnsi="Times New Roman" w:eastAsia="Times New Roman" w:cs="Times New Roman"/>
+        </w:rPr>
+        <w:t>(</w:t>
+      </w:r>
+      <w:r>
+        <w:rPr>
+          <w:rFonts w:hint="eastAsia" w:ascii="Times New Roman" w:hAnsi="Times New Roman" w:eastAsia="FangSong" w:cs="Times New Roman"/>
+        </w:rPr>
+        <w:t>其中</w:t>
+      </w:r>
+      <w:r>
+        <w:rPr>
+          <w:rFonts w:ascii="Times New Roman" w:hAnsi="Times New Roman" w:eastAsia="Times New Roman" w:cs="Times New Roman"/>
+        </w:rPr>
+        <w:t xml:space="preserve"> A </w:t>
+      </w:r>
+      <w:r>
+        <w:rPr>
+          <w:rFonts w:hint="eastAsia" w:ascii="Times New Roman" w:hAnsi="Times New Roman" w:eastAsia="FangSong" w:cs="Times New Roman"/>
+        </w:rPr>
+        <w:t>为吸光度</w:t>
+      </w:r>
+      <w:r>
+        <w:rPr>
+          <w:rFonts w:hint="eastAsia" w:ascii="Times New Roman" w:hAnsi="Times New Roman" w:eastAsia="Times New Roman" w:cs="Times New Roman"/>
+        </w:rPr>
+        <w:t>)</w:t>
+      </w:r>
+      <w:r>
+        <w:rPr>
+          <w:rFonts w:hint="eastAsia" w:ascii="Times New Roman" w:hAnsi="Times New Roman" w:eastAsia="FangSong" w:cs="Times New Roman"/>
+        </w:rPr>
+        <w:t>如下表所示</w:t>
+      </w:r>
+      <w:r>
+        <w:rPr>
+          <w:rFonts w:hint="eastAsia" w:ascii="Times New Roman" w:hAnsi="Times New Roman" w:eastAsia="Times New Roman" w:cs="Times New Roman"/>
+        </w:rPr>
+        <w:t>。</w:t>
       </w:r>
     </w:p>
     <w:p>
@@ -10750,45 +11532,9 @@
       </w:pPr>
       <w:r>
         <w:rPr>
-          <w:rFonts w:hint="eastAsia" w:ascii="Times New Roman" w:hAnsi="Times New Roman" w:eastAsia="FangSong" w:cs="Times New Roman"/>
-        </w:rPr>
-        <w:t xml:space="preserve">二甲基黄由于颜色会随</w:t>
-      </w:r>
-      <w:r>
-        <w:rPr>
-          <w:rFonts w:ascii="Times New Roman" w:hAnsi="Times New Roman" w:eastAsia="Times New Roman" w:cs="Times New Roman"/>
-        </w:rPr>
-        <w:t xml:space="preserve"> pH </w:t>
-      </w:r>
-      <w:r>
-        <w:rPr>
-          <w:rFonts w:hint="eastAsia" w:ascii="Times New Roman" w:hAnsi="Times New Roman" w:eastAsia="FangSong" w:cs="Times New Roman"/>
-        </w:rPr>
-        <w:t>值改变</w:t>
-      </w:r>
-      <w:r>
-        <w:rPr>
-          <w:rFonts w:hint="eastAsia" w:ascii="Times New Roman" w:hAnsi="Times New Roman" w:eastAsia="Times New Roman" w:cs="Times New Roman"/>
-        </w:rPr>
-        <w:t>,</w:t>
-      </w:r>
-      <w:r>
-        <w:rPr>
-          <w:rFonts w:ascii="Times New Roman" w:hAnsi="Times New Roman" w:eastAsia="Times New Roman" w:cs="Times New Roman"/>
-        </w:rPr>
-        <w:t xml:space="preserve"> </w:t>
-      </w:r>
-      <w:r>
-        <w:rPr>
-          <w:rFonts w:hint="eastAsia" w:ascii="Times New Roman" w:hAnsi="Times New Roman" w:eastAsia="FangSong" w:cs="Times New Roman"/>
-        </w:rPr>
-        <w:t>可作为酸碱指示剂</w:t>
-      </w:r>
-      <w:r>
-        <w:rPr>
-          <w:rFonts w:hint="eastAsia" w:ascii="Times New Roman" w:hAnsi="Times New Roman" w:eastAsia="Times New Roman" w:cs="Times New Roman"/>
-        </w:rPr>
-        <w:t>。</w:t>
+          <w:rFonts w:ascii="Times New Roman" w:hAnsi="Times New Roman" w:eastAsia="Times New Roman" w:cs="Times New Roman"/>
+        </w:rPr>
+        <w:t xml:space="preserve">pH</w:t>
       </w:r>
     </w:p>
     <w:p>
@@ -10797,147 +11543,9 @@
       </w:pPr>
       <w:r>
         <w:rPr>
-          <w:rFonts w:hint="eastAsia" w:ascii="Times New Roman" w:hAnsi="Times New Roman" w:eastAsia="FangSong" w:cs="Times New Roman"/>
-        </w:rPr>
-        <w:t xml:space="preserve">在波长</w:t>
-      </w:r>
-      <w:r>
-        <w:rPr>
-          <w:rFonts w:ascii="Times New Roman" w:hAnsi="Times New Roman" w:eastAsia="Times New Roman" w:cs="Times New Roman"/>
-        </w:rPr>
-        <w:t xml:space="preserve"> 513nm </w:t>
-      </w:r>
-      <w:r>
-        <w:rPr>
-          <w:rFonts w:hint="eastAsia" w:ascii="Times New Roman" w:hAnsi="Times New Roman" w:eastAsia="FangSong" w:cs="Times New Roman"/>
-        </w:rPr>
-        <w:t>时</w:t>
-      </w:r>
-      <w:r>
-        <w:rPr>
-          <w:rFonts w:hint="eastAsia" w:ascii="Times New Roman" w:hAnsi="Times New Roman" w:eastAsia="Times New Roman" w:cs="Times New Roman"/>
-        </w:rPr>
-        <w:t>，</w:t>
-      </w:r>
-      <w:r>
-        <w:rPr>
-          <w:rFonts w:hint="eastAsia" w:ascii="Times New Roman" w:hAnsi="Times New Roman" w:eastAsia="FangSong" w:cs="Times New Roman"/>
-        </w:rPr>
-        <w:t>二甲基黄与其共轭酸的吸收有最大的差异</w:t>
-      </w:r>
-      <w:r>
-        <w:rPr>
-          <w:rFonts w:hint="eastAsia" w:ascii="Times New Roman" w:hAnsi="Times New Roman" w:eastAsia="Times New Roman" w:cs="Times New Roman"/>
-        </w:rPr>
-        <w:t>。</w:t>
-      </w:r>
-      <w:r>
-        <w:rPr>
-          <w:rFonts w:hint="eastAsia" w:ascii="Times New Roman" w:hAnsi="Times New Roman" w:eastAsia="FangSong" w:cs="Times New Roman"/>
-        </w:rPr>
-        <w:t>借由波长</w:t>
-      </w:r>
-      <w:r>
-        <w:rPr>
-          <w:rFonts w:ascii="Times New Roman" w:hAnsi="Times New Roman" w:eastAsia="Times New Roman" w:cs="Times New Roman"/>
-        </w:rPr>
-        <w:t xml:space="preserve"> 513nm </w:t>
-      </w:r>
-      <w:r>
-        <w:rPr>
-          <w:rFonts w:hint="eastAsia" w:ascii="Times New Roman" w:hAnsi="Times New Roman" w:eastAsia="FangSong" w:cs="Times New Roman"/>
-        </w:rPr>
-        <w:t>的吸收</w:t>
-      </w:r>
-      <w:r>
-        <w:rPr>
-          <w:rFonts w:hint="eastAsia" w:ascii="Times New Roman" w:hAnsi="Times New Roman" w:eastAsia="Times New Roman" w:cs="Times New Roman"/>
-        </w:rPr>
-        <w:t>，</w:t>
-      </w:r>
-      <w:r>
-        <w:rPr>
-          <w:rFonts w:hint="eastAsia" w:ascii="Times New Roman" w:hAnsi="Times New Roman" w:eastAsia="FangSong" w:cs="Times New Roman"/>
-        </w:rPr>
-        <w:t>可以测量二甲基黄与其共轭酸的比例</w:t>
-      </w:r>
-      <w:r>
-        <w:rPr>
-          <w:rFonts w:hint="eastAsia" w:ascii="Times New Roman" w:hAnsi="Times New Roman" w:eastAsia="Times New Roman" w:cs="Times New Roman"/>
-        </w:rPr>
-        <w:t>。</w:t>
-      </w:r>
-      <w:r>
-        <w:rPr>
-          <w:rFonts w:hint="eastAsia" w:ascii="Times New Roman" w:hAnsi="Times New Roman" w:eastAsia="FangSong" w:cs="Times New Roman"/>
-        </w:rPr>
-        <w:t>在不同的</w:t>
-      </w:r>
-      <w:r>
-        <w:rPr>
-          <w:rFonts w:ascii="Times New Roman" w:hAnsi="Times New Roman" w:eastAsia="Times New Roman" w:cs="Times New Roman"/>
-        </w:rPr>
-        <w:t xml:space="preserve"> pH </w:t>
-      </w:r>
-      <w:r>
-        <w:rPr>
-          <w:rFonts w:hint="eastAsia" w:ascii="Times New Roman" w:hAnsi="Times New Roman" w:eastAsia="FangSong" w:cs="Times New Roman"/>
-        </w:rPr>
-        <w:t>下</w:t>
-      </w:r>
-      <w:r>
-        <w:rPr>
-          <w:rFonts w:hint="eastAsia" w:ascii="Times New Roman" w:hAnsi="Times New Roman" w:eastAsia="Times New Roman" w:cs="Times New Roman"/>
-        </w:rPr>
-        <w:t>，</w:t>
-      </w:r>
-      <w:r>
-        <w:rPr>
-          <w:rFonts w:hint="eastAsia" w:ascii="Times New Roman" w:hAnsi="Times New Roman" w:eastAsia="FangSong" w:cs="Times New Roman"/>
-        </w:rPr>
-        <w:t>测得数据</w:t>
-      </w:r>
-      <w:r>
-        <w:rPr>
-          <w:rFonts w:hint="eastAsia" w:ascii="Times New Roman" w:hAnsi="Times New Roman" w:eastAsia="Times New Roman" w:cs="Times New Roman"/>
-        </w:rPr>
-        <w:t>(</w:t>
-      </w:r>
-      <w:r>
-        <w:rPr>
-          <w:rFonts w:hint="eastAsia" w:ascii="Times New Roman" w:hAnsi="Times New Roman" w:eastAsia="FangSong" w:cs="Times New Roman"/>
-        </w:rPr>
-        <w:t>其中</w:t>
-      </w:r>
-      <w:r>
-        <w:rPr>
-          <w:rFonts w:ascii="Times New Roman" w:hAnsi="Times New Roman" w:eastAsia="Times New Roman" w:cs="Times New Roman"/>
-        </w:rPr>
-        <w:t xml:space="preserve"> A </w:t>
-      </w:r>
-      <w:r>
-        <w:rPr>
-          <w:rFonts w:hint="eastAsia" w:ascii="Times New Roman" w:hAnsi="Times New Roman" w:eastAsia="FangSong" w:cs="Times New Roman"/>
-        </w:rPr>
-        <w:t>为吸光度</w:t>
-      </w:r>
-      <w:r>
-        <w:rPr>
-          <w:rFonts w:hint="eastAsia" w:ascii="Times New Roman" w:hAnsi="Times New Roman" w:eastAsia="Times New Roman" w:cs="Times New Roman"/>
-        </w:rPr>
-        <w:t>)</w:t>
-      </w:r>
-      <w:r>
-        <w:rPr>
-          <w:rFonts w:hint="eastAsia" w:ascii="Times New Roman" w:hAnsi="Times New Roman" w:eastAsia="FangSong" w:cs="Times New Roman"/>
-        </w:rPr>
-        <w:t>如下表所示</w:t>
-      </w:r>
-      <w:r>
-        <w:rPr>
-          <w:rFonts w:hint="eastAsia" w:ascii="Times New Roman" w:hAnsi="Times New Roman" w:eastAsia="Times New Roman" w:cs="Times New Roman"/>
-        </w:rPr>
-        <w:t>。</w:t>
+          <w:rFonts w:ascii="Times New Roman" w:hAnsi="Times New Roman" w:eastAsia="Times New Roman" w:cs="Times New Roman"/>
+        </w:rPr>
+        <w:t xml:space="preserve">1</w:t>
       </w:r>
     </w:p>
     <w:p>
@@ -10948,7 +11556,7 @@
         <w:rPr>
           <w:rFonts w:ascii="Times New Roman" w:hAnsi="Times New Roman" w:eastAsia="Times New Roman" w:cs="Times New Roman"/>
         </w:rPr>
-        <w:t xml:space="preserve">pH</w:t>
+        <w:t xml:space="preserve">3</w:t>
       </w:r>
     </w:p>
     <w:p>
@@ -10959,7 +11567,7 @@
         <w:rPr>
           <w:rFonts w:ascii="Times New Roman" w:hAnsi="Times New Roman" w:eastAsia="Times New Roman" w:cs="Times New Roman"/>
         </w:rPr>
-        <w:t xml:space="preserve">1</w:t>
+        <w:t xml:space="preserve">3.2</w:t>
       </w:r>
     </w:p>
     <w:p>
@@ -10970,7 +11578,7 @@
         <w:rPr>
           <w:rFonts w:ascii="Times New Roman" w:hAnsi="Times New Roman" w:eastAsia="Times New Roman" w:cs="Times New Roman"/>
         </w:rPr>
-        <w:t xml:space="preserve">3</w:t>
+        <w:t xml:space="preserve">3.4</w:t>
       </w:r>
     </w:p>
     <w:p>
@@ -10981,7 +11589,7 @@
         <w:rPr>
           <w:rFonts w:ascii="Times New Roman" w:hAnsi="Times New Roman" w:eastAsia="Times New Roman" w:cs="Times New Roman"/>
         </w:rPr>
-        <w:t xml:space="preserve">3.2</w:t>
+        <w:t xml:space="preserve">3.6</w:t>
       </w:r>
     </w:p>
     <w:p>
@@ -10992,7 +11600,7 @@
         <w:rPr>
           <w:rFonts w:ascii="Times New Roman" w:hAnsi="Times New Roman" w:eastAsia="Times New Roman" w:cs="Times New Roman"/>
         </w:rPr>
-        <w:t xml:space="preserve">3.4</w:t>
+        <w:t xml:space="preserve">3.8</w:t>
       </w:r>
     </w:p>
     <w:p>
@@ -11003,7 +11611,7 @@
         <w:rPr>
           <w:rFonts w:ascii="Times New Roman" w:hAnsi="Times New Roman" w:eastAsia="Times New Roman" w:cs="Times New Roman"/>
         </w:rPr>
-        <w:t xml:space="preserve">3.6</w:t>
+        <w:t xml:space="preserve">4</w:t>
       </w:r>
     </w:p>
     <w:p>
@@ -11014,7 +11622,7 @@
         <w:rPr>
           <w:rFonts w:ascii="Times New Roman" w:hAnsi="Times New Roman" w:eastAsia="Times New Roman" w:cs="Times New Roman"/>
         </w:rPr>
-        <w:t xml:space="preserve">3.8</w:t>
+        <w:t xml:space="preserve">4.2</w:t>
       </w:r>
     </w:p>
     <w:p>
@@ -11025,7 +11633,7 @@
         <w:rPr>
           <w:rFonts w:ascii="Times New Roman" w:hAnsi="Times New Roman" w:eastAsia="Times New Roman" w:cs="Times New Roman"/>
         </w:rPr>
-        <w:t xml:space="preserve">4</w:t>
+        <w:t xml:space="preserve">9</w:t>
       </w:r>
     </w:p>
     <w:p>
@@ -11036,7 +11644,7 @@
         <w:rPr>
           <w:rFonts w:ascii="Times New Roman" w:hAnsi="Times New Roman" w:eastAsia="Times New Roman" w:cs="Times New Roman"/>
         </w:rPr>
-        <w:t xml:space="preserve">4.2</w:t>
+        <w:t xml:space="preserve">A</w:t>
       </w:r>
     </w:p>
     <w:p>
@@ -11047,7 +11655,7 @@
         <w:rPr>
           <w:rFonts w:ascii="Times New Roman" w:hAnsi="Times New Roman" w:eastAsia="Times New Roman" w:cs="Times New Roman"/>
         </w:rPr>
-        <w:t xml:space="preserve">9</w:t>
+        <w:t xml:space="preserve">0.865</w:t>
       </w:r>
     </w:p>
     <w:p>
@@ -11058,7 +11666,7 @@
         <w:rPr>
           <w:rFonts w:ascii="Times New Roman" w:hAnsi="Times New Roman" w:eastAsia="Times New Roman" w:cs="Times New Roman"/>
         </w:rPr>
-        <w:t xml:space="preserve">A</w:t>
+        <w:t xml:space="preserve">0.640</w:t>
       </w:r>
     </w:p>
     <w:p>
@@ -11069,7 +11677,7 @@
         <w:rPr>
           <w:rFonts w:ascii="Times New Roman" w:hAnsi="Times New Roman" w:eastAsia="Times New Roman" w:cs="Times New Roman"/>
         </w:rPr>
-        <w:t xml:space="preserve">0.865</w:t>
+        <w:t xml:space="preserve">0.395</w:t>
       </w:r>
     </w:p>
     <w:p>
@@ -11080,7 +11688,7 @@
         <w:rPr>
           <w:rFonts w:ascii="Times New Roman" w:hAnsi="Times New Roman" w:eastAsia="Times New Roman" w:cs="Times New Roman"/>
         </w:rPr>
-        <w:t xml:space="preserve">0.640</w:t>
+        <w:t xml:space="preserve">0.308</w:t>
       </w:r>
     </w:p>
     <w:p>
@@ -11091,7 +11699,7 @@
         <w:rPr>
           <w:rFonts w:ascii="Times New Roman" w:hAnsi="Times New Roman" w:eastAsia="Times New Roman" w:cs="Times New Roman"/>
         </w:rPr>
-        <w:t xml:space="preserve">0.395</w:t>
+        <w:t xml:space="preserve">0.260</w:t>
       </w:r>
     </w:p>
     <w:p>
@@ -11102,7 +11710,7 @@
         <w:rPr>
           <w:rFonts w:ascii="Times New Roman" w:hAnsi="Times New Roman" w:eastAsia="Times New Roman" w:cs="Times New Roman"/>
         </w:rPr>
-        <w:t xml:space="preserve">0.308</w:t>
+        <w:t xml:space="preserve">0.164</w:t>
       </w:r>
     </w:p>
     <w:p>
@@ -11113,7 +11721,7 @@
         <w:rPr>
           <w:rFonts w:ascii="Times New Roman" w:hAnsi="Times New Roman" w:eastAsia="Times New Roman" w:cs="Times New Roman"/>
         </w:rPr>
-        <w:t xml:space="preserve">0.260</w:t>
+        <w:t xml:space="preserve">0.131</w:t>
       </w:r>
     </w:p>
     <w:p>
@@ -11124,7 +11732,7 @@
         <w:rPr>
           <w:rFonts w:ascii="Times New Roman" w:hAnsi="Times New Roman" w:eastAsia="Times New Roman" w:cs="Times New Roman"/>
         </w:rPr>
-        <w:t xml:space="preserve">0.164</w:t>
+        <w:t xml:space="preserve">0.112</w:t>
       </w:r>
     </w:p>
     <w:p>
@@ -11135,34 +11743,13 @@
         <w:rPr>
           <w:rFonts w:ascii="Times New Roman" w:hAnsi="Times New Roman" w:eastAsia="Times New Roman" w:cs="Times New Roman"/>
         </w:rPr>
-        <w:t xml:space="preserve">0.131</w:t>
+        <w:t xml:space="preserve">0.097</w:t>
       </w:r>
     </w:p>
     <w:p>
       <w:pPr>
         <w:pStyle w:val="BodyText"/>
-      </w:pPr>
-      <w:r>
-        <w:rPr>
-          <w:rFonts w:ascii="Times New Roman" w:hAnsi="Times New Roman" w:eastAsia="Times New Roman" w:cs="Times New Roman"/>
-        </w:rPr>
-        <w:t xml:space="preserve">0.112</w:t>
-      </w:r>
-    </w:p>
-    <w:p>
-      <w:pPr>
-        <w:pStyle w:val="BodyText"/>
-      </w:pPr>
-      <w:r>
-        <w:rPr>
-          <w:rFonts w:ascii="Times New Roman" w:hAnsi="Times New Roman" w:eastAsia="Times New Roman" w:cs="Times New Roman"/>
-        </w:rPr>
-        <w:t xml:space="preserve">0.097</w:t>
-      </w:r>
-    </w:p>
-    <w:p>
-      <w:pPr>
-        <w:pStyle w:val="BodyText"/>
+        <w:ind w:firstLine="420"/>
       </w:pPr>
       <w:r>
         <w:rPr>
@@ -11213,8 +11800,8 @@
         </w:pict>
       </w:r>
     </w:p>
-    <w:bookmarkEnd w:id="46"/>
-    <w:bookmarkStart w:id="47" w:name="第20题"/>
+    <w:bookmarkEnd w:id="45"/>
+    <w:bookmarkStart w:id="46" w:name="第20题"/>
     <w:p>
       <w:pPr>
         <w:pStyle w:val="Heading3"/>
@@ -11242,6 +11829,7 @@
     <w:p>
       <w:pPr>
         <w:pStyle w:val="FirstParagraph"/>
+        <w:ind w:firstLine="420"/>
       </w:pPr>
       <w:r>
         <w:rPr>
@@ -11467,8 +12055,8 @@
         </w:pict>
       </w:r>
     </w:p>
-    <w:bookmarkEnd w:id="47"/>
-    <w:bookmarkStart w:id="48" w:name="第21题"/>
+    <w:bookmarkEnd w:id="46"/>
+    <w:bookmarkStart w:id="47" w:name="第21题"/>
     <w:p>
       <w:pPr>
         <w:pStyle w:val="Heading3"/>
@@ -11496,6 +12084,7 @@
     <w:p>
       <w:pPr>
         <w:pStyle w:val="FirstParagraph"/>
+        <w:ind w:firstLine="420"/>
       </w:pPr>
       <w:r>
         <w:rPr>
@@ -11656,8 +12245,9 @@
         <w:pStyle w:val="Compact"/>
         <w:numPr>
           <w:ilvl w:val="0"/>
-          <w:numId w:val="1013"/>
+          <w:numId w:val="1015"/>
         </w:numPr>
+        <w:ind w:firstLine="420"/>
       </w:pPr>
       <w:r>
         <w:rPr>
@@ -11677,8 +12267,9 @@
         <w:pStyle w:val="Compact"/>
         <w:numPr>
           <w:ilvl w:val="0"/>
-          <w:numId w:val="1013"/>
+          <w:numId w:val="1015"/>
         </w:numPr>
+        <w:ind w:firstLine="420"/>
       </w:pPr>
       <w:r>
         <w:rPr>
@@ -11739,8 +12330,8 @@
         </w:pict>
       </w:r>
     </w:p>
-    <w:bookmarkEnd w:id="48"/>
-    <w:bookmarkStart w:id="52" w:name="第22题"/>
+    <w:bookmarkEnd w:id="47"/>
+    <w:bookmarkStart w:id="51" w:name="第22题"/>
     <w:p>
       <w:pPr>
         <w:pStyle w:val="Heading3"/>
@@ -11770,8 +12361,9 @@
         <w:pStyle w:val="Compact"/>
         <w:numPr>
           <w:ilvl w:val="0"/>
-          <w:numId w:val="1014"/>
+          <w:numId w:val="1016"/>
         </w:numPr>
+        <w:ind w:firstLine="420"/>
       </w:pPr>
       <w:r>
         <w:rPr>
@@ -12088,6 +12680,7 @@
     <w:p>
       <w:pPr>
         <w:pStyle w:val="FirstParagraph"/>
+        <w:ind w:firstLine="420"/>
       </w:pPr>
       <w:r>
         <w:rPr>
@@ -12117,6 +12710,7 @@
     <w:p>
       <w:pPr>
         <w:pStyle w:val="BodyText"/>
+        <w:ind w:firstLine="420"/>
       </w:pPr>
       <w:r>
         <w:rPr>
@@ -12134,6 +12728,7 @@
     <w:p>
       <w:pPr>
         <w:pStyle w:val="BodyText"/>
+        <w:ind w:firstLine="420"/>
       </w:pPr>
       <w:r>
         <w:rPr>
@@ -12151,6 +12746,7 @@
     <w:p>
       <w:pPr>
         <w:pStyle w:val="BodyText"/>
+        <w:ind w:firstLine="420"/>
       </w:pPr>
       <w:r>
         <w:rPr>
@@ -12237,18 +12833,18 @@
           <wp:inline>
             <wp:extent cx="3327400" cy="1943100"/>
             <wp:effectExtent b="0" l="0" r="0" t="0"/>
-            <wp:docPr descr="" title="" id="50" name="Picture"/>
+            <wp:docPr descr="" title="" id="49" name="Picture"/>
             <a:graphic>
               <a:graphicData uri="http://schemas.openxmlformats.org/drawingml/2006/picture">
                 <pic:pic>
                   <pic:nvPicPr>
-                    <pic:cNvPr descr="f73bbc384b0e162ad43030499cbac820e669b321da8b50f4d86cc53a92134d75.jpg" id="51" name="Picture"/>
+                    <pic:cNvPr descr="f73bbc384b0e162ad43030499cbac820e669b321da8b50f4d86cc53a92134d75.jpg" id="50" name="Picture"/>
                     <pic:cNvPicPr>
                       <a:picLocks noChangeArrowheads="1" noChangeAspect="1"/>
                     </pic:cNvPicPr>
                   </pic:nvPicPr>
                   <pic:blipFill>
-                    <a:blip r:embed="rId49"/>
+                    <a:blip r:embed="rId48"/>
                     <a:stretch>
                       <a:fillRect/>
                     </a:stretch>
@@ -12285,8 +12881,8 @@
         </w:pict>
       </w:r>
     </w:p>
-    <w:bookmarkEnd w:id="52"/>
-    <w:bookmarkStart w:id="53" w:name="第23题"/>
+    <w:bookmarkEnd w:id="51"/>
+    <w:bookmarkStart w:id="52" w:name="第23题"/>
     <w:p>
       <w:pPr>
         <w:pStyle w:val="Heading3"/>
@@ -12314,6 +12910,7 @@
     <w:p>
       <w:pPr>
         <w:pStyle w:val="FirstParagraph"/>
+        <w:ind w:firstLine="420"/>
       </w:pPr>
       <w:r>
         <w:rPr>
@@ -12330,14 +12927,12 @@
     </w:p>
     <w:p>
       <w:pPr>
-        <w:pStyle w:val="BodyText"/>
-      </w:pPr>
-      <w:r>
-        <w:rPr>
-          <w:rFonts w:ascii="Times New Roman" w:hAnsi="Times New Roman" w:eastAsia="Times New Roman" w:cs="Times New Roman"/>
-        </w:rPr>
-        <w:t xml:space="preserve">2-1 </w:t>
-      </w:r>
+        <w:numPr>
+          <w:ilvl w:val="0"/>
+          <w:numId w:val="1017"/>
+        </w:numPr>
+        <w:ind w:firstLine="420"/>
+      </w:pPr>
       <w:r>
         <w:rPr>
           <w:rFonts w:hint="eastAsia" w:ascii="Times New Roman" w:hAnsi="Times New Roman" w:eastAsia="FangSong" w:cs="Times New Roman"/>
@@ -12488,14 +13083,12 @@
     </w:p>
     <w:p>
       <w:pPr>
-        <w:pStyle w:val="BodyText"/>
-      </w:pPr>
-      <w:r>
-        <w:rPr>
-          <w:rFonts w:ascii="Times New Roman" w:hAnsi="Times New Roman" w:eastAsia="Times New Roman" w:cs="Times New Roman"/>
-        </w:rPr>
-        <w:t xml:space="preserve">2-2 </w:t>
-      </w:r>
+        <w:numPr>
+          <w:ilvl w:val="0"/>
+          <w:numId w:val="1017"/>
+        </w:numPr>
+        <w:ind w:firstLine="420"/>
+      </w:pPr>
       <w:r>
         <w:rPr>
           <w:rFonts w:hint="eastAsia" w:ascii="Times New Roman" w:hAnsi="Times New Roman" w:eastAsia="FangSong" w:cs="Times New Roman"/>
@@ -12719,14 +13312,12 @@
     </w:p>
     <w:p>
       <w:pPr>
-        <w:pStyle w:val="BodyText"/>
-      </w:pPr>
-      <w:r>
-        <w:rPr>
-          <w:rFonts w:ascii="Times New Roman" w:hAnsi="Times New Roman" w:eastAsia="Times New Roman" w:cs="Times New Roman"/>
-        </w:rPr>
-        <w:t xml:space="preserve">2-3 </w:t>
-      </w:r>
+        <w:numPr>
+          <w:ilvl w:val="0"/>
+          <w:numId w:val="1017"/>
+        </w:numPr>
+        <w:ind w:firstLine="420"/>
+      </w:pPr>
       <w:r>
         <w:rPr>
           <w:rFonts w:hint="eastAsia" w:ascii="Times New Roman" w:hAnsi="Times New Roman" w:eastAsia="FangSong" w:cs="Times New Roman"/>
@@ -13012,8 +13603,9 @@
       <w:pPr>
         <w:numPr>
           <w:ilvl w:val="0"/>
-          <w:numId w:val="1015"/>
+          <w:numId w:val="1017"/>
         </w:numPr>
+        <w:ind w:firstLine="420"/>
       </w:pPr>
       <w:r>
         <w:rPr>
@@ -13074,8 +13666,9 @@
       <w:pPr>
         <w:numPr>
           <w:ilvl w:val="0"/>
-          <w:numId w:val="1015"/>
+          <w:numId w:val="1017"/>
         </w:numPr>
+        <w:ind w:firstLine="420"/>
       </w:pPr>
       <w:r>
         <w:rPr>
@@ -13106,8 +13699,9 @@
       <w:pPr>
         <w:numPr>
           <w:ilvl w:val="0"/>
-          <w:numId w:val="1015"/>
+          <w:numId w:val="1017"/>
         </w:numPr>
+        <w:ind w:firstLine="420"/>
       </w:pPr>
       <w:r>
         <w:rPr>
@@ -13132,8 +13726,8 @@
         </w:pict>
       </w:r>
     </w:p>
-    <w:bookmarkEnd w:id="53"/>
-    <w:bookmarkStart w:id="54" w:name="第24题"/>
+    <w:bookmarkEnd w:id="52"/>
+    <w:bookmarkStart w:id="53" w:name="第24题"/>
     <w:p>
       <w:pPr>
         <w:pStyle w:val="Heading3"/>
@@ -13161,6 +13755,7 @@
     <w:p>
       <w:pPr>
         <w:pStyle w:val="FirstParagraph"/>
+        <w:ind w:firstLine="420"/>
       </w:pPr>
       <w:r>
         <w:rPr>
@@ -13561,6 +14156,7 @@
     <w:p>
       <w:pPr>
         <w:pStyle w:val="BodyText"/>
+        <w:ind w:firstLine="420"/>
       </w:pPr>
       <w:r>
         <w:rPr>
@@ -13868,6 +14464,7 @@
       <w:pPr>
         <w:pStyle w:val="FirstParagraph"/>
         <w:spacing w:after="80"/>
+        <w:ind w:firstLine="420"/>
       </w:pPr>
       <w:r>
         <w:rPr>
@@ -13918,6 +14515,15 @@
         <w:tblW w:type="pct" w:w="5000"/>
         <w:tblLayout w:type="fixed"/>
         <w:tblLook w:firstRow="1" w:lastRow="0" w:firstColumn="0" w:lastColumn="0" w:noHBand="0" w:noVBand="0" w:val="0020"/>
+        <w:jc w:val="center"/>
+        <w:tblBorders>
+          <w:top w:val="single" w:sz="12" w:space="0" w:color="000000"/>
+          <w:bottom w:val="single" w:sz="12" w:space="0" w:color="000000"/>
+          <w:left w:val="none"/>
+          <w:right w:val="none"/>
+          <w:insideH w:val="none"/>
+          <w:insideV w:val="none"/>
+        </w:tblBorders>
       </w:tblPr>
       <w:tblGrid>
         <w:gridCol w:w="990"/>
@@ -13934,7 +14540,11 @@
           <w:tblHeader w:val="on"/>
         </w:trPr>
         <w:tc>
-          <w:tcPr/>
+          <w:tcPr>
+            <w:tcBorders>
+              <w:bottom w:val="single" w:sz="6" w:space="0" w:color="000000"/>
+            </w:tcBorders>
+          </w:tcPr>
           <w:p>
             <w:pPr>
               <w:pStyle w:val="Compact"/>
@@ -13950,7 +14560,11 @@
           </w:p>
         </w:tc>
         <w:tc>
-          <w:tcPr/>
+          <w:tcPr>
+            <w:tcBorders>
+              <w:bottom w:val="single" w:sz="6" w:space="0" w:color="000000"/>
+            </w:tcBorders>
+          </w:tcPr>
           <w:p>
             <w:pPr>
               <w:pStyle w:val="Compact"/>
@@ -13966,7 +14580,11 @@
           </w:p>
         </w:tc>
         <w:tc>
-          <w:tcPr/>
+          <w:tcPr>
+            <w:tcBorders>
+              <w:bottom w:val="single" w:sz="6" w:space="0" w:color="000000"/>
+            </w:tcBorders>
+          </w:tcPr>
           <w:p>
             <w:pPr>
               <w:pStyle w:val="Compact"/>
@@ -13982,7 +14600,11 @@
           </w:p>
         </w:tc>
         <w:tc>
-          <w:tcPr/>
+          <w:tcPr>
+            <w:tcBorders>
+              <w:bottom w:val="single" w:sz="6" w:space="0" w:color="000000"/>
+            </w:tcBorders>
+          </w:tcPr>
           <w:p>
             <w:pPr>
               <w:pStyle w:val="Compact"/>
@@ -13998,7 +14620,11 @@
           </w:p>
         </w:tc>
         <w:tc>
-          <w:tcPr/>
+          <w:tcPr>
+            <w:tcBorders>
+              <w:bottom w:val="single" w:sz="6" w:space="0" w:color="000000"/>
+            </w:tcBorders>
+          </w:tcPr>
           <w:p>
             <w:pPr>
               <w:pStyle w:val="Compact"/>
@@ -14028,7 +14654,11 @@
           </w:p>
         </w:tc>
         <w:tc>
-          <w:tcPr/>
+          <w:tcPr>
+            <w:tcBorders>
+              <w:bottom w:val="single" w:sz="6" w:space="0" w:color="000000"/>
+            </w:tcBorders>
+          </w:tcPr>
           <w:p>
             <w:pPr>
               <w:pStyle w:val="Compact"/>
@@ -14044,7 +14674,11 @@
           </w:p>
         </w:tc>
         <w:tc>
-          <w:tcPr/>
+          <w:tcPr>
+            <w:tcBorders>
+              <w:bottom w:val="single" w:sz="6" w:space="0" w:color="000000"/>
+            </w:tcBorders>
+          </w:tcPr>
           <w:p>
             <w:pPr>
               <w:pStyle w:val="Compact"/>
@@ -14060,7 +14694,11 @@
           </w:p>
         </w:tc>
         <w:tc>
-          <w:tcPr/>
+          <w:tcPr>
+            <w:tcBorders>
+              <w:bottom w:val="single" w:sz="6" w:space="0" w:color="000000"/>
+            </w:tcBorders>
+          </w:tcPr>
           <w:p>
             <w:pPr>
               <w:pStyle w:val="Compact"/>
@@ -14219,15 +14857,13 @@
     </w:tbl>
     <w:p>
       <w:pPr>
-        <w:pStyle w:val="BodyText"/>
+        <w:numPr>
+          <w:ilvl w:val="0"/>
+          <w:numId w:val="1018"/>
+        </w:numPr>
         <w:spacing w:before="120"/>
-      </w:pPr>
-      <w:r>
-        <w:rPr>
-          <w:rFonts w:ascii="Times New Roman" w:hAnsi="Times New Roman" w:eastAsia="Times New Roman" w:cs="Times New Roman"/>
-        </w:rPr>
-        <w:t xml:space="preserve">3-1 </w:t>
-      </w:r>
+        <w:ind w:firstLine="420"/>
+      </w:pPr>
       <w:r>
         <w:rPr>
           <w:rFonts w:hint="eastAsia" w:ascii="Times New Roman" w:hAnsi="Times New Roman" w:eastAsia="FangSong" w:cs="Times New Roman"/>
@@ -14255,14 +14891,12 @@
     </w:p>
     <w:p>
       <w:pPr>
-        <w:pStyle w:val="BodyText"/>
-      </w:pPr>
-      <w:r>
-        <w:rPr>
-          <w:rFonts w:ascii="Times New Roman" w:hAnsi="Times New Roman" w:eastAsia="Times New Roman" w:cs="Times New Roman"/>
-        </w:rPr>
-        <w:t xml:space="preserve">3-2 </w:t>
-      </w:r>
+        <w:numPr>
+          <w:ilvl w:val="0"/>
+          <w:numId w:val="1018"/>
+        </w:numPr>
+        <w:ind w:firstLine="420"/>
+      </w:pPr>
       <w:r>
         <w:rPr>
           <w:rFonts w:hint="eastAsia" w:ascii="Times New Roman" w:hAnsi="Times New Roman" w:eastAsia="FangSong" w:cs="Times New Roman"/>
@@ -14316,14 +14950,12 @@
     </w:p>
     <w:p>
       <w:pPr>
-        <w:pStyle w:val="BodyText"/>
-      </w:pPr>
-      <w:r>
-        <w:rPr>
-          <w:rFonts w:ascii="Times New Roman" w:hAnsi="Times New Roman" w:eastAsia="Times New Roman" w:cs="Times New Roman"/>
-        </w:rPr>
-        <w:t xml:space="preserve">3-3 </w:t>
-      </w:r>
+        <w:numPr>
+          <w:ilvl w:val="0"/>
+          <w:numId w:val="1018"/>
+        </w:numPr>
+        <w:ind w:firstLine="420"/>
+      </w:pPr>
       <w:r>
         <w:rPr>
           <w:rFonts w:hint="eastAsia" w:ascii="Times New Roman" w:hAnsi="Times New Roman" w:eastAsia="FangSong" w:cs="Times New Roman"/>
@@ -14383,8 +15015,8 @@
         </w:pict>
       </w:r>
     </w:p>
-    <w:bookmarkEnd w:id="54"/>
-    <w:bookmarkStart w:id="61" w:name="第25题"/>
+    <w:bookmarkEnd w:id="53"/>
+    <w:bookmarkStart w:id="60" w:name="第25题"/>
     <w:p>
       <w:pPr>
         <w:pStyle w:val="Heading3"/>
@@ -14412,6 +15044,7 @@
     <w:p>
       <w:pPr>
         <w:pStyle w:val="FirstParagraph"/>
+        <w:ind w:firstLine="420"/>
       </w:pPr>
       <w:r>
         <w:rPr>
@@ -14441,6 +15074,7 @@
     <w:p>
       <w:pPr>
         <w:pStyle w:val="BodyText"/>
+        <w:ind w:firstLine="420"/>
       </w:pPr>
       <w:r>
         <w:rPr>
@@ -14518,6 +15152,7 @@
     <w:p>
       <w:pPr>
         <w:pStyle w:val="BodyText"/>
+        <w:ind w:firstLine="420"/>
       </w:pPr>
       <w:r>
         <w:rPr>
@@ -14525,7 +15160,7 @@
           <w:b/>
           <w:bCs/>
         </w:rPr>
-        <w:t xml:space="preserve">8-1</w:t>
+        <w:t xml:space="preserve">(1)</w:t>
       </w:r>
       <w:r>
         <w:rPr>
@@ -14584,18 +15219,18 @@
           <wp:inline>
             <wp:extent cx="1800000" cy="1610526"/>
             <wp:effectExtent b="0" l="0" r="0" t="0"/>
-            <wp:docPr descr="" title="" id="56" name="Picture"/>
+            <wp:docPr descr="" title="" id="55" name="Picture"/>
             <a:graphic>
               <a:graphicData uri="http://schemas.openxmlformats.org/drawingml/2006/picture">
                 <pic:pic>
                   <pic:nvPicPr>
-                    <pic:cNvPr descr="c597b71930454724dd554881f142add5704f2acead4389ed274a0e1036b6a27b.jpg" id="57" name="Picture"/>
+                    <pic:cNvPr descr="c597b71930454724dd554881f142add5704f2acead4389ed274a0e1036b6a27b.jpg" id="56" name="Picture"/>
                     <pic:cNvPicPr>
                       <a:picLocks noChangeArrowheads="1" noChangeAspect="1"/>
                     </pic:cNvPicPr>
                   </pic:nvPicPr>
                   <pic:blipFill>
-                    <a:blip r:embed="rId55"/>
+                    <a:blip r:embed="rId54"/>
                     <a:stretch>
                       <a:fillRect/>
                     </a:stretch>
@@ -14636,18 +15271,18 @@
           <wp:inline>
             <wp:extent cx="1800000" cy="6514285"/>
             <wp:effectExtent b="0" l="0" r="0" t="0"/>
-            <wp:docPr descr="" title="" id="59" name="Picture"/>
+            <wp:docPr descr="" title="" id="58" name="Picture"/>
             <a:graphic>
               <a:graphicData uri="http://schemas.openxmlformats.org/drawingml/2006/picture">
                 <pic:pic>
                   <pic:nvPicPr>
-                    <pic:cNvPr descr="4921402e472f22874818e1254fedde437191370087ccac8090db5dd402641c27.jpg" id="60" name="Picture"/>
+                    <pic:cNvPr descr="4921402e472f22874818e1254fedde437191370087ccac8090db5dd402641c27.jpg" id="59" name="Picture"/>
                     <pic:cNvPicPr>
                       <a:picLocks noChangeArrowheads="1" noChangeAspect="1"/>
                     </pic:cNvPicPr>
                   </pic:nvPicPr>
                   <pic:blipFill>
-                    <a:blip r:embed="rId58"/>
+                    <a:blip r:embed="rId57"/>
                     <a:stretch>
                       <a:fillRect/>
                     </a:stretch>
@@ -14678,6 +15313,7 @@
       <w:pPr>
         <w:pStyle w:val="BodyText"/>
         <w:spacing w:after="80"/>
+        <w:ind w:firstLine="420"/>
       </w:pPr>
       <w:r>
         <w:rPr>
@@ -14722,6 +15358,15 @@
         <w:tblW w:type="pct" w:w="5000"/>
         <w:tblLayout w:type="fixed"/>
         <w:tblLook w:firstRow="1" w:lastRow="0" w:firstColumn="0" w:lastColumn="0" w:noHBand="0" w:noVBand="0" w:val="0020"/>
+        <w:jc w:val="center"/>
+        <w:tblBorders>
+          <w:top w:val="single" w:sz="12" w:space="0" w:color="000000"/>
+          <w:bottom w:val="single" w:sz="12" w:space="0" w:color="000000"/>
+          <w:left w:val="none"/>
+          <w:right w:val="none"/>
+          <w:insideH w:val="none"/>
+          <w:insideV w:val="none"/>
+        </w:tblBorders>
       </w:tblPr>
       <w:tblGrid>
         <w:gridCol w:w="2640"/>
@@ -14733,7 +15378,11 @@
           <w:tblHeader w:val="on"/>
         </w:trPr>
         <w:tc>
-          <w:tcPr/>
+          <w:tcPr>
+            <w:tcBorders>
+              <w:bottom w:val="single" w:sz="6" w:space="0" w:color="000000"/>
+            </w:tcBorders>
+          </w:tcPr>
           <w:p>
             <w:pPr>
               <w:pStyle w:val="Compact"/>
@@ -14749,7 +15398,11 @@
           </w:p>
         </w:tc>
         <w:tc>
-          <w:tcPr/>
+          <w:tcPr>
+            <w:tcBorders>
+              <w:bottom w:val="single" w:sz="6" w:space="0" w:color="000000"/>
+            </w:tcBorders>
+          </w:tcPr>
           <w:p>
             <w:pPr>
               <w:pStyle w:val="Compact"/>
@@ -14820,7 +15473,11 @@
           </w:p>
         </w:tc>
         <w:tc>
-          <w:tcPr/>
+          <w:tcPr>
+            <w:tcBorders>
+              <w:bottom w:val="single" w:sz="6" w:space="0" w:color="000000"/>
+            </w:tcBorders>
+          </w:tcPr>
           <w:p>
             <w:pPr>
               <w:pStyle w:val="Compact"/>
@@ -15180,6 +15837,7 @@
       <w:pPr>
         <w:pStyle w:val="BodyText"/>
         <w:spacing w:before="120"/>
+        <w:ind w:firstLine="420"/>
       </w:pPr>
       <w:r>
         <w:rPr>
@@ -15187,7 +15845,7 @@
           <w:b/>
           <w:bCs/>
         </w:rPr>
-        <w:t xml:space="preserve">8-2</w:t>
+        <w:t xml:space="preserve">(2)</w:t>
       </w:r>
       <w:r>
         <w:rPr>
@@ -15519,6 +16177,15 @@
         <w:tblW w:type="pct" w:w="5000"/>
         <w:tblLayout w:type="fixed"/>
         <w:tblLook w:firstRow="1" w:lastRow="0" w:firstColumn="0" w:lastColumn="0" w:noHBand="0" w:noVBand="0" w:val="0020"/>
+        <w:jc w:val="center"/>
+        <w:tblBorders>
+          <w:top w:val="single" w:sz="12" w:space="0" w:color="000000"/>
+          <w:bottom w:val="single" w:sz="12" w:space="0" w:color="000000"/>
+          <w:left w:val="none"/>
+          <w:right w:val="none"/>
+          <w:insideH w:val="none"/>
+          <w:insideV w:val="none"/>
+        </w:tblBorders>
       </w:tblPr>
       <w:tblGrid>
         <w:gridCol w:w="1320"/>
@@ -15533,7 +16200,11 @@
           <w:tblHeader w:val="on"/>
         </w:trPr>
         <w:tc>
-          <w:tcPr/>
+          <w:tcPr>
+            <w:tcBorders>
+              <w:bottom w:val="single" w:sz="6" w:space="0" w:color="000000"/>
+            </w:tcBorders>
+          </w:tcPr>
           <w:p>
             <w:pPr>
               <w:pStyle w:val="Compact"/>
@@ -15563,7 +16234,11 @@
           </w:p>
         </w:tc>
         <w:tc>
-          <w:tcPr/>
+          <w:tcPr>
+            <w:tcBorders>
+              <w:bottom w:val="single" w:sz="6" w:space="0" w:color="000000"/>
+            </w:tcBorders>
+          </w:tcPr>
           <w:p>
             <w:pPr>
               <w:pStyle w:val="Compact"/>
@@ -15608,7 +16283,11 @@
           </w:p>
         </w:tc>
         <w:tc>
-          <w:tcPr/>
+          <w:tcPr>
+            <w:tcBorders>
+              <w:bottom w:val="single" w:sz="6" w:space="0" w:color="000000"/>
+            </w:tcBorders>
+          </w:tcPr>
           <w:p>
             <w:pPr>
               <w:pStyle w:val="Compact"/>
@@ -15682,7 +16361,11 @@
           </w:p>
         </w:tc>
         <w:tc>
-          <w:tcPr/>
+          <w:tcPr>
+            <w:tcBorders>
+              <w:bottom w:val="single" w:sz="6" w:space="0" w:color="000000"/>
+            </w:tcBorders>
+          </w:tcPr>
           <w:p>
             <w:pPr>
               <w:pStyle w:val="Compact"/>
@@ -15712,7 +16395,11 @@
           </w:p>
         </w:tc>
         <w:tc>
-          <w:tcPr/>
+          <w:tcPr>
+            <w:tcBorders>
+              <w:bottom w:val="single" w:sz="6" w:space="0" w:color="000000"/>
+            </w:tcBorders>
+          </w:tcPr>
           <w:p>
             <w:pPr>
               <w:pStyle w:val="Compact"/>
@@ -15757,7 +16444,11 @@
           </w:p>
         </w:tc>
         <w:tc>
-          <w:tcPr/>
+          <w:tcPr>
+            <w:tcBorders>
+              <w:bottom w:val="single" w:sz="6" w:space="0" w:color="000000"/>
+            </w:tcBorders>
+          </w:tcPr>
           <w:p>
             <w:pPr>
               <w:pStyle w:val="Compact"/>
@@ -16243,9 +16934,10 @@
       <w:pPr>
         <w:numPr>
           <w:ilvl w:val="0"/>
-          <w:numId w:val="1016"/>
+          <w:numId w:val="1019"/>
         </w:numPr>
         <w:spacing w:before="120"/>
+        <w:ind w:firstLine="420"/>
       </w:pPr>
       <w:r>
         <w:rPr>
@@ -16349,8 +17041,9 @@
       <w:pPr>
         <w:numPr>
           <w:ilvl w:val="0"/>
-          <w:numId w:val="1016"/>
+          <w:numId w:val="1019"/>
         </w:numPr>
+        <w:ind w:firstLine="420"/>
       </w:pPr>
       <w:r>
         <w:rPr>
@@ -16495,14 +17188,68 @@
             </m:rPr>
             <m:t>M</m:t>
           </m:r>
-          <m:limUpp>
+          <m:limLow>
             <m:e>
-              <m:r>
-                <m:rPr>
-                  <m:sty m:val="p"/>
-                </m:rPr>
-                <m:t>⇌</m:t>
-              </m:r>
+              <m:limUpp>
+                <m:e>
+                  <m:r>
+                    <m:rPr>
+                      <m:sty m:val="p"/>
+                    </m:rPr>
+                    <m:t>⇌</m:t>
+                  </m:r>
+                </m:e>
+                <m:lim>
+                  <m:sSub>
+                    <m:e>
+                      <m:r>
+                        <m:rPr>
+                          <m:sty m:val="p"/>
+                        </m:rPr>
+                        <m:t>k</m:t>
+                      </m:r>
+                    </m:e>
+                    <m:sub>
+                      <m:r>
+                        <m:rPr>
+                          <m:sty m:val="p"/>
+                        </m:rPr>
+                        <m:t>C</m:t>
+                      </m:r>
+                      <m:r>
+                        <m:rPr>
+                          <m:sty m:val="p"/>
+                        </m:rPr>
+                        <m:t>O</m:t>
+                      </m:r>
+                      <m:r>
+                        <m:rPr>
+                          <m:sty m:val="p"/>
+                        </m:rPr>
+                        <m:t>,</m:t>
+                      </m:r>
+                      <m:r>
+                        <m:rPr>
+                          <m:sty m:val="p"/>
+                        </m:rPr>
+                        <m:t>a</m:t>
+                      </m:r>
+                      <m:r>
+                        <m:rPr>
+                          <m:sty m:val="p"/>
+                        </m:rPr>
+                        <m:t>d</m:t>
+                      </m:r>
+                      <m:r>
+                        <m:rPr>
+                          <m:sty m:val="p"/>
+                        </m:rPr>
+                        <m:t>s</m:t>
+                      </m:r>
+                    </m:sub>
+                  </m:sSub>
+                </m:lim>
+              </m:limUpp>
             </m:e>
             <m:lim>
               <m:sSub>
@@ -16537,13 +17284,13 @@
                     <m:rPr>
                       <m:sty m:val="p"/>
                     </m:rPr>
-                    <m:t>a</m:t>
+                    <m:t>d</m:t>
                   </m:r>
                   <m:r>
                     <m:rPr>
                       <m:sty m:val="p"/>
                     </m:rPr>
-                    <m:t>d</m:t>
+                    <m:t>e</m:t>
                   </m:r>
                   <m:r>
                     <m:rPr>
@@ -16554,73 +17301,7 @@
                 </m:sub>
               </m:sSub>
             </m:lim>
-          </m:limUpp>
-          <m:r>
-            <m:rPr>
-              <m:sty m:val="p"/>
-            </m:rPr>
-            <m:t> </m:t>
-          </m:r>
-          <m:r>
-            <m:rPr>
-              <m:sty m:val="p"/>
-            </m:rPr>
-            <m:t>(</m:t>
-          </m:r>
-          <m:sSub>
-            <m:e>
-              <m:r>
-                <m:rPr>
-                  <m:sty m:val="p"/>
-                </m:rPr>
-                <m:t>k</m:t>
-              </m:r>
-            </m:e>
-            <m:sub>
-              <m:r>
-                <m:rPr>
-                  <m:sty m:val="p"/>
-                </m:rPr>
-                <m:t>C</m:t>
-              </m:r>
-              <m:r>
-                <m:rPr>
-                  <m:sty m:val="p"/>
-                </m:rPr>
-                <m:t>O</m:t>
-              </m:r>
-              <m:r>
-                <m:rPr>
-                  <m:sty m:val="p"/>
-                </m:rPr>
-                <m:t>,</m:t>
-              </m:r>
-              <m:r>
-                <m:rPr>
-                  <m:sty m:val="p"/>
-                </m:rPr>
-                <m:t>d</m:t>
-              </m:r>
-              <m:r>
-                <m:rPr>
-                  <m:sty m:val="p"/>
-                </m:rPr>
-                <m:t>e</m:t>
-              </m:r>
-              <m:r>
-                <m:rPr>
-                  <m:sty m:val="p"/>
-                </m:rPr>
-                <m:t>s</m:t>
-              </m:r>
-            </m:sub>
-          </m:sSub>
-          <m:r>
-            <m:rPr>
-              <m:sty m:val="p"/>
-            </m:rPr>
-            <m:t>)</m:t>
-          </m:r>
+          </m:limLow>
           <m:r>
             <m:rPr>
               <m:sty m:val="p"/>
@@ -16909,6 +17590,7 @@
     <w:p>
       <w:pPr>
         <w:pStyle w:val="FirstParagraph"/>
+        <w:ind w:firstLine="420"/>
       </w:pPr>
       <w:r>
         <w:rPr>
@@ -17086,6 +17768,7 @@
       <w:pPr>
         <w:pStyle w:val="BodyText"/>
         <w:spacing w:after="80"/>
+        <w:ind w:firstLine="420"/>
       </w:pPr>
       <w:r>
         <w:rPr>
@@ -17093,7 +17776,7 @@
           <w:b/>
           <w:bCs/>
         </w:rPr>
-        <w:t xml:space="preserve">8-3</w:t>
+        <w:t xml:space="preserve">(3)</w:t>
       </w:r>
       <w:r>
         <w:rPr>
@@ -17144,6 +17827,15 @@
         <w:tblW w:type="pct" w:w="5000"/>
         <w:tblLayout w:type="fixed"/>
         <w:tblLook w:firstRow="1" w:lastRow="0" w:firstColumn="0" w:lastColumn="0" w:noHBand="0" w:noVBand="0" w:val="0020"/>
+        <w:jc w:val="center"/>
+        <w:tblBorders>
+          <w:top w:val="single" w:sz="12" w:space="0" w:color="000000"/>
+          <w:bottom w:val="single" w:sz="12" w:space="0" w:color="000000"/>
+          <w:left w:val="none"/>
+          <w:right w:val="none"/>
+          <w:insideH w:val="none"/>
+          <w:insideV w:val="none"/>
+        </w:tblBorders>
       </w:tblPr>
       <w:tblGrid>
         <w:gridCol w:w="2640"/>
@@ -17155,7 +17847,11 @@
           <w:tblHeader w:val="on"/>
         </w:trPr>
         <w:tc>
-          <w:tcPr/>
+          <w:tcPr>
+            <w:tcBorders>
+              <w:bottom w:val="single" w:sz="6" w:space="0" w:color="000000"/>
+            </w:tcBorders>
+          </w:tcPr>
           <w:p>
             <w:pPr>
               <w:pStyle w:val="Compact"/>
@@ -17171,7 +17867,11 @@
           </w:p>
         </w:tc>
         <w:tc>
-          <w:tcPr/>
+          <w:tcPr>
+            <w:tcBorders>
+              <w:bottom w:val="single" w:sz="6" w:space="0" w:color="000000"/>
+            </w:tcBorders>
+          </w:tcPr>
           <w:p>
             <w:pPr>
               <w:pStyle w:val="Compact"/>
@@ -17242,7 +17942,11 @@
           </w:p>
         </w:tc>
         <w:tc>
-          <w:tcPr/>
+          <w:tcPr>
+            <w:tcBorders>
+              <w:bottom w:val="single" w:sz="6" w:space="0" w:color="000000"/>
+            </w:tcBorders>
+          </w:tcPr>
           <w:p>
             <w:pPr>
               <w:pStyle w:val="Compact"/>
@@ -17555,6 +18259,7 @@
       <w:pPr>
         <w:pStyle w:val="BodyText"/>
         <w:spacing w:before="120"/>
+        <w:ind w:firstLine="420"/>
       </w:pPr>
       <w:r>
         <w:rPr>
@@ -17738,8 +18443,9 @@
       <w:pPr>
         <w:numPr>
           <w:ilvl w:val="0"/>
-          <w:numId w:val="1017"/>
+          <w:numId w:val="1020"/>
         </w:numPr>
+        <w:ind w:firstLine="420"/>
       </w:pPr>
       <w:r>
         <w:rPr>
@@ -17917,8 +18623,9 @@
       <w:pPr>
         <w:numPr>
           <w:ilvl w:val="0"/>
-          <w:numId w:val="1017"/>
+          <w:numId w:val="1020"/>
         </w:numPr>
+        <w:ind w:firstLine="420"/>
       </w:pPr>
       <w:r>
         <w:rPr>
@@ -17973,8 +18680,9 @@
       <w:pPr>
         <w:numPr>
           <w:ilvl w:val="0"/>
-          <w:numId w:val="1017"/>
+          <w:numId w:val="1020"/>
         </w:numPr>
+        <w:ind w:firstLine="420"/>
       </w:pPr>
       <w:r>
         <w:rPr>
@@ -18023,8 +18731,8 @@
         </w:pict>
       </w:r>
     </w:p>
-    <w:bookmarkEnd w:id="61"/>
-    <w:bookmarkStart w:id="62" w:name="第26题"/>
+    <w:bookmarkEnd w:id="60"/>
+    <w:bookmarkStart w:id="61" w:name="第26题"/>
     <w:p>
       <w:pPr>
         <w:pStyle w:val="Heading3"/>
@@ -18052,6 +18760,7 @@
     <w:p>
       <w:pPr>
         <w:pStyle w:val="FirstParagraph"/>
+        <w:ind w:firstLine="420"/>
       </w:pPr>
       <w:r>
         <w:rPr>
@@ -18069,6 +18778,7 @@
     <w:p>
       <w:pPr>
         <w:pStyle w:val="BodyText"/>
+        <w:ind w:firstLine="420"/>
       </w:pPr>
       <w:r>
         <w:rPr>
@@ -18076,7 +18786,7 @@
           <w:b/>
           <w:bCs/>
         </w:rPr>
-        <w:t xml:space="preserve">2-1</w:t>
+        <w:t xml:space="preserve">(1)</w:t>
       </w:r>
       <w:r>
         <w:rPr>
@@ -18112,6 +18822,7 @@
     <w:p>
       <w:pPr>
         <w:pStyle w:val="BodyText"/>
+        <w:ind w:firstLine="420"/>
       </w:pPr>
       <w:r>
         <w:rPr>
@@ -18119,7 +18830,7 @@
           <w:b/>
           <w:bCs/>
         </w:rPr>
-        <w:t xml:space="preserve">2-2</w:t>
+        <w:t xml:space="preserve">(2)</w:t>
       </w:r>
       <w:r>
         <w:rPr>
@@ -18167,6 +18878,7 @@
     <w:p>
       <w:pPr>
         <w:pStyle w:val="BodyText"/>
+        <w:ind w:firstLine="420"/>
       </w:pPr>
       <w:r>
         <w:rPr>
@@ -18174,7 +18886,7 @@
           <w:b/>
           <w:bCs/>
         </w:rPr>
-        <w:t xml:space="preserve">2-3</w:t>
+        <w:t xml:space="preserve">(3)</w:t>
       </w:r>
       <w:r>
         <w:rPr>
@@ -18248,6 +18960,7 @@
     <w:p>
       <w:pPr>
         <w:pStyle w:val="BodyText"/>
+        <w:ind w:firstLine="420"/>
       </w:pPr>
       <w:r>
         <w:rPr>
@@ -18255,7 +18968,7 @@
           <w:b/>
           <w:bCs/>
         </w:rPr>
-        <w:t xml:space="preserve">2-4</w:t>
+        <w:t xml:space="preserve">(4)</w:t>
       </w:r>
       <w:r>
         <w:rPr>
@@ -18327,6 +19040,7 @@
     <w:p>
       <w:pPr>
         <w:pStyle w:val="BodyText"/>
+        <w:ind w:firstLine="420"/>
       </w:pPr>
       <w:r>
         <w:rPr>
@@ -18334,7 +19048,7 @@
           <w:b/>
           <w:bCs/>
         </w:rPr>
-        <w:t xml:space="preserve">2-5</w:t>
+        <w:t xml:space="preserve">(5)</w:t>
       </w:r>
       <w:r>
         <w:rPr>
@@ -18400,6 +19114,7 @@
     <w:p>
       <w:pPr>
         <w:pStyle w:val="BodyText"/>
+        <w:ind w:firstLine="420"/>
       </w:pPr>
       <w:r>
         <w:rPr>
@@ -18407,7 +19122,7 @@
           <w:b/>
           <w:bCs/>
         </w:rPr>
-        <w:t xml:space="preserve">2-6</w:t>
+        <w:t xml:space="preserve">(6)</w:t>
       </w:r>
       <w:r>
         <w:rPr>
@@ -18479,6 +19194,7 @@
     <w:p>
       <w:pPr>
         <w:pStyle w:val="BodyText"/>
+        <w:ind w:firstLine="420"/>
       </w:pPr>
       <w:r>
         <w:rPr>
@@ -18486,7 +19202,7 @@
           <w:b/>
           <w:bCs/>
         </w:rPr>
-        <w:t xml:space="preserve">2-7</w:t>
+        <w:t xml:space="preserve">(7)</w:t>
       </w:r>
       <w:r>
         <w:rPr>
@@ -18621,9 +19337,9 @@
         </w:pict>
       </w:r>
     </w:p>
+    <w:bookmarkEnd w:id="61"/>
     <w:bookmarkEnd w:id="62"/>
     <w:bookmarkEnd w:id="63"/>
-    <w:bookmarkEnd w:id="64"/>
     <w:sectPr>
       <w:footerReference w:type="default" r:id="rId9"/>
       <w:headerReference w:type="default" r:id="rId10"/>
@@ -19307,37 +20023,10 @@
     <w:abstractNumId w:val="991"/>
   </w:num>
   <w:num w:numId="1004">
-    <w:abstractNumId w:val="99431"/>
-    <w:lvlOverride w:ilvl="0">
-      <w:startOverride w:val="1"/>
-    </w:lvlOverride>
-    <w:lvlOverride w:ilvl="1">
-      <w:startOverride w:val="1"/>
-    </w:lvlOverride>
-    <w:lvlOverride w:ilvl="2">
-      <w:startOverride w:val="1"/>
-    </w:lvlOverride>
-    <w:lvlOverride w:ilvl="3">
-      <w:startOverride w:val="1"/>
-    </w:lvlOverride>
-    <w:lvlOverride w:ilvl="4">
-      <w:startOverride w:val="1"/>
-    </w:lvlOverride>
-    <w:lvlOverride w:ilvl="5">
-      <w:startOverride w:val="1"/>
-    </w:lvlOverride>
-    <w:lvlOverride w:ilvl="6">
-      <w:startOverride w:val="1"/>
-    </w:lvlOverride>
-    <w:lvlOverride w:ilvl="7">
-      <w:startOverride w:val="1"/>
-    </w:lvlOverride>
-    <w:lvlOverride w:ilvl="8">
-      <w:startOverride w:val="1"/>
-    </w:lvlOverride>
+    <w:abstractNumId w:val="991"/>
   </w:num>
   <w:num w:numId="1005">
-    <w:abstractNumId w:val="99411"/>
+    <w:abstractNumId w:val="99431"/>
     <w:lvlOverride w:ilvl="0">
       <w:startOverride w:val="1"/>
     </w:lvlOverride>
@@ -19397,9 +20086,39 @@
     </w:lvlOverride>
   </w:num>
   <w:num w:numId="1007">
+    <w:abstractNumId w:val="99411"/>
+    <w:lvlOverride w:ilvl="0">
+      <w:startOverride w:val="1"/>
+    </w:lvlOverride>
+    <w:lvlOverride w:ilvl="1">
+      <w:startOverride w:val="1"/>
+    </w:lvlOverride>
+    <w:lvlOverride w:ilvl="2">
+      <w:startOverride w:val="1"/>
+    </w:lvlOverride>
+    <w:lvlOverride w:ilvl="3">
+      <w:startOverride w:val="1"/>
+    </w:lvlOverride>
+    <w:lvlOverride w:ilvl="4">
+      <w:startOverride w:val="1"/>
+    </w:lvlOverride>
+    <w:lvlOverride w:ilvl="5">
+      <w:startOverride w:val="1"/>
+    </w:lvlOverride>
+    <w:lvlOverride w:ilvl="6">
+      <w:startOverride w:val="1"/>
+    </w:lvlOverride>
+    <w:lvlOverride w:ilvl="7">
+      <w:startOverride w:val="1"/>
+    </w:lvlOverride>
+    <w:lvlOverride w:ilvl="8">
+      <w:startOverride w:val="1"/>
+    </w:lvlOverride>
+  </w:num>
+  <w:num w:numId="1008">
     <w:abstractNumId w:val="991"/>
   </w:num>
-  <w:num w:numId="1008">
+  <w:num w:numId="1009">
     <w:abstractNumId w:val="99412"/>
     <w:lvlOverride w:ilvl="0">
       <w:startOverride w:val="2"/>
@@ -19429,7 +20148,37 @@
       <w:startOverride w:val="2"/>
     </w:lvlOverride>
   </w:num>
-  <w:num w:numId="1009">
+  <w:num w:numId="1010">
+    <w:abstractNumId w:val="99431"/>
+    <w:lvlOverride w:ilvl="0">
+      <w:startOverride w:val="1"/>
+    </w:lvlOverride>
+    <w:lvlOverride w:ilvl="1">
+      <w:startOverride w:val="1"/>
+    </w:lvlOverride>
+    <w:lvlOverride w:ilvl="2">
+      <w:startOverride w:val="1"/>
+    </w:lvlOverride>
+    <w:lvlOverride w:ilvl="3">
+      <w:startOverride w:val="1"/>
+    </w:lvlOverride>
+    <w:lvlOverride w:ilvl="4">
+      <w:startOverride w:val="1"/>
+    </w:lvlOverride>
+    <w:lvlOverride w:ilvl="5">
+      <w:startOverride w:val="1"/>
+    </w:lvlOverride>
+    <w:lvlOverride w:ilvl="6">
+      <w:startOverride w:val="1"/>
+    </w:lvlOverride>
+    <w:lvlOverride w:ilvl="7">
+      <w:startOverride w:val="1"/>
+    </w:lvlOverride>
+    <w:lvlOverride w:ilvl="8">
+      <w:startOverride w:val="1"/>
+    </w:lvlOverride>
+  </w:num>
+  <w:num w:numId="1011">
     <w:abstractNumId w:val="99411"/>
     <w:lvlOverride w:ilvl="0">
       <w:startOverride w:val="1"/>
@@ -19459,7 +20208,7 @@
       <w:startOverride w:val="1"/>
     </w:lvlOverride>
   </w:num>
-  <w:num w:numId="1010">
+  <w:num w:numId="1012">
     <w:abstractNumId w:val="99411"/>
     <w:lvlOverride w:ilvl="0">
       <w:startOverride w:val="1"/>
@@ -19489,7 +20238,7 @@
       <w:startOverride w:val="1"/>
     </w:lvlOverride>
   </w:num>
-  <w:num w:numId="1011">
+  <w:num w:numId="1013">
     <w:abstractNumId w:val="99721"/>
     <w:lvlOverride w:ilvl="0">
       <w:startOverride w:val="1"/>
@@ -19519,7 +20268,7 @@
       <w:startOverride w:val="1"/>
     </w:lvlOverride>
   </w:num>
-  <w:num w:numId="1012">
+  <w:num w:numId="1014">
     <w:abstractNumId w:val="99412"/>
     <w:lvlOverride w:ilvl="0">
       <w:startOverride w:val="2"/>
@@ -19549,7 +20298,7 @@
       <w:startOverride w:val="2"/>
     </w:lvlOverride>
   </w:num>
-  <w:num w:numId="1013">
+  <w:num w:numId="1015">
     <w:abstractNumId w:val="99411"/>
     <w:lvlOverride w:ilvl="0">
       <w:startOverride w:val="1"/>
@@ -19579,7 +20328,7 @@
       <w:startOverride w:val="1"/>
     </w:lvlOverride>
   </w:num>
-  <w:num w:numId="1014">
+  <w:num w:numId="1016">
     <w:abstractNumId w:val="99411"/>
     <w:lvlOverride w:ilvl="0">
       <w:startOverride w:val="1"/>
@@ -19609,7 +20358,7 @@
       <w:startOverride w:val="1"/>
     </w:lvlOverride>
   </w:num>
-  <w:num w:numId="1015">
+  <w:num w:numId="1017">
     <w:abstractNumId w:val="99431"/>
     <w:lvlOverride w:ilvl="0">
       <w:startOverride w:val="1"/>
@@ -19639,7 +20388,7 @@
       <w:startOverride w:val="1"/>
     </w:lvlOverride>
   </w:num>
-  <w:num w:numId="1016">
+  <w:num w:numId="1018">
     <w:abstractNumId w:val="99431"/>
     <w:lvlOverride w:ilvl="0">
       <w:startOverride w:val="1"/>
@@ -19669,7 +20418,37 @@
       <w:startOverride w:val="1"/>
     </w:lvlOverride>
   </w:num>
-  <w:num w:numId="1017">
+  <w:num w:numId="1019">
+    <w:abstractNumId w:val="99431"/>
+    <w:lvlOverride w:ilvl="0">
+      <w:startOverride w:val="1"/>
+    </w:lvlOverride>
+    <w:lvlOverride w:ilvl="1">
+      <w:startOverride w:val="1"/>
+    </w:lvlOverride>
+    <w:lvlOverride w:ilvl="2">
+      <w:startOverride w:val="1"/>
+    </w:lvlOverride>
+    <w:lvlOverride w:ilvl="3">
+      <w:startOverride w:val="1"/>
+    </w:lvlOverride>
+    <w:lvlOverride w:ilvl="4">
+      <w:startOverride w:val="1"/>
+    </w:lvlOverride>
+    <w:lvlOverride w:ilvl="5">
+      <w:startOverride w:val="1"/>
+    </w:lvlOverride>
+    <w:lvlOverride w:ilvl="6">
+      <w:startOverride w:val="1"/>
+    </w:lvlOverride>
+    <w:lvlOverride w:ilvl="7">
+      <w:startOverride w:val="1"/>
+    </w:lvlOverride>
+    <w:lvlOverride w:ilvl="8">
+      <w:startOverride w:val="1"/>
+    </w:lvlOverride>
+  </w:num>
+  <w:num w:numId="1020">
     <w:abstractNumId w:val="99431"/>
     <w:lvlOverride w:ilvl="0">
       <w:startOverride w:val="1"/>

--- a/00-首页/题组Word/第一轮·综合套卷/第一轮综合卷05（学生版-打印版）.docx
+++ b/00-首页/题组Word/第一轮·综合套卷/第一轮综合卷05（学生版-打印版）.docx
@@ -3930,7 +3930,7 @@
           <w:b/>
           <w:bCs/>
         </w:rPr>
-        <w:t xml:space="preserve">1-8-1</w:t>
+        <w:t xml:space="preserve">(1)</w:t>
       </w:r>
       <w:r>
         <w:rPr>
@@ -3974,7 +3974,7 @@
           <w:b/>
           <w:bCs/>
         </w:rPr>
-        <w:t xml:space="preserve">1-8-2</w:t>
+        <w:t xml:space="preserve">(2)</w:t>
       </w:r>
       <w:r>
         <w:rPr>
@@ -4078,7 +4078,7 @@
           <w:b/>
           <w:bCs/>
         </w:rPr>
-        <w:t xml:space="preserve">1-8-3</w:t>
+        <w:t xml:space="preserve">(3)</w:t>
       </w:r>
       <w:r>
         <w:rPr>
@@ -5048,49 +5048,33 @@
       </w:pPr>
       <w:r>
         <w:rPr>
-          <w:rFonts w:hint="eastAsia" w:ascii="Times New Roman" w:hAnsi="Times New Roman" w:eastAsia="FangSong" w:cs="Times New Roman"/>
+          <w:rFonts w:ascii="Times New Roman" w:hAnsi="Times New Roman" w:eastAsia="Times New Roman" w:cs="Times New Roman"/>
           <w:b/>
           <w:bCs/>
         </w:rPr>
-        <w:t xml:space="preserve">小问</w:t>
-      </w:r>
-      <w:r>
-        <w:rPr>
-          <w:rFonts w:ascii="Times New Roman" w:hAnsi="Times New Roman" w:eastAsia="Times New Roman" w:cs="Times New Roman"/>
-          <w:b/>
-          <w:bCs/>
-        </w:rPr>
-        <w:t xml:space="preserve"> </w:t>
-      </w:r>
-      <w:r>
-        <w:rPr>
-          <w:rFonts w:hint="eastAsia" w:ascii="Times New Roman" w:hAnsi="Times New Roman" w:eastAsia="Times New Roman" w:cs="Times New Roman"/>
-          <w:b/>
-          <w:bCs/>
-        </w:rPr>
-        <w:t xml:space="preserve">4-1（2</w:t>
-      </w:r>
-      <w:r>
-        <w:rPr>
-          <w:rFonts w:ascii="Times New Roman" w:hAnsi="Times New Roman" w:eastAsia="Times New Roman" w:cs="Times New Roman"/>
-          <w:b/>
-          <w:bCs/>
-        </w:rPr>
-        <w:t xml:space="preserve"> </w:t>
-      </w:r>
-      <w:r>
-        <w:rPr>
-          <w:rFonts w:hint="eastAsia" w:ascii="Times New Roman" w:hAnsi="Times New Roman" w:eastAsia="FangSong" w:cs="Times New Roman"/>
-          <w:b/>
-          <w:bCs/>
+        <w:t xml:space="preserve">(1)</w:t>
+      </w:r>
+      <w:r>
+        <w:rPr>
+          <w:rFonts w:hint="eastAsia" w:ascii="Times New Roman" w:hAnsi="Times New Roman" w:eastAsia="Times New Roman" w:cs="Times New Roman"/>
+        </w:rPr>
+        <w:t xml:space="preserve">（2</w:t>
+      </w:r>
+      <w:r>
+        <w:rPr>
+          <w:rFonts w:ascii="Times New Roman" w:hAnsi="Times New Roman" w:eastAsia="Times New Roman" w:cs="Times New Roman"/>
+        </w:rPr>
+        <w:t xml:space="preserve"> </w:t>
+      </w:r>
+      <w:r>
+        <w:rPr>
+          <w:rFonts w:hint="eastAsia" w:ascii="Times New Roman" w:hAnsi="Times New Roman" w:eastAsia="FangSong" w:cs="Times New Roman"/>
         </w:rPr>
         <w:t>分</w:t>
       </w:r>
       <w:r>
         <w:rPr>
           <w:rFonts w:hint="eastAsia" w:ascii="Times New Roman" w:hAnsi="Times New Roman" w:eastAsia="Times New Roman" w:cs="Times New Roman"/>
-          <w:b/>
-          <w:bCs/>
         </w:rPr>
         <w:t>）</w:t>
       </w:r>
@@ -5300,49 +5284,33 @@
       </w:pPr>
       <w:r>
         <w:rPr>
-          <w:rFonts w:hint="eastAsia" w:ascii="Times New Roman" w:hAnsi="Times New Roman" w:eastAsia="FangSong" w:cs="Times New Roman"/>
+          <w:rFonts w:ascii="Times New Roman" w:hAnsi="Times New Roman" w:eastAsia="Times New Roman" w:cs="Times New Roman"/>
           <w:b/>
           <w:bCs/>
         </w:rPr>
-        <w:t xml:space="preserve">小问</w:t>
-      </w:r>
-      <w:r>
-        <w:rPr>
-          <w:rFonts w:ascii="Times New Roman" w:hAnsi="Times New Roman" w:eastAsia="Times New Roman" w:cs="Times New Roman"/>
-          <w:b/>
-          <w:bCs/>
-        </w:rPr>
-        <w:t xml:space="preserve"> </w:t>
-      </w:r>
-      <w:r>
-        <w:rPr>
-          <w:rFonts w:hint="eastAsia" w:ascii="Times New Roman" w:hAnsi="Times New Roman" w:eastAsia="Times New Roman" w:cs="Times New Roman"/>
-          <w:b/>
-          <w:bCs/>
-        </w:rPr>
-        <w:t xml:space="preserve">4-2（2</w:t>
-      </w:r>
-      <w:r>
-        <w:rPr>
-          <w:rFonts w:ascii="Times New Roman" w:hAnsi="Times New Roman" w:eastAsia="Times New Roman" w:cs="Times New Roman"/>
-          <w:b/>
-          <w:bCs/>
-        </w:rPr>
-        <w:t xml:space="preserve"> </w:t>
-      </w:r>
-      <w:r>
-        <w:rPr>
-          <w:rFonts w:hint="eastAsia" w:ascii="Times New Roman" w:hAnsi="Times New Roman" w:eastAsia="FangSong" w:cs="Times New Roman"/>
-          <w:b/>
-          <w:bCs/>
+        <w:t xml:space="preserve">(2)</w:t>
+      </w:r>
+      <w:r>
+        <w:rPr>
+          <w:rFonts w:hint="eastAsia" w:ascii="Times New Roman" w:hAnsi="Times New Roman" w:eastAsia="Times New Roman" w:cs="Times New Roman"/>
+        </w:rPr>
+        <w:t xml:space="preserve">（2</w:t>
+      </w:r>
+      <w:r>
+        <w:rPr>
+          <w:rFonts w:ascii="Times New Roman" w:hAnsi="Times New Roman" w:eastAsia="Times New Roman" w:cs="Times New Roman"/>
+        </w:rPr>
+        <w:t xml:space="preserve"> </w:t>
+      </w:r>
+      <w:r>
+        <w:rPr>
+          <w:rFonts w:hint="eastAsia" w:ascii="Times New Roman" w:hAnsi="Times New Roman" w:eastAsia="FangSong" w:cs="Times New Roman"/>
         </w:rPr>
         <w:t>分</w:t>
       </w:r>
       <w:r>
         <w:rPr>
           <w:rFonts w:hint="eastAsia" w:ascii="Times New Roman" w:hAnsi="Times New Roman" w:eastAsia="Times New Roman" w:cs="Times New Roman"/>
-          <w:b/>
-          <w:bCs/>
         </w:rPr>
         <w:t>）</w:t>
       </w:r>
@@ -5476,49 +5444,33 @@
       </w:pPr>
       <w:r>
         <w:rPr>
-          <w:rFonts w:hint="eastAsia" w:ascii="Times New Roman" w:hAnsi="Times New Roman" w:eastAsia="FangSong" w:cs="Times New Roman"/>
+          <w:rFonts w:ascii="Times New Roman" w:hAnsi="Times New Roman" w:eastAsia="Times New Roman" w:cs="Times New Roman"/>
           <w:b/>
           <w:bCs/>
         </w:rPr>
-        <w:t xml:space="preserve">小问</w:t>
-      </w:r>
-      <w:r>
-        <w:rPr>
-          <w:rFonts w:ascii="Times New Roman" w:hAnsi="Times New Roman" w:eastAsia="Times New Roman" w:cs="Times New Roman"/>
-          <w:b/>
-          <w:bCs/>
-        </w:rPr>
-        <w:t xml:space="preserve"> </w:t>
-      </w:r>
-      <w:r>
-        <w:rPr>
-          <w:rFonts w:hint="eastAsia" w:ascii="Times New Roman" w:hAnsi="Times New Roman" w:eastAsia="Times New Roman" w:cs="Times New Roman"/>
-          <w:b/>
-          <w:bCs/>
-        </w:rPr>
-        <w:t xml:space="preserve">4-3（2</w:t>
-      </w:r>
-      <w:r>
-        <w:rPr>
-          <w:rFonts w:ascii="Times New Roman" w:hAnsi="Times New Roman" w:eastAsia="Times New Roman" w:cs="Times New Roman"/>
-          <w:b/>
-          <w:bCs/>
-        </w:rPr>
-        <w:t xml:space="preserve"> </w:t>
-      </w:r>
-      <w:r>
-        <w:rPr>
-          <w:rFonts w:hint="eastAsia" w:ascii="Times New Roman" w:hAnsi="Times New Roman" w:eastAsia="FangSong" w:cs="Times New Roman"/>
-          <w:b/>
-          <w:bCs/>
+        <w:t xml:space="preserve">(3)</w:t>
+      </w:r>
+      <w:r>
+        <w:rPr>
+          <w:rFonts w:hint="eastAsia" w:ascii="Times New Roman" w:hAnsi="Times New Roman" w:eastAsia="Times New Roman" w:cs="Times New Roman"/>
+        </w:rPr>
+        <w:t xml:space="preserve">（2</w:t>
+      </w:r>
+      <w:r>
+        <w:rPr>
+          <w:rFonts w:ascii="Times New Roman" w:hAnsi="Times New Roman" w:eastAsia="Times New Roman" w:cs="Times New Roman"/>
+        </w:rPr>
+        <w:t xml:space="preserve"> </w:t>
+      </w:r>
+      <w:r>
+        <w:rPr>
+          <w:rFonts w:hint="eastAsia" w:ascii="Times New Roman" w:hAnsi="Times New Roman" w:eastAsia="FangSong" w:cs="Times New Roman"/>
         </w:rPr>
         <w:t>分</w:t>
       </w:r>
       <w:r>
         <w:rPr>
           <w:rFonts w:hint="eastAsia" w:ascii="Times New Roman" w:hAnsi="Times New Roman" w:eastAsia="Times New Roman" w:cs="Times New Roman"/>
-          <w:b/>
-          <w:bCs/>
         </w:rPr>
         <w:t>）</w:t>
       </w:r>

--- a/00-首页/题组Word/第一轮·综合套卷/第一轮综合卷05（学生版-打印版）.docx
+++ b/00-首页/题组Word/第一轮·综合套卷/第一轮综合卷05（学生版-打印版）.docx
@@ -656,72 +656,6 @@
           <w:rFonts w:hint="eastAsia" w:ascii="Times New Roman" w:hAnsi="Times New Roman" w:eastAsia="FangSong" w:cs="Times New Roman"/>
         </w:rPr>
         <w:t xml:space="preserve">原子化能等于各键键能总和</w:t>
-      </w:r>
-    </w:p>
-    <w:p>
-      <w:pPr>
-        <w:pStyle w:val="BodyText"/>
-        <w:ind w:firstLine="420"/>
-      </w:pPr>
-      <w:r>
-        <w:rPr>
-          <w:rFonts w:ascii="Times New Roman" w:hAnsi="Times New Roman" w:eastAsia="Times New Roman" w:cs="Times New Roman"/>
-        </w:rPr>
-        <w:t xml:space="preserve">D. </w:t>
-      </w:r>
-      <w:r>
-        <w:rPr>
-          <w:rFonts w:hint="eastAsia" w:ascii="Times New Roman" w:hAnsi="Times New Roman" w:eastAsia="FangSong" w:cs="Times New Roman"/>
-        </w:rPr>
-        <w:t>键级</w:t>
-      </w:r>
-      <w:r>
-        <w:rPr>
-          <w:rFonts w:hint="eastAsia" w:ascii="Times New Roman" w:hAnsi="Times New Roman" w:eastAsia="Times New Roman" w:cs="Times New Roman"/>
-        </w:rPr>
-        <w:t>、</w:t>
-      </w:r>
-      <w:r>
-        <w:rPr>
-          <w:rFonts w:hint="eastAsia" w:ascii="Times New Roman" w:hAnsi="Times New Roman" w:eastAsia="FangSong" w:cs="Times New Roman"/>
-        </w:rPr>
-        <w:t>键能和键离解能都可作为衡量化学键牢固程度的物理量</w:t>
-      </w:r>
-      <w:r>
-        <w:rPr>
-          <w:rFonts w:hint="eastAsia" w:ascii="Times New Roman" w:hAnsi="Times New Roman" w:eastAsia="Times New Roman" w:cs="Times New Roman"/>
-        </w:rPr>
-        <w:t>,</w:t>
-      </w:r>
-      <w:r>
-        <w:rPr>
-          <w:rFonts w:ascii="Times New Roman" w:hAnsi="Times New Roman" w:eastAsia="Times New Roman" w:cs="Times New Roman"/>
-        </w:rPr>
-        <w:t xml:space="preserve"> </w:t>
-      </w:r>
-      <w:r>
-        <w:rPr>
-          <w:rFonts w:hint="eastAsia" w:ascii="Times New Roman" w:hAnsi="Times New Roman" w:eastAsia="FangSong" w:cs="Times New Roman"/>
-        </w:rPr>
-        <w:t>其数值愈大</w:t>
-      </w:r>
-      <w:r>
-        <w:rPr>
-          <w:rFonts w:hint="eastAsia" w:ascii="Times New Roman" w:hAnsi="Times New Roman" w:eastAsia="Times New Roman" w:cs="Times New Roman"/>
-        </w:rPr>
-        <w:t>,</w:t>
-      </w:r>
-      <w:r>
-        <w:rPr>
-          <w:rFonts w:ascii="Times New Roman" w:hAnsi="Times New Roman" w:eastAsia="Times New Roman" w:cs="Times New Roman"/>
-        </w:rPr>
-        <w:t xml:space="preserve"> </w:t>
-      </w:r>
-      <w:r>
-        <w:rPr>
-          <w:rFonts w:hint="eastAsia" w:ascii="Times New Roman" w:hAnsi="Times New Roman" w:eastAsia="FangSong" w:cs="Times New Roman"/>
-        </w:rPr>
-        <w:t xml:space="preserve">表示</w:t>
       </w:r>
     </w:p>
     <w:p>
